--- a/documentation/project/CanSat-2026-Final-Report.docx
+++ b/documentation/project/CanSat-2026-Final-Report.docx
@@ -56,7 +56,7 @@
           <w:szCs w:val="18"/>
           <w:shd w:fill="F4F6F8" w:val="clear"/>
         </w:rPr>
-        <w:t xml:space="preserve">github.com/KunjSorathiya/CanSat-2026</w:t>
+        <w:t xml:space="preserve">github.com/KunjSorathiya/CanSat-Team-Singularity</w:t>
       </w:r>
     </w:p>
     <w:p>

--- a/documentation/project/CanSat-2026-Final-Report.docx
+++ b/documentation/project/CanSat-2026-Final-Report.docx
@@ -32,7 +32,7 @@
           <w:b/>
           <w:bCs/>
         </w:rPr>
-        <w:t xml:space="preserve">Report date: 12 September 2026</w:t>
+        <w:t xml:space="preserve">Report date: 12 September 2026 · revised at submission, 14 September 2026</w:t>
       </w:r>
     </w:p>
     <w:p>
@@ -151,7 +151,14 @@
           <w:i/>
           <w:iCs/>
         </w:rPr>
-        <w:t xml:space="preserve">Nothing in this project has flown.</w:t>
+        <w:t xml:space="preserve">The CanSat and this report were submitted on 14 September 2026. Nothing in this project has flown yet</w:t>
+      </w:r>
+      <w:r>
+        <w:rPr>
+          <w:i/>
+          <w:iCs/>
+        </w:rPr>
+        <w:t xml:space="preserve"> — the launch is still ahead, so this report has no results section, and says so rather than implying one.</w:t>
       </w:r>
     </w:p>
     <w:p>
@@ -498,7 +505,7 @@
         <w:spacing w:after="140" w:before="60" w:line="276"/>
       </w:pPr>
       <w:r>
-        <w:t xml:space="preserve">The CanSat is a can-sized satellite that is lifted to 100 ft by a drone, released, deploys a parachute, descends at no more than 5 m/s, protects an egg chamber through landing, and streams telemetry continuously from power-on through recovery.</w:t>
+        <w:t xml:space="preserve">The CanSat is a can-sized satellite that is lifted to 100 ft by a drone, released, deploys a parachute, descends at no more than 5 m/s, carries an egg chamber through landing, and streams telemetry continuously from power-on through recovery.</w:t>
       </w:r>
     </w:p>
     <w:p>
@@ -510,7 +517,7 @@
           <w:b/>
           <w:bCs/>
         </w:rPr>
-        <w:t xml:space="preserve">Where the project stands on 12 September 2026:</w:t>
+        <w:t xml:space="preserve">Where the project stands at submission, 14 September 2026:</w:t>
       </w:r>
     </w:p>
     <w:tbl>
@@ -614,7 +621,7 @@
                 <w:sz w:val="17"/>
                 <w:szCs w:val="17"/>
               </w:rPr>
-              <w:t xml:space="preserve">Software</w:t>
+              <w:t xml:space="preserve">Submission</w:t>
             </w:r>
           </w:p>
         </w:tc>
@@ -633,13 +640,6 @@
               <w:spacing w:after="0" w:before="0"/>
               <w:jc w:val="left"/>
             </w:pPr>
-            <w:r>
-              <w:rPr>
-                <w:sz w:val="17"/>
-                <w:szCs w:val="17"/>
-              </w:rPr>
-              <w:t xml:space="preserve">Complete and passing </w:t>
-            </w:r>
             <w:r>
               <w:rPr>
                 <w:b/>
@@ -647,14 +647,23 @@
                 <w:sz w:val="17"/>
                 <w:szCs w:val="17"/>
               </w:rPr>
-              <w:t xml:space="preserve">6088 automated checks</w:t>
-            </w:r>
-            <w:r>
-              <w:rPr>
-                <w:sz w:val="17"/>
-                <w:szCs w:val="17"/>
-              </w:rPr>
-              <w:t xml:space="preserve"> on the host — flight core, telemetry protocol, ground station, web console, simulations and documentation claims</w:t>
+              <w:t xml:space="preserve">The CanSat and this report were submitted</w:t>
+            </w:r>
+            <w:r>
+              <w:rPr>
+                <w:sz w:val="17"/>
+                <w:szCs w:val="17"/>
+              </w:rPr>
+              <w:t xml:space="preserve"> (reported by the team, 2026-09-14). </w:t>
+            </w:r>
+            <w:r>
+              <w:rPr>
+                <w:b/>
+                <w:bCs/>
+                <w:sz w:val="17"/>
+                <w:szCs w:val="17"/>
+              </w:rPr>
+              <w:t xml:space="preserve">The launch has not happened</w:t>
             </w:r>
           </w:p>
         </w:tc>
@@ -685,7 +694,7 @@
                 <w:sz w:val="17"/>
                 <w:szCs w:val="17"/>
               </w:rPr>
-              <w:t xml:space="preserve">Firmware drivers</w:t>
+              <w:t xml:space="preserve">Software</w:t>
             </w:r>
           </w:p>
         </w:tc>
@@ -709,7 +718,23 @@
                 <w:sz w:val="17"/>
                 <w:szCs w:val="17"/>
               </w:rPr>
-              <w:t xml:space="preserve">Every driver has run on real silicon: IMU, barometer, GPS, radio and microSD. The flight image itself has been flashed and run</w:t>
+              <w:t xml:space="preserve">Complete and passing </w:t>
+            </w:r>
+            <w:r>
+              <w:rPr>
+                <w:b/>
+                <w:bCs/>
+                <w:sz w:val="17"/>
+                <w:szCs w:val="17"/>
+              </w:rPr>
+              <w:t xml:space="preserve">6091 automated checks</w:t>
+            </w:r>
+            <w:r>
+              <w:rPr>
+                <w:sz w:val="17"/>
+                <w:szCs w:val="17"/>
+              </w:rPr>
+              <w:t xml:space="preserve"> on the host — flight core, telemetry protocol, ground station, web console, simulations and documentation claims</w:t>
             </w:r>
           </w:p>
         </w:tc>
@@ -740,7 +765,7 @@
                 <w:sz w:val="17"/>
                 <w:szCs w:val="17"/>
               </w:rPr>
-              <w:t xml:space="preserve">Electronics</w:t>
+              <w:t xml:space="preserve">Firmware drivers</w:t>
             </w:r>
           </w:p>
         </w:tc>
@@ -764,23 +789,7 @@
                 <w:sz w:val="17"/>
                 <w:szCs w:val="17"/>
               </w:rPr>
-              <w:t xml:space="preserve">The vehicle board is built and </w:t>
-            </w:r>
-            <w:r>
-              <w:rPr>
-                <w:b/>
-                <w:bCs/>
-                <w:sz w:val="17"/>
-                <w:szCs w:val="17"/>
-              </w:rPr>
-              <w:t xml:space="preserve">every device on it works</w:t>
-            </w:r>
-            <w:r>
-              <w:rPr>
-                <w:sz w:val="17"/>
-                <w:szCs w:val="17"/>
-              </w:rPr>
-              <w:t xml:space="preserve">. The radio link has closed end to end. Missing: the ON/OFF switch, the power LED and a Schottky diode</w:t>
+              <w:t xml:space="preserve">Every driver has run on real silicon: IMU, barometer, GPS, radio and microSD. The sealed flight image has been flashed and run</w:t>
             </w:r>
           </w:p>
         </w:tc>
@@ -811,7 +820,7 @@
                 <w:sz w:val="17"/>
                 <w:szCs w:val="17"/>
               </w:rPr>
-              <w:t xml:space="preserve">Structure</w:t>
+              <w:t xml:space="preserve">Electronics</w:t>
             </w:r>
           </w:p>
         </w:tc>
@@ -830,6 +839,13 @@
               <w:spacing w:after="0" w:before="0"/>
               <w:jc w:val="left"/>
             </w:pPr>
+            <w:r>
+              <w:rPr>
+                <w:sz w:val="17"/>
+                <w:szCs w:val="17"/>
+              </w:rPr>
+              <w:t xml:space="preserve">Built, and </w:t>
+            </w:r>
             <w:r>
               <w:rPr>
                 <w:b/>
@@ -837,14 +853,23 @@
                 <w:sz w:val="17"/>
                 <w:szCs w:val="17"/>
               </w:rPr>
-              <w:t xml:space="preserve">Printed in white PETG, assembled, and weighed at 280 g</w:t>
-            </w:r>
-            <w:r>
-              <w:rPr>
-                <w:sz w:val="17"/>
-                <w:szCs w:val="17"/>
-              </w:rPr>
-              <w:t xml:space="preserve"> — the first mechanical measurement this project has had</w:t>
+              <w:t xml:space="preserve">every device on it works</w:t>
+            </w:r>
+            <w:r>
+              <w:rPr>
+                <w:sz w:val="17"/>
+                <w:szCs w:val="17"/>
+              </w:rPr>
+              <w:t xml:space="preserve">. The radio link has closed end to end. </w:t>
+            </w:r>
+            <w:r>
+              <w:rPr>
+                <w:b/>
+                <w:bCs/>
+                <w:sz w:val="17"/>
+                <w:szCs w:val="17"/>
+              </w:rPr>
+              <w:t xml:space="preserve">Switch, power LED and battery divider fitted; the Schottky diode never was</w:t>
             </w:r>
           </w:p>
         </w:tc>
@@ -875,7 +900,7 @@
                 <w:sz w:val="17"/>
                 <w:szCs w:val="17"/>
               </w:rPr>
-              <w:t xml:space="preserve">Recovery</w:t>
+              <w:t xml:space="preserve">Structure</w:t>
             </w:r>
           </w:p>
         </w:tc>
@@ -894,13 +919,6 @@
               <w:spacing w:after="0" w:before="0"/>
               <w:jc w:val="left"/>
             </w:pPr>
-            <w:r>
-              <w:rPr>
-                <w:sz w:val="17"/>
-                <w:szCs w:val="17"/>
-              </w:rPr>
-              <w:t xml:space="preserve">The canopy is </w:t>
-            </w:r>
             <w:r>
               <w:rPr>
                 <w:b/>
@@ -908,14 +926,30 @@
                 <w:sz w:val="17"/>
                 <w:szCs w:val="17"/>
               </w:rPr>
-              <w:t xml:space="preserve">sized at 80.0 cm</w:t>
-            </w:r>
-            <w:r>
-              <w:rPr>
-                <w:sz w:val="17"/>
-                <w:szCs w:val="17"/>
-              </w:rPr>
-              <w:t xml:space="preserve"> and not sewn. Nothing has been dropped</w:t>
+              <w:t xml:space="preserve">Printed in white PETG and assembled</w:t>
+            </w:r>
+            <w:r>
+              <w:rPr>
+                <w:sz w:val="17"/>
+                <w:szCs w:val="17"/>
+              </w:rPr>
+              <w:t xml:space="preserve">, egg chamber fitted, </w:t>
+            </w:r>
+            <w:r>
+              <w:rPr>
+                <w:b/>
+                <w:bCs/>
+                <w:sz w:val="17"/>
+                <w:szCs w:val="17"/>
+              </w:rPr>
+              <w:t xml:space="preserve">ballasted into the 450–550 g band</w:t>
+            </w:r>
+            <w:r>
+              <w:rPr>
+                <w:sz w:val="17"/>
+                <w:szCs w:val="17"/>
+              </w:rPr>
+              <w:t xml:space="preserve"> (reported by the team, 2026-09-14)</w:t>
             </w:r>
           </w:p>
         </w:tc>
@@ -946,7 +980,7 @@
                 <w:sz w:val="17"/>
                 <w:szCs w:val="17"/>
               </w:rPr>
-              <w:t xml:space="preserve">Flight</w:t>
+              <w:t xml:space="preserve">Recovery</w:t>
             </w:r>
           </w:p>
         </w:tc>
@@ -972,6 +1006,79 @@
                 <w:sz w:val="17"/>
                 <w:szCs w:val="17"/>
               </w:rPr>
+              <w:t xml:space="preserve">80 cm canopy sewn and fitted</w:t>
+            </w:r>
+            <w:r>
+              <w:rPr>
+                <w:sz w:val="17"/>
+                <w:szCs w:val="17"/>
+              </w:rPr>
+              <w:t xml:space="preserve"> (reported by the team, 2026-09-14). </w:t>
+            </w:r>
+            <w:r>
+              <w:rPr>
+                <w:b/>
+                <w:bCs/>
+                <w:sz w:val="17"/>
+                <w:szCs w:val="17"/>
+              </w:rPr>
+              <w:t xml:space="preserve">Never dropped, never deployed</w:t>
+            </w:r>
+          </w:p>
+        </w:tc>
+      </w:tr>
+      <w:tr>
+        <w:trPr>
+          <w:tblHeader w:val="false"/>
+        </w:trPr>
+        <w:tc>
+          <w:tcPr>
+            <w:tcW w:type="dxa" w:w="1471"/>
+            <w:tcMar>
+              <w:top w:type="dxa" w:w="60"/>
+              <w:left w:type="dxa" w:w="90"/>
+              <w:bottom w:type="dxa" w:w="60"/>
+              <w:right w:type="dxa" w:w="90"/>
+            </w:tcMar>
+          </w:tcPr>
+          <w:p>
+            <w:pPr>
+              <w:spacing w:after="0" w:before="0"/>
+              <w:jc w:val="left"/>
+            </w:pPr>
+            <w:r>
+              <w:rPr>
+                <w:b/>
+                <w:bCs/>
+                <w:sz w:val="17"/>
+                <w:szCs w:val="17"/>
+              </w:rPr>
+              <w:t xml:space="preserve">Flight</w:t>
+            </w:r>
+          </w:p>
+        </w:tc>
+        <w:tc>
+          <w:tcPr>
+            <w:tcW w:type="dxa" w:w="8275"/>
+            <w:tcMar>
+              <w:top w:type="dxa" w:w="60"/>
+              <w:left w:type="dxa" w:w="90"/>
+              <w:bottom w:type="dxa" w:w="60"/>
+              <w:right w:type="dxa" w:w="90"/>
+            </w:tcMar>
+          </w:tcPr>
+          <w:p>
+            <w:pPr>
+              <w:spacing w:after="0" w:before="0"/>
+              <w:jc w:val="left"/>
+            </w:pPr>
+            <w:r>
+              <w:rPr>
+                <w:b/>
+                <w:bCs/>
+                <w:sz w:val="17"/>
+                <w:szCs w:val="17"/>
+              </w:rPr>
               <w:t xml:space="preserve">Nothing has flown.</w:t>
             </w:r>
             <w:r>
@@ -979,7 +1086,7 @@
                 <w:sz w:val="17"/>
                 <w:szCs w:val="17"/>
               </w:rPr>
-              <w:t xml:space="preserve"> No range test under a canopy, no descent-rate measurement, and the vehicle has never run on its own battery</w:t>
+              <w:t xml:space="preserve"> The launch will be the first descent, the first deployment and the first measured descent rate</w:t>
             </w:r>
           </w:p>
         </w:tc>
@@ -1015,9 +1122,9 @@
         </w:tblBorders>
       </w:tblPr>
       <w:tblGrid>
-        <w:gridCol w:w="2149"/>
-        <w:gridCol w:w="2938"/>
-        <w:gridCol w:w="4659"/>
+        <w:gridCol w:w="1756"/>
+        <w:gridCol w:w="2889"/>
+        <w:gridCol w:w="5101"/>
       </w:tblGrid>
       <w:tr>
         <w:trPr>
@@ -1025,7 +1132,7 @@
         </w:trPr>
         <w:tc>
           <w:tcPr>
-            <w:tcW w:type="dxa" w:w="2149"/>
+            <w:tcW w:type="dxa" w:w="1756"/>
             <w:tcMar>
               <w:top w:type="dxa" w:w="60"/>
               <w:left w:type="dxa" w:w="90"/>
@@ -1045,13 +1152,13 @@
                 <w:sz w:val="17"/>
                 <w:szCs w:val="17"/>
               </w:rPr>
-              <w:t xml:space="preserve">Assembled mass, no parachute</w:t>
-            </w:r>
-          </w:p>
-        </w:tc>
-        <w:tc>
-          <w:tcPr>
-            <w:tcW w:type="dxa" w:w="2938"/>
+              <w:t xml:space="preserve">Mass</w:t>
+            </w:r>
+          </w:p>
+        </w:tc>
+        <w:tc>
+          <w:tcPr>
+            <w:tcW w:type="dxa" w:w="2889"/>
             <w:tcMar>
               <w:top w:type="dxa" w:w="60"/>
               <w:left w:type="dxa" w:w="90"/>
@@ -1071,31 +1178,31 @@
                 <w:sz w:val="17"/>
                 <w:szCs w:val="17"/>
               </w:rPr>
-              <w:t xml:space="preserve">280 g</w:t>
-            </w:r>
-          </w:p>
-        </w:tc>
-        <w:tc>
-          <w:tcPr>
-            <w:tcW w:type="dxa" w:w="4659"/>
-            <w:tcMar>
-              <w:top w:type="dxa" w:w="60"/>
-              <w:left w:type="dxa" w:w="90"/>
-              <w:bottom w:type="dxa" w:w="60"/>
-              <w:right w:type="dxa" w:w="90"/>
-            </w:tcMar>
-          </w:tcPr>
-          <w:p>
-            <w:pPr>
-              <w:spacing w:after="0" w:before="0"/>
-              <w:jc w:val="left"/>
-            </w:pPr>
-            <w:r>
-              <w:rPr>
-                <w:sz w:val="17"/>
-                <w:szCs w:val="17"/>
-              </w:rPr>
-              <w:t xml:space="preserve">Weighed 2026-09-12. Against a 450–550 g band — </w:t>
+              <w:t xml:space="preserve">450–550 g band</w:t>
+            </w:r>
+          </w:p>
+        </w:tc>
+        <w:tc>
+          <w:tcPr>
+            <w:tcW w:type="dxa" w:w="5101"/>
+            <w:tcMar>
+              <w:top w:type="dxa" w:w="60"/>
+              <w:left w:type="dxa" w:w="90"/>
+              <w:bottom w:type="dxa" w:w="60"/>
+              <w:right w:type="dxa" w:w="90"/>
+            </w:tcMar>
+          </w:tcPr>
+          <w:p>
+            <w:pPr>
+              <w:spacing w:after="0" w:before="0"/>
+              <w:jc w:val="left"/>
+            </w:pPr>
+            <w:r>
+              <w:rPr>
+                <w:sz w:val="17"/>
+                <w:szCs w:val="17"/>
+              </w:rPr>
+              <w:t xml:space="preserve">Ballasted into it before submission (reported by the team, 2026-09-14). The last scale reading on record is </w:t>
             </w:r>
             <w:r>
               <w:rPr>
@@ -1104,7 +1211,14 @@
                 <w:sz w:val="17"/>
                 <w:szCs w:val="17"/>
               </w:rPr>
-              <w:t xml:space="preserve">105 to 135 g short</w:t>
+              <w:t xml:space="preserve">280 g</w:t>
+            </w:r>
+            <w:r>
+              <w:rPr>
+                <w:sz w:val="17"/>
+                <w:szCs w:val="17"/>
+              </w:rPr>
+              <w:t xml:space="preserve"> assembled without a parachute, 2026-09-12</w:t>
             </w:r>
           </w:p>
         </w:tc>
@@ -1115,7 +1229,7 @@
         </w:trPr>
         <w:tc>
           <w:tcPr>
-            <w:tcW w:type="dxa" w:w="2149"/>
+            <w:tcW w:type="dxa" w:w="1756"/>
             <w:tcMar>
               <w:top w:type="dxa" w:w="60"/>
               <w:left w:type="dxa" w:w="90"/>
@@ -1141,7 +1255,7 @@
         </w:tc>
         <w:tc>
           <w:tcPr>
-            <w:tcW w:type="dxa" w:w="2938"/>
+            <w:tcW w:type="dxa" w:w="2889"/>
             <w:tcMar>
               <w:top w:type="dxa" w:w="60"/>
               <w:left w:type="dxa" w:w="90"/>
@@ -1168,7 +1282,7 @@
                 <w:sz w:val="17"/>
                 <w:szCs w:val="17"/>
               </w:rPr>
-              <w:t xml:space="preserve">, rising to </w:t>
+              <w:t xml:space="preserve">, then </w:t>
             </w:r>
             <w:r>
               <w:rPr>
@@ -1184,13 +1298,13 @@
                 <w:sz w:val="17"/>
                 <w:szCs w:val="17"/>
               </w:rPr>
-              <w:t xml:space="preserve"> on command</w:t>
-            </w:r>
-          </w:p>
-        </w:tc>
-        <w:tc>
-          <w:tcPr>
-            <w:tcW w:type="dxa" w:w="4659"/>
+              <w:t xml:space="preserve"> for the flight</w:t>
+            </w:r>
+          </w:p>
+        </w:tc>
+        <w:tc>
+          <w:tcPr>
+            <w:tcW w:type="dxa" w:w="5101"/>
             <w:tcMar>
               <w:top w:type="dxa" w:w="60"/>
               <w:left w:type="dxa" w:w="90"/>
@@ -1219,7 +1333,7 @@
         </w:trPr>
         <w:tc>
           <w:tcPr>
-            <w:tcW w:type="dxa" w:w="2149"/>
+            <w:tcW w:type="dxa" w:w="1756"/>
             <w:tcMar>
               <w:top w:type="dxa" w:w="60"/>
               <w:left w:type="dxa" w:w="90"/>
@@ -1239,13 +1353,13 @@
                 <w:sz w:val="17"/>
                 <w:szCs w:val="17"/>
               </w:rPr>
-              <w:t xml:space="preserve">Descent under the sized canopy</w:t>
-            </w:r>
-          </w:p>
-        </w:tc>
-        <w:tc>
-          <w:tcPr>
-            <w:tcW w:type="dxa" w:w="2938"/>
+              <w:t xml:space="preserve">Descent under the fitted canopy</w:t>
+            </w:r>
+          </w:p>
+        </w:tc>
+        <w:tc>
+          <w:tcPr>
+            <w:tcW w:type="dxa" w:w="2889"/>
             <w:tcMar>
               <w:top w:type="dxa" w:w="60"/>
               <w:left w:type="dxa" w:w="90"/>
@@ -1265,38 +1379,38 @@
                 <w:sz w:val="17"/>
                 <w:szCs w:val="17"/>
               </w:rPr>
-              <w:t xml:space="preserve">3.66 m/s over 8.59 s</w:t>
-            </w:r>
-            <w:r>
-              <w:rPr>
-                <w:sz w:val="17"/>
-                <w:szCs w:val="17"/>
-              </w:rPr>
-              <w:t xml:space="preserve"> at the as-built mass</w:t>
-            </w:r>
-          </w:p>
-        </w:tc>
-        <w:tc>
-          <w:tcPr>
-            <w:tcW w:type="dxa" w:w="4659"/>
-            <w:tcMar>
-              <w:top w:type="dxa" w:w="60"/>
-              <w:left w:type="dxa" w:w="90"/>
-              <w:bottom w:type="dxa" w:w="60"/>
-              <w:right w:type="dxa" w:w="90"/>
-            </w:tcMar>
-          </w:tcPr>
-          <w:p>
-            <w:pPr>
-              <w:spacing w:after="0" w:before="0"/>
-              <w:jc w:val="left"/>
-            </w:pPr>
-            <w:r>
-              <w:rPr>
-                <w:sz w:val="17"/>
-                <w:szCs w:val="17"/>
-              </w:rPr>
-              <w:t xml:space="preserve">Modelled. The cap is 5 m/s; nothing has been dropped</w:t>
+              <w:t xml:space="preserve">4.37–5.00 m/s over 6.45–7.28 s</w:t>
+            </w:r>
+            <w:r>
+              <w:rPr>
+                <w:sz w:val="17"/>
+                <w:szCs w:val="17"/>
+              </w:rPr>
+              <w:t xml:space="preserve"> across the mass band</w:t>
+            </w:r>
+          </w:p>
+        </w:tc>
+        <w:tc>
+          <w:tcPr>
+            <w:tcW w:type="dxa" w:w="5101"/>
+            <w:tcMar>
+              <w:top w:type="dxa" w:w="60"/>
+              <w:left w:type="dxa" w:w="90"/>
+              <w:bottom w:type="dxa" w:w="60"/>
+              <w:right w:type="dxa" w:w="90"/>
+            </w:tcMar>
+          </w:tcPr>
+          <w:p>
+            <w:pPr>
+              <w:spacing w:after="0" w:before="0"/>
+              <w:jc w:val="left"/>
+            </w:pPr>
+            <w:r>
+              <w:rPr>
+                <w:sz w:val="17"/>
+                <w:szCs w:val="17"/>
+              </w:rPr>
+              <w:t xml:space="preserve">Modelled. The cap is 5 m/s; no drop test was made</w:t>
             </w:r>
           </w:p>
         </w:tc>
@@ -1316,7 +1430,7 @@
         <w:spacing w:after="120" w:before="240"/>
       </w:pPr>
       <w:r>
-        <w:t xml:space="preserve">What changed most recently, and why it matters</w:t>
+        <w:t xml:space="preserve">What changed at submission, and why it matters</w:t>
       </w:r>
     </w:p>
     <w:p>
@@ -1324,17 +1438,37 @@
         <w:spacing w:after="140" w:before="60" w:line="276"/>
       </w:pPr>
       <w:r>
-        <w:t xml:space="preserve">The structure came back from the printer on 12 September and the vehicle became a physical object. </w:t>
+        <w:t xml:space="preserve">Three days before submission the vehicle was printed, assembled and weighed at </w:t>
       </w:r>
       <w:r>
         <w:rPr>
           <w:b/>
           <w:bCs/>
         </w:rPr>
-        <w:t xml:space="preserve">The print came in at ≈ 128.7 g against a 193 g solid-volume upper bound — 33 % under</w:t>
-      </w:r>
-      <w:r>
-        <w:t xml:space="preserve"> — and it carried the egg chamber, which the estimate did not include at all.</w:t>
+        <w:t xml:space="preserve">280 g without a parachute</w:t>
+      </w:r>
+      <w:r>
+        <w:t xml:space="preserve"> — and that inverted the project's largest open risk. The print came in at </w:t>
+      </w:r>
+      <w:r>
+        <w:rPr>
+          <w:b/>
+          <w:bCs/>
+        </w:rPr>
+        <w:t xml:space="preserve">≈ 128.7 g against a 193 g solid-volume upper bound, 33 % under</w:t>
+      </w:r>
+      <w:r>
+        <w:t xml:space="preserve">, so the finished vehicle would have been </w:t>
+      </w:r>
+      <w:r>
+        <w:rPr>
+          <w:b/>
+          <w:bCs/>
+        </w:rPr>
+        <w:t xml:space="preserve">105–135 g below the 450 g edge</w:t>
+      </w:r>
+      <w:r>
+        <w:t xml:space="preserve"> of the rulebook's mass band.</w:t>
       </w:r>
     </w:p>
     <w:p>
@@ -1342,69 +1476,62 @@
         <w:spacing w:after="140" w:before="60" w:line="276"/>
       </w:pPr>
       <w:r>
-        <w:t xml:space="preserve">That inverted the project's largest open risk and then roughly doubled it. Three days earlier the projection was 414–479 g and merely </w:t>
+        <w:t xml:space="preserve">Whether that edge binds was never answered: GEN-005 reads </w:t>
       </w:r>
       <w:r>
         <w:rPr>
           <w:i/>
           <w:iCs/>
         </w:rPr>
-        <w:t xml:space="preserve">straddled</w:t>
-      </w:r>
-      <w:r>
-        <w:t xml:space="preserve"> the 450 g floor. The measured article projects to </w:t>
+        <w:t xml:space="preserve">"500 g (±10%)"</w:t>
+      </w:r>
+      <w:r>
+        <w:t xml:space="preserve"> as a band, while GEN-006's disqualification names only </w:t>
+      </w:r>
+      <w:r>
+        <w:rPr>
+          <w:i/>
+          <w:iCs/>
+        </w:rPr>
+        <w:t xml:space="preserve">exceeding</w:t>
+      </w:r>
+      <w:r>
+        <w:t xml:space="preserve">. </w:t>
       </w:r>
       <w:r>
         <w:rPr>
           <w:b/>
           <w:bCs/>
         </w:rPr>
-        <w:t xml:space="preserve">315–345 g, entirely below it.</w:t>
-      </w:r>
-    </w:p>
-    <w:p>
-      <w:pPr>
-        <w:spacing w:after="140" w:before="60" w:line="276"/>
-      </w:pPr>
+        <w:t xml:space="preserve">The team made the question moot</w:t>
+      </w:r>
+      <w:r>
+        <w:t xml:space="preserve"> by ballasting into the band, which satisfies either reading. In the same days the </w:t>
+      </w:r>
       <w:r>
         <w:rPr>
           <w:b/>
           <w:bCs/>
         </w:rPr>
-        <w:t xml:space="preserve">Whether that is a problem is genuinely unresolved, and it is the single most consequential open question in the project.</w:t>
-      </w:r>
-      <w:r>
-        <w:t xml:space="preserve"> GEN-005 states </w:t>
-      </w:r>
-      <w:r>
-        <w:rPr>
-          <w:i/>
-          <w:iCs/>
-        </w:rPr>
-        <w:t xml:space="preserve">"500 g (±10%)"</w:t>
-      </w:r>
-      <w:r>
-        <w:t xml:space="preserve">, which reads as a band the vehicle must land inside. GEN-006's disqualification condition is worded one-sidedly, about </w:t>
-      </w:r>
-      <w:r>
-        <w:rPr>
-          <w:i/>
-          <w:iCs/>
-        </w:rPr>
-        <w:t xml:space="preserve">exceeding</w:t>
-      </w:r>
-      <w:r>
-        <w:t xml:space="preserve"> the limit. Under the first reading this vehicle needs 105–135 g added and the structure re-printed; under the second it is comfortably compliant and its lightness is an advantage. </w:t>
-      </w:r>
+        <w:t xml:space="preserve">80 cm canopy was sewn and fitted and the switch and power LED went in</w:t>
+      </w:r>
+      <w:r>
+        <w:t xml:space="preserve"> — the last mandatory items on the build.</w:t>
+      </w:r>
+    </w:p>
+    <w:p>
+      <w:pPr>
+        <w:spacing w:after="140" w:before="60" w:line="276"/>
+      </w:pPr>
       <w:r>
         <w:rPr>
           <w:b/>
           <w:bCs/>
         </w:rPr>
-        <w:t xml:space="preserve">The answer costs the organizers one sentence and decides days of work</w:t>
-      </w:r>
-      <w:r>
-        <w:t xml:space="preserve">, which is why it is question 1 of section 19 rather than buried in it.</w:t>
+        <w:t xml:space="preserve">What was never done is a drop test.</w:t>
+      </w:r>
+      <w:r>
+        <w:t xml:space="preserve"> The canopy has never opened and the structure has never absorbed an arrival, so the descent rate in this report is a model, and the launch is its first test.</w:t>
       </w:r>
     </w:p>
     <w:p>
@@ -2577,7 +2704,7 @@
           <w:i/>
           <w:iCs/>
         </w:rPr>
-        <w:t xml:space="preserve">Figure 1 — the mission from power-on to recovery, at the as-built mass under the sized canopy. The descent segment is the model's closed-form solution, not height ÷ rate.</w:t>
+        <w:t xml:space="preserve">Figure 1 — the flight after arming, for a 500 g vehicle under the fitted 80 cm canopy. The submitted mass is inside the band but not recorded, so 500 g stands in for it. The descent segment is the model's closed-form solution, not height ÷ rate.</w:t>
       </w:r>
     </w:p>
     <w:tbl>
@@ -2593,9 +2720,9 @@
         </w:tblBorders>
       </w:tblPr>
       <w:tblGrid>
-        <w:gridCol w:w="2977"/>
-        <w:gridCol w:w="3792"/>
-        <w:gridCol w:w="2977"/>
+        <w:gridCol w:w="2129"/>
+        <w:gridCol w:w="3033"/>
+        <w:gridCol w:w="4584"/>
       </w:tblGrid>
       <w:tr>
         <w:trPr>
@@ -2603,7 +2730,7 @@
         </w:trPr>
         <w:tc>
           <w:tcPr>
-            <w:tcW w:type="dxa" w:w="2977"/>
+            <w:tcW w:type="dxa" w:w="2129"/>
             <w:shd w:fill="ECEFF1" w:val="clear"/>
             <w:tcMar>
               <w:top w:type="dxa" w:w="60"/>
@@ -2630,7 +2757,7 @@
         </w:tc>
         <w:tc>
           <w:tcPr>
-            <w:tcW w:type="dxa" w:w="3792"/>
+            <w:tcW w:type="dxa" w:w="3033"/>
             <w:shd w:fill="ECEFF1" w:val="clear"/>
             <w:tcMar>
               <w:top w:type="dxa" w:w="60"/>
@@ -2657,7 +2784,7 @@
         </w:tc>
         <w:tc>
           <w:tcPr>
-            <w:tcW w:type="dxa" w:w="2977"/>
+            <w:tcW w:type="dxa" w:w="4584"/>
             <w:shd w:fill="ECEFF1" w:val="clear"/>
             <w:tcMar>
               <w:top w:type="dxa" w:w="60"/>
@@ -2689,7 +2816,7 @@
         </w:trPr>
         <w:tc>
           <w:tcPr>
-            <w:tcW w:type="dxa" w:w="2977"/>
+            <w:tcW w:type="dxa" w:w="2129"/>
             <w:tcMar>
               <w:top w:type="dxa" w:w="60"/>
               <w:left w:type="dxa" w:w="90"/>
@@ -2713,31 +2840,31 @@
         </w:tc>
         <w:tc>
           <w:tcPr>
-            <w:tcW w:type="dxa" w:w="3792"/>
-            <w:tcMar>
-              <w:top w:type="dxa" w:w="60"/>
-              <w:left w:type="dxa" w:w="90"/>
-              <w:bottom w:type="dxa" w:w="60"/>
-              <w:right w:type="dxa" w:w="90"/>
-            </w:tcMar>
-          </w:tcPr>
-          <w:p>
-            <w:pPr>
-              <w:spacing w:after="0" w:before="0"/>
-              <w:jc w:val="left"/>
-            </w:pPr>
-            <w:r>
-              <w:rPr>
-                <w:sz w:val="17"/>
-                <w:szCs w:val="17"/>
-              </w:rPr>
-              <w:t xml:space="preserve">Immediately at power-on</w:t>
-            </w:r>
-          </w:p>
-        </w:tc>
-        <w:tc>
-          <w:tcPr>
-            <w:tcW w:type="dxa" w:w="2977"/>
+            <w:tcW w:type="dxa" w:w="3033"/>
+            <w:tcMar>
+              <w:top w:type="dxa" w:w="60"/>
+              <w:left w:type="dxa" w:w="90"/>
+              <w:bottom w:type="dxa" w:w="60"/>
+              <w:right w:type="dxa" w:w="90"/>
+            </w:tcMar>
+          </w:tcPr>
+          <w:p>
+            <w:pPr>
+              <w:spacing w:after="0" w:before="0"/>
+              <w:jc w:val="left"/>
+            </w:pPr>
+            <w:r>
+              <w:rPr>
+                <w:sz w:val="17"/>
+                <w:szCs w:val="17"/>
+              </w:rPr>
+              <w:t xml:space="preserve">Immediately at power-on, at 1.43 Hz</w:t>
+            </w:r>
+          </w:p>
+        </w:tc>
+        <w:tc>
+          <w:tcPr>
+            <w:tcW w:type="dxa" w:w="4584"/>
             <w:tcMar>
               <w:top w:type="dxa" w:w="60"/>
               <w:left w:type="dxa" w:w="90"/>
@@ -2766,73 +2893,91 @@
         </w:trPr>
         <w:tc>
           <w:tcPr>
-            <w:tcW w:type="dxa" w:w="2977"/>
-            <w:tcMar>
-              <w:top w:type="dxa" w:w="60"/>
-              <w:left w:type="dxa" w:w="90"/>
-              <w:bottom w:type="dxa" w:w="60"/>
-              <w:right w:type="dxa" w:w="90"/>
-            </w:tcMar>
-          </w:tcPr>
-          <w:p>
-            <w:pPr>
-              <w:spacing w:after="0" w:before="0"/>
-              <w:jc w:val="left"/>
-            </w:pPr>
-            <w:r>
-              <w:rPr>
-                <w:sz w:val="17"/>
-                <w:szCs w:val="17"/>
-              </w:rPr>
-              <w:t xml:space="preserve">Calibration acceptable</w:t>
-            </w:r>
-          </w:p>
-        </w:tc>
-        <w:tc>
-          <w:tcPr>
-            <w:tcW w:type="dxa" w:w="3792"/>
-            <w:tcMar>
-              <w:top w:type="dxa" w:w="60"/>
-              <w:left w:type="dxa" w:w="90"/>
-              <w:bottom w:type="dxa" w:w="60"/>
-              <w:right w:type="dxa" w:w="90"/>
-            </w:tcMar>
-          </w:tcPr>
-          <w:p>
-            <w:pPr>
-              <w:spacing w:after="0" w:before="0"/>
-              <w:jc w:val="left"/>
-            </w:pPr>
-            <w:r>
-              <w:rPr>
-                <w:sz w:val="17"/>
-                <w:szCs w:val="17"/>
-              </w:rPr>
-              <w:t xml:space="preserve">~2.7 s</w:t>
-            </w:r>
-          </w:p>
-        </w:tc>
-        <w:tc>
-          <w:tcPr>
-            <w:tcW w:type="dxa" w:w="2977"/>
-            <w:tcMar>
-              <w:top w:type="dxa" w:w="60"/>
-              <w:left w:type="dxa" w:w="90"/>
-              <w:bottom w:type="dxa" w:w="60"/>
-              <w:right w:type="dxa" w:w="90"/>
-            </w:tcMar>
-          </w:tcPr>
-          <w:p>
-            <w:pPr>
-              <w:spacing w:after="0" w:before="0"/>
-              <w:jc w:val="left"/>
-            </w:pPr>
-            <w:r>
-              <w:rPr>
-                <w:sz w:val="17"/>
-                <w:szCs w:val="17"/>
-              </w:rPr>
-              <w:t xml:space="preserve">80 samples at 30 Hz</w:t>
+            <w:tcW w:type="dxa" w:w="2129"/>
+            <w:tcMar>
+              <w:top w:type="dxa" w:w="60"/>
+              <w:left w:type="dxa" w:w="90"/>
+              <w:bottom w:type="dxa" w:w="60"/>
+              <w:right w:type="dxa" w:w="90"/>
+            </w:tcMar>
+          </w:tcPr>
+          <w:p>
+            <w:pPr>
+              <w:spacing w:after="0" w:before="0"/>
+              <w:jc w:val="left"/>
+            </w:pPr>
+            <w:r>
+              <w:rPr>
+                <w:sz w:val="17"/>
+                <w:szCs w:val="17"/>
+              </w:rPr>
+              <w:t xml:space="preserve">Command window</w:t>
+            </w:r>
+          </w:p>
+        </w:tc>
+        <w:tc>
+          <w:tcPr>
+            <w:tcW w:type="dxa" w:w="3033"/>
+            <w:tcMar>
+              <w:top w:type="dxa" w:w="60"/>
+              <w:left w:type="dxa" w:w="90"/>
+              <w:bottom w:type="dxa" w:w="60"/>
+              <w:right w:type="dxa" w:w="90"/>
+            </w:tcMar>
+          </w:tcPr>
+          <w:p>
+            <w:pPr>
+              <w:spacing w:after="0" w:before="0"/>
+              <w:jc w:val="left"/>
+            </w:pPr>
+            <w:r>
+              <w:rPr>
+                <w:sz w:val="17"/>
+                <w:szCs w:val="17"/>
+              </w:rPr>
+              <w:t xml:space="preserve">0 – 300 s</w:t>
+            </w:r>
+          </w:p>
+        </w:tc>
+        <w:tc>
+          <w:tcPr>
+            <w:tcW w:type="dxa" w:w="4584"/>
+            <w:tcMar>
+              <w:top w:type="dxa" w:w="60"/>
+              <w:left w:type="dxa" w:w="90"/>
+              <w:bottom w:type="dxa" w:w="60"/>
+              <w:right w:type="dxa" w:w="90"/>
+            </w:tcMar>
+          </w:tcPr>
+          <w:p>
+            <w:pPr>
+              <w:spacing w:after="0" w:before="0"/>
+              <w:jc w:val="left"/>
+            </w:pPr>
+            <w:r>
+              <w:rPr>
+                <w:rFonts w:ascii="Consolas" w:cs="Consolas" w:eastAsia="Consolas" w:hAnsi="Consolas"/>
+                <w:sz w:val="17"/>
+                <w:szCs w:val="17"/>
+                <w:shd w:fill="F4F6F8" w:val="clear"/>
+              </w:rPr>
+              <w:t xml:space="preserve">command_window_ms</w:t>
+            </w:r>
+            <w:r>
+              <w:rPr>
+                <w:sz w:val="17"/>
+                <w:szCs w:val="17"/>
+              </w:rPr>
+              <w:t xml:space="preserve">. The vehicle listens between packets and </w:t>
+            </w:r>
+            <w:r>
+              <w:rPr>
+                <w:b/>
+                <w:bCs/>
+                <w:sz w:val="17"/>
+                <w:szCs w:val="17"/>
+              </w:rPr>
+              <w:t xml:space="preserve">does not arm</w:t>
             </w:r>
           </w:p>
         </w:tc>
@@ -2843,83 +2988,50 @@
         </w:trPr>
         <w:tc>
           <w:tcPr>
-            <w:tcW w:type="dxa" w:w="2977"/>
-            <w:tcMar>
-              <w:top w:type="dxa" w:w="60"/>
-              <w:left w:type="dxa" w:w="90"/>
-              <w:bottom w:type="dxa" w:w="60"/>
-              <w:right w:type="dxa" w:w="90"/>
-            </w:tcMar>
-          </w:tcPr>
-          <w:p>
-            <w:pPr>
-              <w:spacing w:after="0" w:before="0"/>
-              <w:jc w:val="left"/>
-            </w:pPr>
-            <w:r>
-              <w:rPr>
-                <w:sz w:val="17"/>
-                <w:szCs w:val="17"/>
-              </w:rPr>
-              <w:t xml:space="preserve">Armed</w:t>
-            </w:r>
-          </w:p>
-        </w:tc>
-        <w:tc>
-          <w:tcPr>
-            <w:tcW w:type="dxa" w:w="3792"/>
-            <w:tcMar>
-              <w:top w:type="dxa" w:w="60"/>
-              <w:left w:type="dxa" w:w="90"/>
-              <w:bottom w:type="dxa" w:w="60"/>
-              <w:right w:type="dxa" w:w="90"/>
-            </w:tcMar>
-          </w:tcPr>
-          <w:p>
-            <w:pPr>
-              <w:spacing w:after="0" w:before="0"/>
-              <w:jc w:val="left"/>
-            </w:pPr>
-            <w:r>
-              <w:rPr>
-                <w:sz w:val="17"/>
-                <w:szCs w:val="17"/>
-              </w:rPr>
-              <w:t xml:space="preserve">3.0 s, </w:t>
-            </w:r>
-            <w:r>
-              <w:rPr>
-                <w:b/>
-                <w:bCs/>
-                <w:sz w:val="17"/>
-                <w:szCs w:val="17"/>
-              </w:rPr>
-              <w:t xml:space="preserve">and</w:t>
-            </w:r>
-            <w:r>
-              <w:rPr>
-                <w:sz w:val="17"/>
-                <w:szCs w:val="17"/>
-              </w:rPr>
-              <w:t xml:space="preserve"> calibration settled</w:t>
-            </w:r>
-          </w:p>
-        </w:tc>
-        <w:tc>
-          <w:tcPr>
-            <w:tcW w:type="dxa" w:w="2977"/>
-            <w:tcMar>
-              <w:top w:type="dxa" w:w="60"/>
-              <w:left w:type="dxa" w:w="90"/>
-              <w:bottom w:type="dxa" w:w="60"/>
-              <w:right w:type="dxa" w:w="90"/>
-            </w:tcMar>
-          </w:tcPr>
-          <w:p>
-            <w:pPr>
-              <w:spacing w:after="0" w:before="0"/>
-              <w:jc w:val="left"/>
-            </w:pPr>
+            <w:tcW w:type="dxa" w:w="2129"/>
+            <w:tcMar>
+              <w:top w:type="dxa" w:w="60"/>
+              <w:left w:type="dxa" w:w="90"/>
+              <w:bottom w:type="dxa" w:w="60"/>
+              <w:right w:type="dxa" w:w="90"/>
+            </w:tcMar>
+          </w:tcPr>
+          <w:p>
+            <w:pPr>
+              <w:spacing w:after="0" w:before="0"/>
+              <w:jc w:val="left"/>
+            </w:pPr>
+            <w:r>
+              <w:rPr>
+                <w:sz w:val="17"/>
+                <w:szCs w:val="17"/>
+              </w:rPr>
+              <w:t xml:space="preserve">Window closes</w:t>
+            </w:r>
+          </w:p>
+        </w:tc>
+        <w:tc>
+          <w:tcPr>
+            <w:tcW w:type="dxa" w:w="3033"/>
+            <w:tcMar>
+              <w:top w:type="dxa" w:w="60"/>
+              <w:left w:type="dxa" w:w="90"/>
+              <w:bottom w:type="dxa" w:w="60"/>
+              <w:right w:type="dxa" w:w="90"/>
+            </w:tcMar>
+          </w:tcPr>
+          <w:p>
+            <w:pPr>
+              <w:spacing w:after="0" w:before="0"/>
+              <w:jc w:val="left"/>
+            </w:pPr>
+            <w:r>
+              <w:rPr>
+                <w:sz w:val="17"/>
+                <w:szCs w:val="17"/>
+              </w:rPr>
+              <w:t xml:space="preserve">At 300 s, or on an accepted </w:t>
+            </w:r>
             <w:r>
               <w:rPr>
                 <w:rFonts w:ascii="Consolas" w:cs="Consolas" w:eastAsia="Consolas" w:hAnsi="Consolas"/>
@@ -2927,7 +3039,31 @@
                 <w:szCs w:val="17"/>
                 <w:shd w:fill="F4F6F8" w:val="clear"/>
               </w:rPr>
-              <w:t xml:space="preserve">arming_delay_ms</w:t>
+              <w:t xml:space="preserve">MAX_RATE</w:t>
+            </w:r>
+          </w:p>
+        </w:tc>
+        <w:tc>
+          <w:tcPr>
+            <w:tcW w:type="dxa" w:w="4584"/>
+            <w:tcMar>
+              <w:top w:type="dxa" w:w="60"/>
+              <w:left w:type="dxa" w:w="90"/>
+              <w:bottom w:type="dxa" w:w="60"/>
+              <w:right w:type="dxa" w:w="90"/>
+            </w:tcMar>
+          </w:tcPr>
+          <w:p>
+            <w:pPr>
+              <w:spacing w:after="0" w:before="0"/>
+              <w:jc w:val="left"/>
+            </w:pPr>
+            <w:r>
+              <w:rPr>
+                <w:sz w:val="17"/>
+                <w:szCs w:val="17"/>
+              </w:rPr>
+              <w:t xml:space="preserve">Whichever is first</w:t>
             </w:r>
           </w:p>
         </w:tc>
@@ -2938,55 +3074,55 @@
         </w:trPr>
         <w:tc>
           <w:tcPr>
-            <w:tcW w:type="dxa" w:w="2977"/>
-            <w:tcMar>
-              <w:top w:type="dxa" w:w="60"/>
-              <w:left w:type="dxa" w:w="90"/>
-              <w:bottom w:type="dxa" w:w="60"/>
-              <w:right w:type="dxa" w:w="90"/>
-            </w:tcMar>
-          </w:tcPr>
-          <w:p>
-            <w:pPr>
-              <w:spacing w:after="0" w:before="0"/>
-              <w:jc w:val="left"/>
-            </w:pPr>
-            <w:r>
-              <w:rPr>
-                <w:sz w:val="17"/>
-                <w:szCs w:val="17"/>
-              </w:rPr>
-              <w:t xml:space="preserve">Calibration times out best-effort</w:t>
-            </w:r>
-          </w:p>
-        </w:tc>
-        <w:tc>
-          <w:tcPr>
-            <w:tcW w:type="dxa" w:w="3792"/>
-            <w:tcMar>
-              <w:top w:type="dxa" w:w="60"/>
-              <w:left w:type="dxa" w:w="90"/>
-              <w:bottom w:type="dxa" w:w="60"/>
-              <w:right w:type="dxa" w:w="90"/>
-            </w:tcMar>
-          </w:tcPr>
-          <w:p>
-            <w:pPr>
-              <w:spacing w:after="0" w:before="0"/>
-              <w:jc w:val="left"/>
-            </w:pPr>
-            <w:r>
-              <w:rPr>
-                <w:sz w:val="17"/>
-                <w:szCs w:val="17"/>
-              </w:rPr>
-              <w:t xml:space="preserve">20.0 s</w:t>
-            </w:r>
-          </w:p>
-        </w:tc>
-        <w:tc>
-          <w:tcPr>
-            <w:tcW w:type="dxa" w:w="2977"/>
+            <w:tcW w:type="dxa" w:w="2129"/>
+            <w:tcMar>
+              <w:top w:type="dxa" w:w="60"/>
+              <w:left w:type="dxa" w:w="90"/>
+              <w:bottom w:type="dxa" w:w="60"/>
+              <w:right w:type="dxa" w:w="90"/>
+            </w:tcMar>
+          </w:tcPr>
+          <w:p>
+            <w:pPr>
+              <w:spacing w:after="0" w:before="0"/>
+              <w:jc w:val="left"/>
+            </w:pPr>
+            <w:r>
+              <w:rPr>
+                <w:sz w:val="17"/>
+                <w:szCs w:val="17"/>
+              </w:rPr>
+              <w:t xml:space="preserve">Max rate</w:t>
+            </w:r>
+          </w:p>
+        </w:tc>
+        <w:tc>
+          <w:tcPr>
+            <w:tcW w:type="dxa" w:w="3033"/>
+            <w:tcMar>
+              <w:top w:type="dxa" w:w="60"/>
+              <w:left w:type="dxa" w:w="90"/>
+              <w:bottom w:type="dxa" w:w="60"/>
+              <w:right w:type="dxa" w:w="90"/>
+            </w:tcMar>
+          </w:tcPr>
+          <w:p>
+            <w:pPr>
+              <w:spacing w:after="0" w:before="0"/>
+              <w:jc w:val="left"/>
+            </w:pPr>
+            <w:r>
+              <w:rPr>
+                <w:sz w:val="17"/>
+                <w:szCs w:val="17"/>
+              </w:rPr>
+              <w:t xml:space="preserve">From the close</w:t>
+            </w:r>
+          </w:p>
+        </w:tc>
+        <w:tc>
+          <w:tcPr>
+            <w:tcW w:type="dxa" w:w="4584"/>
             <w:tcMar>
               <w:top w:type="dxa" w:w="60"/>
               <w:left w:type="dxa" w:w="90"/>
@@ -3006,7 +3142,30 @@
                 <w:szCs w:val="17"/>
                 <w:shd w:fill="F4F6F8" w:val="clear"/>
               </w:rPr>
-              <w:t xml:space="preserve">calib_timeout_ms</w:t>
+              <w:t xml:space="preserve">auto_max_rate</w:t>
+            </w:r>
+            <w:r>
+              <w:rPr>
+                <w:sz w:val="17"/>
+                <w:szCs w:val="17"/>
+              </w:rPr>
+              <w:t xml:space="preserve"> — </w:t>
+            </w:r>
+            <w:r>
+              <w:rPr>
+                <w:b/>
+                <w:bCs/>
+                <w:sz w:val="17"/>
+                <w:szCs w:val="17"/>
+              </w:rPr>
+              <w:t xml:space="preserve">3.11 Hz</w:t>
+            </w:r>
+            <w:r>
+              <w:rPr>
+                <w:sz w:val="17"/>
+                <w:szCs w:val="17"/>
+              </w:rPr>
+              <w:t xml:space="preserve"> measured</w:t>
             </w:r>
           </w:p>
         </w:tc>
@@ -3017,7 +3176,57 @@
         </w:trPr>
         <w:tc>
           <w:tcPr>
-            <w:tcW w:type="dxa" w:w="2977"/>
+            <w:tcW w:type="dxa" w:w="2129"/>
+            <w:tcMar>
+              <w:top w:type="dxa" w:w="60"/>
+              <w:left w:type="dxa" w:w="90"/>
+              <w:bottom w:type="dxa" w:w="60"/>
+              <w:right w:type="dxa" w:w="90"/>
+            </w:tcMar>
+          </w:tcPr>
+          <w:p>
+            <w:pPr>
+              <w:spacing w:after="0" w:before="0"/>
+              <w:jc w:val="left"/>
+            </w:pPr>
+            <w:r>
+              <w:rPr>
+                <w:b/>
+                <w:bCs/>
+                <w:sz w:val="17"/>
+                <w:szCs w:val="17"/>
+              </w:rPr>
+              <w:t xml:space="preserve">Armed</w:t>
+            </w:r>
+          </w:p>
+        </w:tc>
+        <w:tc>
+          <w:tcPr>
+            <w:tcW w:type="dxa" w:w="3033"/>
+            <w:tcMar>
+              <w:top w:type="dxa" w:w="60"/>
+              <w:left w:type="dxa" w:w="90"/>
+              <w:bottom w:type="dxa" w:w="60"/>
+              <w:right w:type="dxa" w:w="90"/>
+            </w:tcMar>
+          </w:tcPr>
+          <w:p>
+            <w:pPr>
+              <w:spacing w:after="0" w:before="0"/>
+              <w:jc w:val="left"/>
+            </w:pPr>
+            <w:r>
+              <w:rPr>
+                <w:sz w:val="17"/>
+                <w:szCs w:val="17"/>
+              </w:rPr>
+              <w:t xml:space="preserve">3 s after the close, once recalibration settles</w:t>
+            </w:r>
+          </w:p>
+        </w:tc>
+        <w:tc>
+          <w:tcPr>
+            <w:tcW w:type="dxa" w:w="4584"/>
             <w:tcMar>
               <w:top w:type="dxa" w:w="60"/>
               <w:left w:type="dxa" w:w="90"/>
@@ -3037,57 +3246,14 @@
                 <w:szCs w:val="17"/>
                 <w:shd w:fill="F4F6F8" w:val="clear"/>
               </w:rPr>
-              <w:t xml:space="preserve">READY → FLIGHT</w:t>
-            </w:r>
-          </w:p>
-        </w:tc>
-        <w:tc>
-          <w:tcPr>
-            <w:tcW w:type="dxa" w:w="3792"/>
-            <w:tcMar>
-              <w:top w:type="dxa" w:w="60"/>
-              <w:left w:type="dxa" w:w="90"/>
-              <w:bottom w:type="dxa" w:w="60"/>
-              <w:right w:type="dxa" w:w="90"/>
-            </w:tcMar>
-          </w:tcPr>
-          <w:p>
-            <w:pPr>
-              <w:spacing w:after="0" w:before="0"/>
-              <w:jc w:val="left"/>
-            </w:pPr>
-            <w:r>
-              <w:rPr>
-                <w:sz w:val="17"/>
-                <w:szCs w:val="17"/>
-              </w:rPr>
-              <w:t xml:space="preserve">15 m above the pad, held 300 ms</w:t>
-            </w:r>
-          </w:p>
-        </w:tc>
-        <w:tc>
-          <w:tcPr>
-            <w:tcW w:type="dxa" w:w="2977"/>
-            <w:tcMar>
-              <w:top w:type="dxa" w:w="60"/>
-              <w:left w:type="dxa" w:w="90"/>
-              <w:bottom w:type="dxa" w:w="60"/>
-              <w:right w:type="dxa" w:w="90"/>
-            </w:tcMar>
-          </w:tcPr>
-          <w:p>
-            <w:pPr>
-              <w:spacing w:after="0" w:before="0"/>
-              <w:jc w:val="left"/>
-            </w:pPr>
-            <w:r>
-              <w:rPr>
-                <w:rFonts w:ascii="Consolas" w:cs="Consolas" w:eastAsia="Consolas" w:hAnsi="Consolas"/>
-                <w:sz w:val="17"/>
-                <w:szCs w:val="17"/>
-                <w:shd w:fill="F4F6F8" w:val="clear"/>
-              </w:rPr>
-              <w:t xml:space="preserve">launch_altitude_gain_m</w:t>
+              <w:t xml:space="preserve">arming_delay_ms</w:t>
+            </w:r>
+            <w:r>
+              <w:rPr>
+                <w:sz w:val="17"/>
+                <w:szCs w:val="17"/>
+              </w:rPr>
+              <w:t xml:space="preserve">, counted from the close</w:t>
             </w:r>
           </w:p>
         </w:tc>
@@ -3098,73 +3264,75 @@
         </w:trPr>
         <w:tc>
           <w:tcPr>
-            <w:tcW w:type="dxa" w:w="2977"/>
-            <w:tcMar>
-              <w:top w:type="dxa" w:w="60"/>
-              <w:left w:type="dxa" w:w="90"/>
-              <w:bottom w:type="dxa" w:w="60"/>
-              <w:right w:type="dxa" w:w="90"/>
-            </w:tcMar>
-          </w:tcPr>
-          <w:p>
-            <w:pPr>
-              <w:spacing w:after="0" w:before="0"/>
-              <w:jc w:val="left"/>
-            </w:pPr>
-            <w:r>
-              <w:rPr>
-                <w:sz w:val="17"/>
-                <w:szCs w:val="17"/>
-              </w:rPr>
-              <w:t xml:space="preserve">Release altitude</w:t>
-            </w:r>
-          </w:p>
-        </w:tc>
-        <w:tc>
-          <w:tcPr>
-            <w:tcW w:type="dxa" w:w="3792"/>
-            <w:tcMar>
-              <w:top w:type="dxa" w:w="60"/>
-              <w:left w:type="dxa" w:w="90"/>
-              <w:bottom w:type="dxa" w:w="60"/>
-              <w:right w:type="dxa" w:w="90"/>
-            </w:tcMar>
-          </w:tcPr>
-          <w:p>
-            <w:pPr>
-              <w:spacing w:after="0" w:before="0"/>
-              <w:jc w:val="left"/>
-            </w:pPr>
-            <w:r>
-              <w:rPr>
-                <w:sz w:val="17"/>
-                <w:szCs w:val="17"/>
-              </w:rPr>
-              <w:t xml:space="preserve">30.48 m</w:t>
-            </w:r>
-          </w:p>
-        </w:tc>
-        <w:tc>
-          <w:tcPr>
-            <w:tcW w:type="dxa" w:w="2977"/>
-            <w:tcMar>
-              <w:top w:type="dxa" w:w="60"/>
-              <w:left w:type="dxa" w:w="90"/>
-              <w:bottom w:type="dxa" w:w="60"/>
-              <w:right w:type="dxa" w:w="90"/>
-            </w:tcMar>
-          </w:tcPr>
-          <w:p>
-            <w:pPr>
-              <w:spacing w:after="0" w:before="0"/>
-              <w:jc w:val="left"/>
-            </w:pPr>
-            <w:r>
-              <w:rPr>
-                <w:sz w:val="17"/>
-                <w:szCs w:val="17"/>
-              </w:rPr>
-              <w:t xml:space="preserve">Rulebook, MIS-001</w:t>
+            <w:tcW w:type="dxa" w:w="2129"/>
+            <w:tcMar>
+              <w:top w:type="dxa" w:w="60"/>
+              <w:left w:type="dxa" w:w="90"/>
+              <w:bottom w:type="dxa" w:w="60"/>
+              <w:right w:type="dxa" w:w="90"/>
+            </w:tcMar>
+          </w:tcPr>
+          <w:p>
+            <w:pPr>
+              <w:spacing w:after="0" w:before="0"/>
+              <w:jc w:val="left"/>
+            </w:pPr>
+            <w:r>
+              <w:rPr>
+                <w:sz w:val="17"/>
+                <w:szCs w:val="17"/>
+              </w:rPr>
+              <w:t xml:space="preserve">Calibration times out best-effort</w:t>
+            </w:r>
+          </w:p>
+        </w:tc>
+        <w:tc>
+          <w:tcPr>
+            <w:tcW w:type="dxa" w:w="3033"/>
+            <w:tcMar>
+              <w:top w:type="dxa" w:w="60"/>
+              <w:left w:type="dxa" w:w="90"/>
+              <w:bottom w:type="dxa" w:w="60"/>
+              <w:right w:type="dxa" w:w="90"/>
+            </w:tcMar>
+          </w:tcPr>
+          <w:p>
+            <w:pPr>
+              <w:spacing w:after="0" w:before="0"/>
+              <w:jc w:val="left"/>
+            </w:pPr>
+            <w:r>
+              <w:rPr>
+                <w:sz w:val="17"/>
+                <w:szCs w:val="17"/>
+              </w:rPr>
+              <w:t xml:space="preserve">20 s after the close</w:t>
+            </w:r>
+          </w:p>
+        </w:tc>
+        <w:tc>
+          <w:tcPr>
+            <w:tcW w:type="dxa" w:w="4584"/>
+            <w:tcMar>
+              <w:top w:type="dxa" w:w="60"/>
+              <w:left w:type="dxa" w:w="90"/>
+              <w:bottom w:type="dxa" w:w="60"/>
+              <w:right w:type="dxa" w:w="90"/>
+            </w:tcMar>
+          </w:tcPr>
+          <w:p>
+            <w:pPr>
+              <w:spacing w:after="0" w:before="0"/>
+              <w:jc w:val="left"/>
+            </w:pPr>
+            <w:r>
+              <w:rPr>
+                <w:rFonts w:ascii="Consolas" w:cs="Consolas" w:eastAsia="Consolas" w:hAnsi="Consolas"/>
+                <w:sz w:val="17"/>
+                <w:szCs w:val="17"/>
+                <w:shd w:fill="F4F6F8" w:val="clear"/>
+              </w:rPr>
+              <w:t xml:space="preserve">calib_timeout_ms</w:t>
             </w:r>
           </w:p>
         </w:tc>
@@ -3175,80 +3343,7 @@
         </w:trPr>
         <w:tc>
           <w:tcPr>
-            <w:tcW w:type="dxa" w:w="2977"/>
-            <w:tcMar>
-              <w:top w:type="dxa" w:w="60"/>
-              <w:left w:type="dxa" w:w="90"/>
-              <w:bottom w:type="dxa" w:w="60"/>
-              <w:right w:type="dxa" w:w="90"/>
-            </w:tcMar>
-          </w:tcPr>
-          <w:p>
-            <w:pPr>
-              <w:spacing w:after="0" w:before="0"/>
-              <w:jc w:val="left"/>
-            </w:pPr>
-            <w:r>
-              <w:rPr>
-                <w:sz w:val="17"/>
-                <w:szCs w:val="17"/>
-              </w:rPr>
-              <w:t xml:space="preserve">Descent duration</w:t>
-            </w:r>
-          </w:p>
-        </w:tc>
-        <w:tc>
-          <w:tcPr>
-            <w:tcW w:type="dxa" w:w="3792"/>
-            <w:tcMar>
-              <w:top w:type="dxa" w:w="60"/>
-              <w:left w:type="dxa" w:w="90"/>
-              <w:bottom w:type="dxa" w:w="60"/>
-              <w:right w:type="dxa" w:w="90"/>
-            </w:tcMar>
-          </w:tcPr>
-          <w:p>
-            <w:pPr>
-              <w:spacing w:after="0" w:before="0"/>
-              <w:jc w:val="left"/>
-            </w:pPr>
-            <w:r>
-              <w:rPr>
-                <w:b/>
-                <w:bCs/>
-                <w:sz w:val="17"/>
-                <w:szCs w:val="17"/>
-              </w:rPr>
-              <w:t xml:space="preserve">8.59 s</w:t>
-            </w:r>
-            <w:r>
-              <w:rPr>
-                <w:sz w:val="17"/>
-                <w:szCs w:val="17"/>
-              </w:rPr>
-              <w:t xml:space="preserve"> as-built, </w:t>
-            </w:r>
-            <w:r>
-              <w:rPr>
-                <w:b/>
-                <w:bCs/>
-                <w:sz w:val="17"/>
-                <w:szCs w:val="17"/>
-              </w:rPr>
-              <w:t xml:space="preserve">6.45 s</w:t>
-            </w:r>
-            <w:r>
-              <w:rPr>
-                <w:sz w:val="17"/>
-                <w:szCs w:val="17"/>
-              </w:rPr>
-              <w:t xml:space="preserve"> at the sizing mass</w:t>
-            </w:r>
-          </w:p>
-        </w:tc>
-        <w:tc>
-          <w:tcPr>
-            <w:tcW w:type="dxa" w:w="2977"/>
+            <w:tcW w:type="dxa" w:w="2129"/>
             <w:tcMar>
               <w:top w:type="dxa" w:w="60"/>
               <w:left w:type="dxa" w:w="90"/>
@@ -3268,7 +3363,57 @@
                 <w:szCs w:val="17"/>
                 <w:shd w:fill="F4F6F8" w:val="clear"/>
               </w:rPr>
-              <w:t xml:space="preserve">simulations/descent.py</w:t>
+              <w:t xml:space="preserve">READY → FLIGHT</w:t>
+            </w:r>
+          </w:p>
+        </w:tc>
+        <w:tc>
+          <w:tcPr>
+            <w:tcW w:type="dxa" w:w="3033"/>
+            <w:tcMar>
+              <w:top w:type="dxa" w:w="60"/>
+              <w:left w:type="dxa" w:w="90"/>
+              <w:bottom w:type="dxa" w:w="60"/>
+              <w:right w:type="dxa" w:w="90"/>
+            </w:tcMar>
+          </w:tcPr>
+          <w:p>
+            <w:pPr>
+              <w:spacing w:after="0" w:before="0"/>
+              <w:jc w:val="left"/>
+            </w:pPr>
+            <w:r>
+              <w:rPr>
+                <w:sz w:val="17"/>
+                <w:szCs w:val="17"/>
+              </w:rPr>
+              <w:t xml:space="preserve">15 m above the pad, held 300 ms</w:t>
+            </w:r>
+          </w:p>
+        </w:tc>
+        <w:tc>
+          <w:tcPr>
+            <w:tcW w:type="dxa" w:w="4584"/>
+            <w:tcMar>
+              <w:top w:type="dxa" w:w="60"/>
+              <w:left w:type="dxa" w:w="90"/>
+              <w:bottom w:type="dxa" w:w="60"/>
+              <w:right w:type="dxa" w:w="90"/>
+            </w:tcMar>
+          </w:tcPr>
+          <w:p>
+            <w:pPr>
+              <w:spacing w:after="0" w:before="0"/>
+              <w:jc w:val="left"/>
+            </w:pPr>
+            <w:r>
+              <w:rPr>
+                <w:rFonts w:ascii="Consolas" w:cs="Consolas" w:eastAsia="Consolas" w:hAnsi="Consolas"/>
+                <w:sz w:val="17"/>
+                <w:szCs w:val="17"/>
+                <w:shd w:fill="F4F6F8" w:val="clear"/>
+              </w:rPr>
+              <w:t xml:space="preserve">launch_altitude_gain_m</w:t>
             </w:r>
           </w:p>
         </w:tc>
@@ -3279,75 +3424,73 @@
         </w:trPr>
         <w:tc>
           <w:tcPr>
-            <w:tcW w:type="dxa" w:w="2977"/>
-            <w:tcMar>
-              <w:top w:type="dxa" w:w="60"/>
-              <w:left w:type="dxa" w:w="90"/>
-              <w:bottom w:type="dxa" w:w="60"/>
-              <w:right w:type="dxa" w:w="90"/>
-            </w:tcMar>
-          </w:tcPr>
-          <w:p>
-            <w:pPr>
-              <w:spacing w:after="0" w:before="0"/>
-              <w:jc w:val="left"/>
-            </w:pPr>
-            <w:r>
-              <w:rPr>
-                <w:sz w:val="17"/>
-                <w:szCs w:val="17"/>
-              </w:rPr>
-              <w:t xml:space="preserve">Landing detected</w:t>
-            </w:r>
-          </w:p>
-        </w:tc>
-        <w:tc>
-          <w:tcPr>
-            <w:tcW w:type="dxa" w:w="3792"/>
-            <w:tcMar>
-              <w:top w:type="dxa" w:w="60"/>
-              <w:left w:type="dxa" w:w="90"/>
-              <w:bottom w:type="dxa" w:w="60"/>
-              <w:right w:type="dxa" w:w="90"/>
-            </w:tcMar>
-          </w:tcPr>
-          <w:p>
-            <w:pPr>
-              <w:spacing w:after="0" w:before="0"/>
-              <w:jc w:val="left"/>
-            </w:pPr>
-            <w:r>
-              <w:rPr>
-                <w:sz w:val="17"/>
-                <w:szCs w:val="17"/>
-              </w:rPr>
-              <w:t xml:space="preserve">3 s at rest, after an observed descent</w:t>
-            </w:r>
-          </w:p>
-        </w:tc>
-        <w:tc>
-          <w:tcPr>
-            <w:tcW w:type="dxa" w:w="2977"/>
-            <w:tcMar>
-              <w:top w:type="dxa" w:w="60"/>
-              <w:left w:type="dxa" w:w="90"/>
-              <w:bottom w:type="dxa" w:w="60"/>
-              <w:right w:type="dxa" w:w="90"/>
-            </w:tcMar>
-          </w:tcPr>
-          <w:p>
-            <w:pPr>
-              <w:spacing w:after="0" w:before="0"/>
-              <w:jc w:val="left"/>
-            </w:pPr>
-            <w:r>
-              <w:rPr>
-                <w:rFonts w:ascii="Consolas" w:cs="Consolas" w:eastAsia="Consolas" w:hAnsi="Consolas"/>
-                <w:sz w:val="17"/>
-                <w:szCs w:val="17"/>
-                <w:shd w:fill="F4F6F8" w:val="clear"/>
-              </w:rPr>
-              <w:t xml:space="preserve">landing_confirm_ms</w:t>
+            <w:tcW w:type="dxa" w:w="2129"/>
+            <w:tcMar>
+              <w:top w:type="dxa" w:w="60"/>
+              <w:left w:type="dxa" w:w="90"/>
+              <w:bottom w:type="dxa" w:w="60"/>
+              <w:right w:type="dxa" w:w="90"/>
+            </w:tcMar>
+          </w:tcPr>
+          <w:p>
+            <w:pPr>
+              <w:spacing w:after="0" w:before="0"/>
+              <w:jc w:val="left"/>
+            </w:pPr>
+            <w:r>
+              <w:rPr>
+                <w:sz w:val="17"/>
+                <w:szCs w:val="17"/>
+              </w:rPr>
+              <w:t xml:space="preserve">Release altitude</w:t>
+            </w:r>
+          </w:p>
+        </w:tc>
+        <w:tc>
+          <w:tcPr>
+            <w:tcW w:type="dxa" w:w="3033"/>
+            <w:tcMar>
+              <w:top w:type="dxa" w:w="60"/>
+              <w:left w:type="dxa" w:w="90"/>
+              <w:bottom w:type="dxa" w:w="60"/>
+              <w:right w:type="dxa" w:w="90"/>
+            </w:tcMar>
+          </w:tcPr>
+          <w:p>
+            <w:pPr>
+              <w:spacing w:after="0" w:before="0"/>
+              <w:jc w:val="left"/>
+            </w:pPr>
+            <w:r>
+              <w:rPr>
+                <w:sz w:val="17"/>
+                <w:szCs w:val="17"/>
+              </w:rPr>
+              <w:t xml:space="preserve">30.48 m</w:t>
+            </w:r>
+          </w:p>
+        </w:tc>
+        <w:tc>
+          <w:tcPr>
+            <w:tcW w:type="dxa" w:w="4584"/>
+            <w:tcMar>
+              <w:top w:type="dxa" w:w="60"/>
+              <w:left w:type="dxa" w:w="90"/>
+              <w:bottom w:type="dxa" w:w="60"/>
+              <w:right w:type="dxa" w:w="90"/>
+            </w:tcMar>
+          </w:tcPr>
+          <w:p>
+            <w:pPr>
+              <w:spacing w:after="0" w:before="0"/>
+              <w:jc w:val="left"/>
+            </w:pPr>
+            <w:r>
+              <w:rPr>
+                <w:sz w:val="17"/>
+                <w:szCs w:val="17"/>
+              </w:rPr>
+              <w:t xml:space="preserve">Rulebook, MIS-001</w:t>
             </w:r>
           </w:p>
         </w:tc>
@@ -3358,55 +3501,64 @@
         </w:trPr>
         <w:tc>
           <w:tcPr>
-            <w:tcW w:type="dxa" w:w="2977"/>
-            <w:tcMar>
-              <w:top w:type="dxa" w:w="60"/>
-              <w:left w:type="dxa" w:w="90"/>
-              <w:bottom w:type="dxa" w:w="60"/>
-              <w:right w:type="dxa" w:w="90"/>
-            </w:tcMar>
-          </w:tcPr>
-          <w:p>
-            <w:pPr>
-              <w:spacing w:after="0" w:before="0"/>
-              <w:jc w:val="left"/>
-            </w:pPr>
-            <w:r>
-              <w:rPr>
-                <w:sz w:val="17"/>
-                <w:szCs w:val="17"/>
-              </w:rPr>
-              <w:t xml:space="preserve">Post-impact window</w:t>
-            </w:r>
-          </w:p>
-        </w:tc>
-        <w:tc>
-          <w:tcPr>
-            <w:tcW w:type="dxa" w:w="3792"/>
-            <w:tcMar>
-              <w:top w:type="dxa" w:w="60"/>
-              <w:left w:type="dxa" w:w="90"/>
-              <w:bottom w:type="dxa" w:w="60"/>
-              <w:right w:type="dxa" w:w="90"/>
-            </w:tcMar>
-          </w:tcPr>
-          <w:p>
-            <w:pPr>
-              <w:spacing w:after="0" w:before="0"/>
-              <w:jc w:val="left"/>
-            </w:pPr>
-            <w:r>
-              <w:rPr>
-                <w:sz w:val="17"/>
-                <w:szCs w:val="17"/>
-              </w:rPr>
-              <w:t xml:space="preserve">5.0 s</w:t>
-            </w:r>
-          </w:p>
-        </w:tc>
-        <w:tc>
-          <w:tcPr>
-            <w:tcW w:type="dxa" w:w="2977"/>
+            <w:tcW w:type="dxa" w:w="2129"/>
+            <w:tcMar>
+              <w:top w:type="dxa" w:w="60"/>
+              <w:left w:type="dxa" w:w="90"/>
+              <w:bottom w:type="dxa" w:w="60"/>
+              <w:right w:type="dxa" w:w="90"/>
+            </w:tcMar>
+          </w:tcPr>
+          <w:p>
+            <w:pPr>
+              <w:spacing w:after="0" w:before="0"/>
+              <w:jc w:val="left"/>
+            </w:pPr>
+            <w:r>
+              <w:rPr>
+                <w:sz w:val="17"/>
+                <w:szCs w:val="17"/>
+              </w:rPr>
+              <w:t xml:space="preserve">Descent duration</w:t>
+            </w:r>
+          </w:p>
+        </w:tc>
+        <w:tc>
+          <w:tcPr>
+            <w:tcW w:type="dxa" w:w="3033"/>
+            <w:tcMar>
+              <w:top w:type="dxa" w:w="60"/>
+              <w:left w:type="dxa" w:w="90"/>
+              <w:bottom w:type="dxa" w:w="60"/>
+              <w:right w:type="dxa" w:w="90"/>
+            </w:tcMar>
+          </w:tcPr>
+          <w:p>
+            <w:pPr>
+              <w:spacing w:after="0" w:before="0"/>
+              <w:jc w:val="left"/>
+            </w:pPr>
+            <w:r>
+              <w:rPr>
+                <w:b/>
+                <w:bCs/>
+                <w:sz w:val="17"/>
+                <w:szCs w:val="17"/>
+              </w:rPr>
+              <w:t xml:space="preserve">6.45–7.28 s</w:t>
+            </w:r>
+            <w:r>
+              <w:rPr>
+                <w:sz w:val="17"/>
+                <w:szCs w:val="17"/>
+              </w:rPr>
+              <w:t xml:space="preserve"> across the 450–550 g band</w:t>
+            </w:r>
+          </w:p>
+        </w:tc>
+        <w:tc>
+          <w:tcPr>
+            <w:tcW w:type="dxa" w:w="4584"/>
             <w:tcMar>
               <w:top w:type="dxa" w:w="60"/>
               <w:left w:type="dxa" w:w="90"/>
@@ -3426,7 +3578,14 @@
                 <w:szCs w:val="17"/>
                 <w:shd w:fill="F4F6F8" w:val="clear"/>
               </w:rPr>
-              <w:t xml:space="preserve">post_impact_transmission_ms</w:t>
+              <w:t xml:space="preserve">simulations/descent.py</w:t>
+            </w:r>
+            <w:r>
+              <w:rPr>
+                <w:sz w:val="17"/>
+                <w:szCs w:val="17"/>
+              </w:rPr>
+              <w:t xml:space="preserve">, 80 cm canopy</w:t>
             </w:r>
           </w:p>
         </w:tc>
@@ -3437,55 +3596,55 @@
         </w:trPr>
         <w:tc>
           <w:tcPr>
-            <w:tcW w:type="dxa" w:w="2977"/>
-            <w:tcMar>
-              <w:top w:type="dxa" w:w="60"/>
-              <w:left w:type="dxa" w:w="90"/>
-              <w:bottom w:type="dxa" w:w="60"/>
-              <w:right w:type="dxa" w:w="90"/>
-            </w:tcMar>
-          </w:tcPr>
-          <w:p>
-            <w:pPr>
-              <w:spacing w:after="0" w:before="0"/>
-              <w:jc w:val="left"/>
-            </w:pPr>
-            <w:r>
-              <w:rPr>
-                <w:sz w:val="17"/>
-                <w:szCs w:val="17"/>
-              </w:rPr>
-              <w:t xml:space="preserve">Telemetry period throughout</w:t>
-            </w:r>
-          </w:p>
-        </w:tc>
-        <w:tc>
-          <w:tcPr>
-            <w:tcW w:type="dxa" w:w="3792"/>
-            <w:tcMar>
-              <w:top w:type="dxa" w:w="60"/>
-              <w:left w:type="dxa" w:w="90"/>
-              <w:bottom w:type="dxa" w:w="60"/>
-              <w:right w:type="dxa" w:w="90"/>
-            </w:tcMar>
-          </w:tcPr>
-          <w:p>
-            <w:pPr>
-              <w:spacing w:after="0" w:before="0"/>
-              <w:jc w:val="left"/>
-            </w:pPr>
-            <w:r>
-              <w:rPr>
-                <w:sz w:val="17"/>
-                <w:szCs w:val="17"/>
-              </w:rPr>
-              <w:t xml:space="preserve">700 ms — 1.43 Hz</w:t>
-            </w:r>
-          </w:p>
-        </w:tc>
-        <w:tc>
-          <w:tcPr>
-            <w:tcW w:type="dxa" w:w="2977"/>
+            <w:tcW w:type="dxa" w:w="2129"/>
+            <w:tcMar>
+              <w:top w:type="dxa" w:w="60"/>
+              <w:left w:type="dxa" w:w="90"/>
+              <w:bottom w:type="dxa" w:w="60"/>
+              <w:right w:type="dxa" w:w="90"/>
+            </w:tcMar>
+          </w:tcPr>
+          <w:p>
+            <w:pPr>
+              <w:spacing w:after="0" w:before="0"/>
+              <w:jc w:val="left"/>
+            </w:pPr>
+            <w:r>
+              <w:rPr>
+                <w:sz w:val="17"/>
+                <w:szCs w:val="17"/>
+              </w:rPr>
+              <w:t xml:space="preserve">Landing detected</w:t>
+            </w:r>
+          </w:p>
+        </w:tc>
+        <w:tc>
+          <w:tcPr>
+            <w:tcW w:type="dxa" w:w="3033"/>
+            <w:tcMar>
+              <w:top w:type="dxa" w:w="60"/>
+              <w:left w:type="dxa" w:w="90"/>
+              <w:bottom w:type="dxa" w:w="60"/>
+              <w:right w:type="dxa" w:w="90"/>
+            </w:tcMar>
+          </w:tcPr>
+          <w:p>
+            <w:pPr>
+              <w:spacing w:after="0" w:before="0"/>
+              <w:jc w:val="left"/>
+            </w:pPr>
+            <w:r>
+              <w:rPr>
+                <w:sz w:val="17"/>
+                <w:szCs w:val="17"/>
+              </w:rPr>
+              <w:t xml:space="preserve">3 s at rest, after an observed descent</w:t>
+            </w:r>
+          </w:p>
+        </w:tc>
+        <w:tc>
+          <w:tcPr>
+            <w:tcW w:type="dxa" w:w="4584"/>
             <w:tcMar>
               <w:top w:type="dxa" w:w="60"/>
               <w:left w:type="dxa" w:w="90"/>
@@ -3505,7 +3664,86 @@
                 <w:szCs w:val="17"/>
                 <w:shd w:fill="F4F6F8" w:val="clear"/>
               </w:rPr>
-              <w:t xml:space="preserve">kTelemetryPeriodMs</w:t>
+              <w:t xml:space="preserve">landing_confirm_ms</w:t>
+            </w:r>
+          </w:p>
+        </w:tc>
+      </w:tr>
+      <w:tr>
+        <w:trPr>
+          <w:tblHeader w:val="false"/>
+        </w:trPr>
+        <w:tc>
+          <w:tcPr>
+            <w:tcW w:type="dxa" w:w="2129"/>
+            <w:tcMar>
+              <w:top w:type="dxa" w:w="60"/>
+              <w:left w:type="dxa" w:w="90"/>
+              <w:bottom w:type="dxa" w:w="60"/>
+              <w:right w:type="dxa" w:w="90"/>
+            </w:tcMar>
+          </w:tcPr>
+          <w:p>
+            <w:pPr>
+              <w:spacing w:after="0" w:before="0"/>
+              <w:jc w:val="left"/>
+            </w:pPr>
+            <w:r>
+              <w:rPr>
+                <w:sz w:val="17"/>
+                <w:szCs w:val="17"/>
+              </w:rPr>
+              <w:t xml:space="preserve">Post-impact window</w:t>
+            </w:r>
+          </w:p>
+        </w:tc>
+        <w:tc>
+          <w:tcPr>
+            <w:tcW w:type="dxa" w:w="3033"/>
+            <w:tcMar>
+              <w:top w:type="dxa" w:w="60"/>
+              <w:left w:type="dxa" w:w="90"/>
+              <w:bottom w:type="dxa" w:w="60"/>
+              <w:right w:type="dxa" w:w="90"/>
+            </w:tcMar>
+          </w:tcPr>
+          <w:p>
+            <w:pPr>
+              <w:spacing w:after="0" w:before="0"/>
+              <w:jc w:val="left"/>
+            </w:pPr>
+            <w:r>
+              <w:rPr>
+                <w:sz w:val="17"/>
+                <w:szCs w:val="17"/>
+              </w:rPr>
+              <w:t xml:space="preserve">5.0 s</w:t>
+            </w:r>
+          </w:p>
+        </w:tc>
+        <w:tc>
+          <w:tcPr>
+            <w:tcW w:type="dxa" w:w="4584"/>
+            <w:tcMar>
+              <w:top w:type="dxa" w:w="60"/>
+              <w:left w:type="dxa" w:w="90"/>
+              <w:bottom w:type="dxa" w:w="60"/>
+              <w:right w:type="dxa" w:w="90"/>
+            </w:tcMar>
+          </w:tcPr>
+          <w:p>
+            <w:pPr>
+              <w:spacing w:after="0" w:before="0"/>
+              <w:jc w:val="left"/>
+            </w:pPr>
+            <w:r>
+              <w:rPr>
+                <w:rFonts w:ascii="Consolas" w:cs="Consolas" w:eastAsia="Consolas" w:hAnsi="Consolas"/>
+                <w:sz w:val="17"/>
+                <w:szCs w:val="17"/>
+                <w:shd w:fill="F4F6F8" w:val="clear"/>
+              </w:rPr>
+              <w:t xml:space="preserve">post_impact_transmission_ms</w:t>
             </w:r>
           </w:p>
         </w:tc>
@@ -3528,7 +3766,7 @@
           <w:b/>
           <w:bCs/>
         </w:rPr>
-        <w:t xml:space="preserve">The whole mission is a couple of minutes, and the part that is actually a flight is under fifteen seconds of it.</w:t>
+        <w:t xml:space="preserve">The pad phase is up to five minutes; the flight is under fifteen seconds of it.</w:t>
       </w:r>
     </w:p>
     <w:p>
@@ -3567,7 +3805,17 @@
         <w:t xml:space="preserve">MAX_RATE</w:t>
       </w:r>
       <w:r>
-        <w:t xml:space="preserve"> command closes it early — the vehicle goes to its max-rate pattern by itself, recalibrates on the pad, and arms.</w:t>
+        <w:t xml:space="preserve"> command closes it early — the vehicle goes to its max-rate pattern by itself, </w:t>
+      </w:r>
+      <w:r>
+        <w:rPr>
+          <w:b/>
+          <w:bCs/>
+        </w:rPr>
+        <w:t xml:space="preserve">discards its power-on calibration, recalibrates where it now sits</w:t>
+      </w:r>
+      <w:r>
+        <w:t xml:space="preserve">, and arms.</w:t>
       </w:r>
     </w:p>
     <w:p>
@@ -3610,7 +3858,27 @@
           <w:i/>
           <w:iCs/>
         </w:rPr>
-        <w:t xml:space="preserve"> through the entire flight. Wait for the arming blink — 400 ms on, 400 ms off — or for the status field to read armed.</w:t>
+        <w:t xml:space="preserve"> through the entire flight. Wait for the status field to read armed — </w:t>
+      </w:r>
+      <w:r>
+        <w:rPr>
+          <w:rFonts w:ascii="Consolas" w:cs="Consolas" w:eastAsia="Consolas" w:hAnsi="Consolas"/>
+          <w:b/>
+          <w:bCs/>
+          <w:i/>
+          <w:iCs/>
+          <w:sz w:val="18"/>
+          <w:szCs w:val="18"/>
+          <w:shd w:fill="F4F6F8" w:val="clear"/>
+        </w:rPr>
+        <w:t xml:space="preserve">ST-R11…</w:t>
+      </w:r>
+      <w:r>
+        <w:rPr>
+          <w:i/>
+          <w:iCs/>
+        </w:rPr>
+        <w:t xml:space="preserve"> — and the station's rate to rise to about 3.1 Hz.</w:t>
       </w:r>
     </w:p>
     <w:p>
@@ -4391,11 +4659,11 @@
         </w:tblBorders>
       </w:tblPr>
       <w:tblGrid>
-        <w:gridCol w:w="886"/>
-        <w:gridCol w:w="1949"/>
+        <w:gridCol w:w="870"/>
+        <w:gridCol w:w="1914"/>
         <w:gridCol w:w="682"/>
-        <w:gridCol w:w="2008"/>
-        <w:gridCol w:w="4221"/>
+        <w:gridCol w:w="1972"/>
+        <w:gridCol w:w="4308"/>
       </w:tblGrid>
       <w:tr>
         <w:trPr>
@@ -4403,7 +4671,7 @@
         </w:trPr>
         <w:tc>
           <w:tcPr>
-            <w:tcW w:type="dxa" w:w="886"/>
+            <w:tcW w:type="dxa" w:w="870"/>
             <w:shd w:fill="ECEFF1" w:val="clear"/>
             <w:tcMar>
               <w:top w:type="dxa" w:w="60"/>
@@ -4430,7 +4698,7 @@
         </w:tc>
         <w:tc>
           <w:tcPr>
-            <w:tcW w:type="dxa" w:w="1949"/>
+            <w:tcW w:type="dxa" w:w="1914"/>
             <w:shd w:fill="ECEFF1" w:val="clear"/>
             <w:tcMar>
               <w:top w:type="dxa" w:w="60"/>
@@ -4484,7 +4752,7 @@
         </w:tc>
         <w:tc>
           <w:tcPr>
-            <w:tcW w:type="dxa" w:w="2008"/>
+            <w:tcW w:type="dxa" w:w="1972"/>
             <w:shd w:fill="ECEFF1" w:val="clear"/>
             <w:tcMar>
               <w:top w:type="dxa" w:w="60"/>
@@ -4511,7 +4779,7 @@
         </w:tc>
         <w:tc>
           <w:tcPr>
-            <w:tcW w:type="dxa" w:w="4221"/>
+            <w:tcW w:type="dxa" w:w="4308"/>
             <w:shd w:fill="ECEFF1" w:val="clear"/>
             <w:tcMar>
               <w:top w:type="dxa" w:w="60"/>
@@ -4543,7 +4811,7 @@
         </w:trPr>
         <w:tc>
           <w:tcPr>
-            <w:tcW w:type="dxa" w:w="886"/>
+            <w:tcW w:type="dxa" w:w="870"/>
             <w:tcMar>
               <w:top w:type="dxa" w:w="60"/>
               <w:left w:type="dxa" w:w="90"/>
@@ -4567,7 +4835,7 @@
         </w:tc>
         <w:tc>
           <w:tcPr>
-            <w:tcW w:type="dxa" w:w="1949"/>
+            <w:tcW w:type="dxa" w:w="1914"/>
             <w:tcMar>
               <w:top w:type="dxa" w:w="60"/>
               <w:left w:type="dxa" w:w="90"/>
@@ -4615,7 +4883,7 @@
         </w:tc>
         <w:tc>
           <w:tcPr>
-            <w:tcW w:type="dxa" w:w="2008"/>
+            <w:tcW w:type="dxa" w:w="1972"/>
             <w:tcMar>
               <w:top w:type="dxa" w:w="60"/>
               <w:left w:type="dxa" w:w="90"/>
@@ -4639,7 +4907,7 @@
         </w:tc>
         <w:tc>
           <w:tcPr>
-            <w:tcW w:type="dxa" w:w="4221"/>
+            <w:tcW w:type="dxa" w:w="4308"/>
             <w:tcMar>
               <w:top w:type="dxa" w:w="60"/>
               <w:left w:type="dxa" w:w="90"/>
@@ -4670,7 +4938,7 @@
         </w:trPr>
         <w:tc>
           <w:tcPr>
-            <w:tcW w:type="dxa" w:w="886"/>
+            <w:tcW w:type="dxa" w:w="870"/>
             <w:tcMar>
               <w:top w:type="dxa" w:w="60"/>
               <w:left w:type="dxa" w:w="90"/>
@@ -4694,7 +4962,7 @@
         </w:tc>
         <w:tc>
           <w:tcPr>
-            <w:tcW w:type="dxa" w:w="1949"/>
+            <w:tcW w:type="dxa" w:w="1914"/>
             <w:tcMar>
               <w:top w:type="dxa" w:w="60"/>
               <w:left w:type="dxa" w:w="90"/>
@@ -4742,7 +5010,7 @@
         </w:tc>
         <w:tc>
           <w:tcPr>
-            <w:tcW w:type="dxa" w:w="2008"/>
+            <w:tcW w:type="dxa" w:w="1972"/>
             <w:tcMar>
               <w:top w:type="dxa" w:w="60"/>
               <w:left w:type="dxa" w:w="90"/>
@@ -4766,7 +5034,7 @@
         </w:tc>
         <w:tc>
           <w:tcPr>
-            <w:tcW w:type="dxa" w:w="4221"/>
+            <w:tcW w:type="dxa" w:w="4308"/>
             <w:tcMar>
               <w:top w:type="dxa" w:w="60"/>
               <w:left w:type="dxa" w:w="90"/>
@@ -4804,7 +5072,7 @@
         </w:trPr>
         <w:tc>
           <w:tcPr>
-            <w:tcW w:type="dxa" w:w="886"/>
+            <w:tcW w:type="dxa" w:w="870"/>
             <w:tcMar>
               <w:top w:type="dxa" w:w="60"/>
               <w:left w:type="dxa" w:w="90"/>
@@ -4828,7 +5096,7 @@
         </w:tc>
         <w:tc>
           <w:tcPr>
-            <w:tcW w:type="dxa" w:w="1949"/>
+            <w:tcW w:type="dxa" w:w="1914"/>
             <w:tcMar>
               <w:top w:type="dxa" w:w="60"/>
               <w:left w:type="dxa" w:w="90"/>
@@ -4876,7 +5144,7 @@
         </w:tc>
         <w:tc>
           <w:tcPr>
-            <w:tcW w:type="dxa" w:w="2008"/>
+            <w:tcW w:type="dxa" w:w="1972"/>
             <w:tcMar>
               <w:top w:type="dxa" w:w="60"/>
               <w:left w:type="dxa" w:w="90"/>
@@ -4900,7 +5168,7 @@
         </w:tc>
         <w:tc>
           <w:tcPr>
-            <w:tcW w:type="dxa" w:w="4221"/>
+            <w:tcW w:type="dxa" w:w="4308"/>
             <w:tcMar>
               <w:top w:type="dxa" w:w="60"/>
               <w:left w:type="dxa" w:w="90"/>
@@ -4929,7 +5197,7 @@
         </w:trPr>
         <w:tc>
           <w:tcPr>
-            <w:tcW w:type="dxa" w:w="886"/>
+            <w:tcW w:type="dxa" w:w="870"/>
             <w:tcMar>
               <w:top w:type="dxa" w:w="60"/>
               <w:left w:type="dxa" w:w="90"/>
@@ -4953,7 +5221,7 @@
         </w:tc>
         <w:tc>
           <w:tcPr>
-            <w:tcW w:type="dxa" w:w="1949"/>
+            <w:tcW w:type="dxa" w:w="1914"/>
             <w:tcMar>
               <w:top w:type="dxa" w:w="60"/>
               <w:left w:type="dxa" w:w="90"/>
@@ -5001,7 +5269,7 @@
         </w:tc>
         <w:tc>
           <w:tcPr>
-            <w:tcW w:type="dxa" w:w="2008"/>
+            <w:tcW w:type="dxa" w:w="1972"/>
             <w:tcMar>
               <w:top w:type="dxa" w:w="60"/>
               <w:left w:type="dxa" w:w="90"/>
@@ -5025,7 +5293,7 @@
         </w:tc>
         <w:tc>
           <w:tcPr>
-            <w:tcW w:type="dxa" w:w="4221"/>
+            <w:tcW w:type="dxa" w:w="4308"/>
             <w:tcMar>
               <w:top w:type="dxa" w:w="60"/>
               <w:left w:type="dxa" w:w="90"/>
@@ -5054,7 +5322,7 @@
         </w:trPr>
         <w:tc>
           <w:tcPr>
-            <w:tcW w:type="dxa" w:w="886"/>
+            <w:tcW w:type="dxa" w:w="870"/>
             <w:tcMar>
               <w:top w:type="dxa" w:w="60"/>
               <w:left w:type="dxa" w:w="90"/>
@@ -5078,7 +5346,7 @@
         </w:tc>
         <w:tc>
           <w:tcPr>
-            <w:tcW w:type="dxa" w:w="1949"/>
+            <w:tcW w:type="dxa" w:w="1914"/>
             <w:tcMar>
               <w:top w:type="dxa" w:w="60"/>
               <w:left w:type="dxa" w:w="90"/>
@@ -5135,7 +5403,7 @@
         </w:tc>
         <w:tc>
           <w:tcPr>
-            <w:tcW w:type="dxa" w:w="2008"/>
+            <w:tcW w:type="dxa" w:w="1972"/>
             <w:tcMar>
               <w:top w:type="dxa" w:w="60"/>
               <w:left w:type="dxa" w:w="90"/>
@@ -5159,7 +5427,7 @@
         </w:tc>
         <w:tc>
           <w:tcPr>
-            <w:tcW w:type="dxa" w:w="4221"/>
+            <w:tcW w:type="dxa" w:w="4308"/>
             <w:tcMar>
               <w:top w:type="dxa" w:w="60"/>
               <w:left w:type="dxa" w:w="90"/>
@@ -5197,7 +5465,7 @@
         </w:trPr>
         <w:tc>
           <w:tcPr>
-            <w:tcW w:type="dxa" w:w="886"/>
+            <w:tcW w:type="dxa" w:w="870"/>
             <w:tcMar>
               <w:top w:type="dxa" w:w="60"/>
               <w:left w:type="dxa" w:w="90"/>
@@ -5221,7 +5489,7 @@
         </w:tc>
         <w:tc>
           <w:tcPr>
-            <w:tcW w:type="dxa" w:w="1949"/>
+            <w:tcW w:type="dxa" w:w="1914"/>
             <w:tcMar>
               <w:top w:type="dxa" w:w="60"/>
               <w:left w:type="dxa" w:w="90"/>
@@ -5269,7 +5537,7 @@
         </w:tc>
         <w:tc>
           <w:tcPr>
-            <w:tcW w:type="dxa" w:w="2008"/>
+            <w:tcW w:type="dxa" w:w="1972"/>
             <w:tcMar>
               <w:top w:type="dxa" w:w="60"/>
               <w:left w:type="dxa" w:w="90"/>
@@ -5293,7 +5561,7 @@
         </w:tc>
         <w:tc>
           <w:tcPr>
-            <w:tcW w:type="dxa" w:w="4221"/>
+            <w:tcW w:type="dxa" w:w="4308"/>
             <w:tcMar>
               <w:top w:type="dxa" w:w="60"/>
               <w:left w:type="dxa" w:w="90"/>
@@ -5338,7 +5606,7 @@
         </w:trPr>
         <w:tc>
           <w:tcPr>
-            <w:tcW w:type="dxa" w:w="886"/>
+            <w:tcW w:type="dxa" w:w="870"/>
             <w:tcMar>
               <w:top w:type="dxa" w:w="60"/>
               <w:left w:type="dxa" w:w="90"/>
@@ -5362,7 +5630,7 @@
         </w:tc>
         <w:tc>
           <w:tcPr>
-            <w:tcW w:type="dxa" w:w="1949"/>
+            <w:tcW w:type="dxa" w:w="1914"/>
             <w:tcMar>
               <w:top w:type="dxa" w:w="60"/>
               <w:left w:type="dxa" w:w="90"/>
@@ -5410,7 +5678,7 @@
         </w:tc>
         <w:tc>
           <w:tcPr>
-            <w:tcW w:type="dxa" w:w="2008"/>
+            <w:tcW w:type="dxa" w:w="1972"/>
             <w:tcMar>
               <w:top w:type="dxa" w:w="60"/>
               <w:left w:type="dxa" w:w="90"/>
@@ -5434,7 +5702,7 @@
         </w:tc>
         <w:tc>
           <w:tcPr>
-            <w:tcW w:type="dxa" w:w="4221"/>
+            <w:tcW w:type="dxa" w:w="4308"/>
             <w:tcMar>
               <w:top w:type="dxa" w:w="60"/>
               <w:left w:type="dxa" w:w="90"/>
@@ -5472,7 +5740,7 @@
         </w:trPr>
         <w:tc>
           <w:tcPr>
-            <w:tcW w:type="dxa" w:w="886"/>
+            <w:tcW w:type="dxa" w:w="870"/>
             <w:tcMar>
               <w:top w:type="dxa" w:w="60"/>
               <w:left w:type="dxa" w:w="90"/>
@@ -5496,7 +5764,7 @@
         </w:tc>
         <w:tc>
           <w:tcPr>
-            <w:tcW w:type="dxa" w:w="1949"/>
+            <w:tcW w:type="dxa" w:w="1914"/>
             <w:tcMar>
               <w:top w:type="dxa" w:w="60"/>
               <w:left w:type="dxa" w:w="90"/>
@@ -5544,7 +5812,7 @@
         </w:tc>
         <w:tc>
           <w:tcPr>
-            <w:tcW w:type="dxa" w:w="2008"/>
+            <w:tcW w:type="dxa" w:w="1972"/>
             <w:tcMar>
               <w:top w:type="dxa" w:w="60"/>
               <w:left w:type="dxa" w:w="90"/>
@@ -5568,7 +5836,7 @@
         </w:tc>
         <w:tc>
           <w:tcPr>
-            <w:tcW w:type="dxa" w:w="4221"/>
+            <w:tcW w:type="dxa" w:w="4308"/>
             <w:tcMar>
               <w:top w:type="dxa" w:w="60"/>
               <w:left w:type="dxa" w:w="90"/>
@@ -5606,7 +5874,7 @@
         </w:trPr>
         <w:tc>
           <w:tcPr>
-            <w:tcW w:type="dxa" w:w="886"/>
+            <w:tcW w:type="dxa" w:w="870"/>
             <w:tcMar>
               <w:top w:type="dxa" w:w="60"/>
               <w:left w:type="dxa" w:w="90"/>
@@ -5630,7 +5898,7 @@
         </w:tc>
         <w:tc>
           <w:tcPr>
-            <w:tcW w:type="dxa" w:w="1949"/>
+            <w:tcW w:type="dxa" w:w="1914"/>
             <w:tcMar>
               <w:top w:type="dxa" w:w="60"/>
               <w:left w:type="dxa" w:w="90"/>
@@ -5678,7 +5946,7 @@
         </w:tc>
         <w:tc>
           <w:tcPr>
-            <w:tcW w:type="dxa" w:w="2008"/>
+            <w:tcW w:type="dxa" w:w="1972"/>
             <w:tcMar>
               <w:top w:type="dxa" w:w="60"/>
               <w:left w:type="dxa" w:w="90"/>
@@ -5702,7 +5970,7 @@
         </w:tc>
         <w:tc>
           <w:tcPr>
-            <w:tcW w:type="dxa" w:w="4221"/>
+            <w:tcW w:type="dxa" w:w="4308"/>
             <w:tcMar>
               <w:top w:type="dxa" w:w="60"/>
               <w:left w:type="dxa" w:w="90"/>
@@ -5731,7 +5999,7 @@
         </w:trPr>
         <w:tc>
           <w:tcPr>
-            <w:tcW w:type="dxa" w:w="886"/>
+            <w:tcW w:type="dxa" w:w="870"/>
             <w:tcMar>
               <w:top w:type="dxa" w:w="60"/>
               <w:left w:type="dxa" w:w="90"/>
@@ -5755,7 +6023,7 @@
         </w:tc>
         <w:tc>
           <w:tcPr>
-            <w:tcW w:type="dxa" w:w="1949"/>
+            <w:tcW w:type="dxa" w:w="1914"/>
             <w:tcMar>
               <w:top w:type="dxa" w:w="60"/>
               <w:left w:type="dxa" w:w="90"/>
@@ -5803,7 +6071,7 @@
         </w:tc>
         <w:tc>
           <w:tcPr>
-            <w:tcW w:type="dxa" w:w="2008"/>
+            <w:tcW w:type="dxa" w:w="1972"/>
             <w:tcMar>
               <w:top w:type="dxa" w:w="60"/>
               <w:left w:type="dxa" w:w="90"/>
@@ -5827,25 +6095,25 @@
         </w:tc>
         <w:tc>
           <w:tcPr>
-            <w:tcW w:type="dxa" w:w="4221"/>
-            <w:tcMar>
-              <w:top w:type="dxa" w:w="60"/>
-              <w:left w:type="dxa" w:w="90"/>
-              <w:bottom w:type="dxa" w:w="60"/>
-              <w:right w:type="dxa" w:w="90"/>
-            </w:tcMar>
-          </w:tcPr>
-          <w:p>
-            <w:pPr>
-              <w:spacing w:after="0" w:before="0"/>
-              <w:jc w:val="left"/>
-            </w:pPr>
-            <w:r>
-              <w:rPr>
-                <w:sz w:val="17"/>
-                <w:szCs w:val="17"/>
-              </w:rPr>
-              <w:t xml:space="preserve">Held and charged. </w:t>
+            <w:tcW w:type="dxa" w:w="4308"/>
+            <w:tcMar>
+              <w:top w:type="dxa" w:w="60"/>
+              <w:left w:type="dxa" w:w="90"/>
+              <w:bottom w:type="dxa" w:w="60"/>
+              <w:right w:type="dxa" w:w="90"/>
+            </w:tcMar>
+          </w:tcPr>
+          <w:p>
+            <w:pPr>
+              <w:spacing w:after="0" w:before="0"/>
+              <w:jc w:val="left"/>
+            </w:pPr>
+            <w:r>
+              <w:rPr>
+                <w:sz w:val="17"/>
+                <w:szCs w:val="17"/>
+              </w:rPr>
+              <w:t xml:space="preserve">Behind the fitted switch. </w:t>
             </w:r>
             <w:r>
               <w:rPr>
@@ -5854,7 +6122,14 @@
                 <w:sz w:val="17"/>
                 <w:szCs w:val="17"/>
               </w:rPr>
-              <w:t xml:space="preserve">Never yet used to power the vehicle</w:t>
+              <w:t xml:space="preserve">No Schottky</w:t>
+            </w:r>
+            <w:r>
+              <w:rPr>
+                <w:sz w:val="17"/>
+                <w:szCs w:val="17"/>
+              </w:rPr>
+              <w:t xml:space="preserve"> — never connect USB with the battery in</w:t>
             </w:r>
           </w:p>
         </w:tc>
@@ -5865,58 +6140,49 @@
         </w:trPr>
         <w:tc>
           <w:tcPr>
-            <w:tcW w:type="dxa" w:w="886"/>
-            <w:tcMar>
-              <w:top w:type="dxa" w:w="60"/>
-              <w:left w:type="dxa" w:w="90"/>
-              <w:bottom w:type="dxa" w:w="60"/>
-              <w:right w:type="dxa" w:w="90"/>
-            </w:tcMar>
-          </w:tcPr>
-          <w:p>
-            <w:pPr>
-              <w:spacing w:after="0" w:before="0"/>
-              <w:jc w:val="left"/>
-            </w:pPr>
-            <w:r>
-              <w:rPr>
-                <w:sz w:val="17"/>
-                <w:szCs w:val="17"/>
-              </w:rPr>
-              <w:t xml:space="preserve">Structure</w:t>
-            </w:r>
-          </w:p>
-        </w:tc>
-        <w:tc>
-          <w:tcPr>
-            <w:tcW w:type="dxa" w:w="1949"/>
-            <w:tcMar>
-              <w:top w:type="dxa" w:w="60"/>
-              <w:left w:type="dxa" w:w="90"/>
-              <w:bottom w:type="dxa" w:w="60"/>
-              <w:right w:type="dxa" w:w="90"/>
-            </w:tcMar>
-          </w:tcPr>
-          <w:p>
-            <w:pPr>
-              <w:spacing w:after="0" w:before="0"/>
-              <w:jc w:val="left"/>
-            </w:pPr>
-            <w:r>
-              <w:rPr>
-                <w:rFonts w:ascii="Consolas" w:cs="Consolas" w:eastAsia="Consolas" w:hAnsi="Consolas"/>
-                <w:sz w:val="17"/>
-                <w:szCs w:val="17"/>
-                <w:shd w:fill="F4F6F8" w:val="clear"/>
-              </w:rPr>
-              <w:t xml:space="preserve">Cansat_D1</w:t>
-            </w:r>
-            <w:r>
-              <w:rPr>
-                <w:sz w:val="17"/>
-                <w:szCs w:val="17"/>
-              </w:rPr>
-              <w:t xml:space="preserve">, white PETG, 3D printed</w:t>
+            <w:tcW w:type="dxa" w:w="870"/>
+            <w:tcMar>
+              <w:top w:type="dxa" w:w="60"/>
+              <w:left w:type="dxa" w:w="90"/>
+              <w:bottom w:type="dxa" w:w="60"/>
+              <w:right w:type="dxa" w:w="90"/>
+            </w:tcMar>
+          </w:tcPr>
+          <w:p>
+            <w:pPr>
+              <w:spacing w:after="0" w:before="0"/>
+              <w:jc w:val="left"/>
+            </w:pPr>
+            <w:r>
+              <w:rPr>
+                <w:sz w:val="17"/>
+                <w:szCs w:val="17"/>
+              </w:rPr>
+              <w:t xml:space="preserve">Power</w:t>
+            </w:r>
+          </w:p>
+        </w:tc>
+        <w:tc>
+          <w:tcPr>
+            <w:tcW w:type="dxa" w:w="1914"/>
+            <w:tcMar>
+              <w:top w:type="dxa" w:w="60"/>
+              <w:left w:type="dxa" w:w="90"/>
+              <w:bottom w:type="dxa" w:w="60"/>
+              <w:right w:type="dxa" w:w="90"/>
+            </w:tcMar>
+          </w:tcPr>
+          <w:p>
+            <w:pPr>
+              <w:spacing w:after="0" w:before="0"/>
+              <w:jc w:val="left"/>
+            </w:pPr>
+            <w:r>
+              <w:rPr>
+                <w:sz w:val="17"/>
+                <w:szCs w:val="17"/>
+              </w:rPr>
+              <w:t xml:space="preserve">Manual ON/OFF switch + power LED</w:t>
             </w:r>
           </w:p>
         </w:tc>
@@ -5940,37 +6206,37 @@
                 <w:sz w:val="17"/>
                 <w:szCs w:val="17"/>
               </w:rPr>
-              <w:t xml:space="preserve">1</w:t>
-            </w:r>
-          </w:p>
-        </w:tc>
-        <w:tc>
-          <w:tcPr>
-            <w:tcW w:type="dxa" w:w="2008"/>
-            <w:tcMar>
-              <w:top w:type="dxa" w:w="60"/>
-              <w:left w:type="dxa" w:w="90"/>
-              <w:bottom w:type="dxa" w:w="60"/>
-              <w:right w:type="dxa" w:w="90"/>
-            </w:tcMar>
-          </w:tcPr>
-          <w:p>
-            <w:pPr>
-              <w:spacing w:after="0" w:before="0"/>
-              <w:jc w:val="left"/>
-            </w:pPr>
-            <w:r>
-              <w:rPr>
-                <w:sz w:val="17"/>
-                <w:szCs w:val="17"/>
-              </w:rPr>
-              <w:t xml:space="preserve">Airframe and egg chamber</w:t>
-            </w:r>
-          </w:p>
-        </w:tc>
-        <w:tc>
-          <w:tcPr>
-            <w:tcW w:type="dxa" w:w="4221"/>
+              <w:t xml:space="preserve">1 each</w:t>
+            </w:r>
+          </w:p>
+        </w:tc>
+        <w:tc>
+          <w:tcPr>
+            <w:tcW w:type="dxa" w:w="1972"/>
+            <w:tcMar>
+              <w:top w:type="dxa" w:w="60"/>
+              <w:left w:type="dxa" w:w="90"/>
+              <w:bottom w:type="dxa" w:w="60"/>
+              <w:right w:type="dxa" w:w="90"/>
+            </w:tcMar>
+          </w:tcPr>
+          <w:p>
+            <w:pPr>
+              <w:spacing w:after="0" w:before="0"/>
+              <w:jc w:val="left"/>
+            </w:pPr>
+            <w:r>
+              <w:rPr>
+                <w:sz w:val="17"/>
+                <w:szCs w:val="17"/>
+              </w:rPr>
+              <w:t xml:space="preserve">PWR-001, PWR-002</w:t>
+            </w:r>
+          </w:p>
+        </w:tc>
+        <w:tc>
+          <w:tcPr>
+            <w:tcW w:type="dxa" w:w="4308"/>
             <w:tcMar>
               <w:top w:type="dxa" w:w="60"/>
               <w:left w:type="dxa" w:w="90"/>
@@ -5990,7 +6256,14 @@
                 <w:sz w:val="17"/>
                 <w:szCs w:val="17"/>
               </w:rPr>
-              <w:t xml:space="preserve">Printed, assembled, weighed</w:t>
+              <w:t xml:space="preserve">Fitted</w:t>
+            </w:r>
+            <w:r>
+              <w:rPr>
+                <w:sz w:val="17"/>
+                <w:szCs w:val="17"/>
+              </w:rPr>
+              <w:t xml:space="preserve"> (reported by the team, 2026-09-14)</w:t>
             </w:r>
           </w:p>
         </w:tc>
@@ -6001,7 +6274,277 @@
         </w:trPr>
         <w:tc>
           <w:tcPr>
-            <w:tcW w:type="dxa" w:w="886"/>
+            <w:tcW w:type="dxa" w:w="870"/>
+            <w:tcMar>
+              <w:top w:type="dxa" w:w="60"/>
+              <w:left w:type="dxa" w:w="90"/>
+              <w:bottom w:type="dxa" w:w="60"/>
+              <w:right w:type="dxa" w:w="90"/>
+            </w:tcMar>
+          </w:tcPr>
+          <w:p>
+            <w:pPr>
+              <w:spacing w:after="0" w:before="0"/>
+              <w:jc w:val="left"/>
+            </w:pPr>
+            <w:r>
+              <w:rPr>
+                <w:sz w:val="17"/>
+                <w:szCs w:val="17"/>
+              </w:rPr>
+              <w:t xml:space="preserve">Structure</w:t>
+            </w:r>
+          </w:p>
+        </w:tc>
+        <w:tc>
+          <w:tcPr>
+            <w:tcW w:type="dxa" w:w="1914"/>
+            <w:tcMar>
+              <w:top w:type="dxa" w:w="60"/>
+              <w:left w:type="dxa" w:w="90"/>
+              <w:bottom w:type="dxa" w:w="60"/>
+              <w:right w:type="dxa" w:w="90"/>
+            </w:tcMar>
+          </w:tcPr>
+          <w:p>
+            <w:pPr>
+              <w:spacing w:after="0" w:before="0"/>
+              <w:jc w:val="left"/>
+            </w:pPr>
+            <w:r>
+              <w:rPr>
+                <w:rFonts w:ascii="Consolas" w:cs="Consolas" w:eastAsia="Consolas" w:hAnsi="Consolas"/>
+                <w:sz w:val="17"/>
+                <w:szCs w:val="17"/>
+                <w:shd w:fill="F4F6F8" w:val="clear"/>
+              </w:rPr>
+              <w:t xml:space="preserve">Cansat_D1</w:t>
+            </w:r>
+            <w:r>
+              <w:rPr>
+                <w:sz w:val="17"/>
+                <w:szCs w:val="17"/>
+              </w:rPr>
+              <w:t xml:space="preserve">, white PETG, 3D printed</w:t>
+            </w:r>
+          </w:p>
+        </w:tc>
+        <w:tc>
+          <w:tcPr>
+            <w:tcW w:type="dxa" w:w="682"/>
+            <w:tcMar>
+              <w:top w:type="dxa" w:w="60"/>
+              <w:left w:type="dxa" w:w="90"/>
+              <w:bottom w:type="dxa" w:w="60"/>
+              <w:right w:type="dxa" w:w="90"/>
+            </w:tcMar>
+          </w:tcPr>
+          <w:p>
+            <w:pPr>
+              <w:spacing w:after="0" w:before="0"/>
+              <w:jc w:val="right"/>
+            </w:pPr>
+            <w:r>
+              <w:rPr>
+                <w:sz w:val="17"/>
+                <w:szCs w:val="17"/>
+              </w:rPr>
+              <w:t xml:space="preserve">1</w:t>
+            </w:r>
+          </w:p>
+        </w:tc>
+        <w:tc>
+          <w:tcPr>
+            <w:tcW w:type="dxa" w:w="1972"/>
+            <w:tcMar>
+              <w:top w:type="dxa" w:w="60"/>
+              <w:left w:type="dxa" w:w="90"/>
+              <w:bottom w:type="dxa" w:w="60"/>
+              <w:right w:type="dxa" w:w="90"/>
+            </w:tcMar>
+          </w:tcPr>
+          <w:p>
+            <w:pPr>
+              <w:spacing w:after="0" w:before="0"/>
+              <w:jc w:val="left"/>
+            </w:pPr>
+            <w:r>
+              <w:rPr>
+                <w:sz w:val="17"/>
+                <w:szCs w:val="17"/>
+              </w:rPr>
+              <w:t xml:space="preserve">Airframe and egg chamber</w:t>
+            </w:r>
+          </w:p>
+        </w:tc>
+        <w:tc>
+          <w:tcPr>
+            <w:tcW w:type="dxa" w:w="4308"/>
+            <w:tcMar>
+              <w:top w:type="dxa" w:w="60"/>
+              <w:left w:type="dxa" w:w="90"/>
+              <w:bottom w:type="dxa" w:w="60"/>
+              <w:right w:type="dxa" w:w="90"/>
+            </w:tcMar>
+          </w:tcPr>
+          <w:p>
+            <w:pPr>
+              <w:spacing w:after="0" w:before="0"/>
+              <w:jc w:val="left"/>
+            </w:pPr>
+            <w:r>
+              <w:rPr>
+                <w:b/>
+                <w:bCs/>
+                <w:sz w:val="17"/>
+                <w:szCs w:val="17"/>
+              </w:rPr>
+              <w:t xml:space="preserve">Printed, assembled, ballasted into the mass band</w:t>
+            </w:r>
+          </w:p>
+        </w:tc>
+      </w:tr>
+      <w:tr>
+        <w:trPr>
+          <w:tblHeader w:val="false"/>
+        </w:trPr>
+        <w:tc>
+          <w:tcPr>
+            <w:tcW w:type="dxa" w:w="870"/>
+            <w:tcMar>
+              <w:top w:type="dxa" w:w="60"/>
+              <w:left w:type="dxa" w:w="90"/>
+              <w:bottom w:type="dxa" w:w="60"/>
+              <w:right w:type="dxa" w:w="90"/>
+            </w:tcMar>
+          </w:tcPr>
+          <w:p>
+            <w:pPr>
+              <w:spacing w:after="0" w:before="0"/>
+              <w:jc w:val="left"/>
+            </w:pPr>
+            <w:r>
+              <w:rPr>
+                <w:sz w:val="17"/>
+                <w:szCs w:val="17"/>
+              </w:rPr>
+              <w:t xml:space="preserve">Recovery</w:t>
+            </w:r>
+          </w:p>
+        </w:tc>
+        <w:tc>
+          <w:tcPr>
+            <w:tcW w:type="dxa" w:w="1914"/>
+            <w:tcMar>
+              <w:top w:type="dxa" w:w="60"/>
+              <w:left w:type="dxa" w:w="90"/>
+              <w:bottom w:type="dxa" w:w="60"/>
+              <w:right w:type="dxa" w:w="90"/>
+            </w:tcMar>
+          </w:tcPr>
+          <w:p>
+            <w:pPr>
+              <w:spacing w:after="0" w:before="0"/>
+              <w:jc w:val="left"/>
+            </w:pPr>
+            <w:r>
+              <w:rPr>
+                <w:sz w:val="17"/>
+                <w:szCs w:val="17"/>
+              </w:rPr>
+              <w:t xml:space="preserve">80 cm flat canopy</w:t>
+            </w:r>
+          </w:p>
+        </w:tc>
+        <w:tc>
+          <w:tcPr>
+            <w:tcW w:type="dxa" w:w="682"/>
+            <w:tcMar>
+              <w:top w:type="dxa" w:w="60"/>
+              <w:left w:type="dxa" w:w="90"/>
+              <w:bottom w:type="dxa" w:w="60"/>
+              <w:right w:type="dxa" w:w="90"/>
+            </w:tcMar>
+          </w:tcPr>
+          <w:p>
+            <w:pPr>
+              <w:spacing w:after="0" w:before="0"/>
+              <w:jc w:val="right"/>
+            </w:pPr>
+            <w:r>
+              <w:rPr>
+                <w:sz w:val="17"/>
+                <w:szCs w:val="17"/>
+              </w:rPr>
+              <w:t xml:space="preserve">1</w:t>
+            </w:r>
+          </w:p>
+        </w:tc>
+        <w:tc>
+          <w:tcPr>
+            <w:tcW w:type="dxa" w:w="1972"/>
+            <w:tcMar>
+              <w:top w:type="dxa" w:w="60"/>
+              <w:left w:type="dxa" w:w="90"/>
+              <w:bottom w:type="dxa" w:w="60"/>
+              <w:right w:type="dxa" w:w="90"/>
+            </w:tcMar>
+          </w:tcPr>
+          <w:p>
+            <w:pPr>
+              <w:spacing w:after="0" w:before="0"/>
+              <w:jc w:val="left"/>
+            </w:pPr>
+            <w:r>
+              <w:rPr>
+                <w:sz w:val="17"/>
+                <w:szCs w:val="17"/>
+              </w:rPr>
+              <w:t xml:space="preserve">Descent at ≤ 5 m/s</w:t>
+            </w:r>
+          </w:p>
+        </w:tc>
+        <w:tc>
+          <w:tcPr>
+            <w:tcW w:type="dxa" w:w="4308"/>
+            <w:tcMar>
+              <w:top w:type="dxa" w:w="60"/>
+              <w:left w:type="dxa" w:w="90"/>
+              <w:bottom w:type="dxa" w:w="60"/>
+              <w:right w:type="dxa" w:w="90"/>
+            </w:tcMar>
+          </w:tcPr>
+          <w:p>
+            <w:pPr>
+              <w:spacing w:after="0" w:before="0"/>
+              <w:jc w:val="left"/>
+            </w:pPr>
+            <w:r>
+              <w:rPr>
+                <w:b/>
+                <w:bCs/>
+                <w:sz w:val="17"/>
+                <w:szCs w:val="17"/>
+              </w:rPr>
+              <w:t xml:space="preserve">Sewn and fitted</w:t>
+            </w:r>
+            <w:r>
+              <w:rPr>
+                <w:sz w:val="17"/>
+                <w:szCs w:val="17"/>
+              </w:rPr>
+              <w:t xml:space="preserve"> (reported by the team, 2026-09-14). Never deployed</w:t>
+            </w:r>
+          </w:p>
+        </w:tc>
+      </w:tr>
+      <w:tr>
+        <w:trPr>
+          <w:tblHeader w:val="false"/>
+        </w:trPr>
+        <w:tc>
+          <w:tcPr>
+            <w:tcW w:type="dxa" w:w="870"/>
             <w:tcMar>
               <w:top w:type="dxa" w:w="60"/>
               <w:left w:type="dxa" w:w="90"/>
@@ -6025,7 +6568,7 @@
         </w:tc>
         <w:tc>
           <w:tcPr>
-            <w:tcW w:type="dxa" w:w="1949"/>
+            <w:tcW w:type="dxa" w:w="1914"/>
             <w:tcMar>
               <w:top w:type="dxa" w:w="60"/>
               <w:left w:type="dxa" w:w="90"/>
@@ -6073,7 +6616,7 @@
         </w:tc>
         <w:tc>
           <w:tcPr>
-            <w:tcW w:type="dxa" w:w="2008"/>
+            <w:tcW w:type="dxa" w:w="1972"/>
             <w:tcMar>
               <w:top w:type="dxa" w:w="60"/>
               <w:left w:type="dxa" w:w="90"/>
@@ -6097,7 +6640,7 @@
         </w:tc>
         <w:tc>
           <w:tcPr>
-            <w:tcW w:type="dxa" w:w="4221"/>
+            <w:tcW w:type="dxa" w:w="4308"/>
             <w:tcMar>
               <w:top w:type="dxa" w:w="60"/>
               <w:left w:type="dxa" w:w="90"/>
@@ -6138,20 +6681,20 @@
           <w:b/>
           <w:bCs/>
         </w:rPr>
-        <w:t xml:space="preserve">Still to fit:</w:t>
-      </w:r>
-      <w:r>
-        <w:t xml:space="preserve"> the manual ON/OFF switch (PWR-001, mandatory), the visible power LED (PWR-002, mandatory), and a Schottky diode. </w:t>
+        <w:t xml:space="preserve">Built and submitted.</w:t>
+      </w:r>
+      <w:r>
+        <w:t xml:space="preserve"> The only part of the design never fitted is the </w:t>
       </w:r>
       <w:r>
         <w:rPr>
           <w:b/>
           <w:bCs/>
         </w:rPr>
-        <w:t xml:space="preserve">Still to build:</w:t>
-      </w:r>
-      <w:r>
-        <w:t xml:space="preserve"> the parachute.</w:t>
+        <w:t xml:space="preserve">Schottky diode</w:t>
+      </w:r>
+      <w:r>
+        <w:t xml:space="preserve">.</w:t>
       </w:r>
     </w:p>
     <w:p>
@@ -6743,7 +7286,7 @@
                 <w:sz w:val="17"/>
                 <w:szCs w:val="17"/>
               </w:rPr>
-              <w:t xml:space="preserve">Good</w:t>
+              <w:t xml:space="preserve">Partial</w:t>
             </w:r>
           </w:p>
         </w:tc>
@@ -6767,7 +7310,23 @@
                 <w:sz w:val="17"/>
                 <w:szCs w:val="17"/>
               </w:rPr>
-              <w:t xml:space="preserve">Canopy modes are 0.5–3 Hz, comfortably inside the 30 Hz sampling</w:t>
+              <w:t xml:space="preserve">Canopy modes are 0.5–3 Hz. The level is computed every loop tick but </w:t>
+            </w:r>
+            <w:r>
+              <w:rPr>
+                <w:b/>
+                <w:bCs/>
+                <w:sz w:val="17"/>
+                <w:szCs w:val="17"/>
+              </w:rPr>
+              <w:t xml:space="preserve">recorded once per packet</w:t>
+            </w:r>
+            <w:r>
+              <w:rPr>
+                <w:sz w:val="17"/>
+                <w:szCs w:val="17"/>
+              </w:rPr>
+              <w:t xml:space="preserve"> — 3.11 Hz in flight — so only modes below about 1.5 Hz can be resolved; faster ones alias</w:t>
             </w:r>
           </w:p>
         </w:tc>
@@ -7537,10 +8096,20 @@
           <w:b/>
           <w:bCs/>
         </w:rPr>
-        <w:t xml:space="preserve">The Schottky diode is the only outstanding purchase in the project — about ₹10.</w:t>
-      </w:r>
-      <w:r>
-        <w:t xml:space="preserve"> Without it, USB back-powers the LiPo, so the battery switch must be OFF whenever a cable is connected, which is most of bring-up.</w:t>
+        <w:t xml:space="preserve">The switch, the power LED and the battery divider were fitted before submission. The Schottky diode was not</w:t>
+      </w:r>
+      <w:r>
+        <w:t xml:space="preserve"> — about ₹10, and the one part of this drawing that does not exist on the vehicle. Without it USB back-powers the LiPo, so </w:t>
+      </w:r>
+      <w:r>
+        <w:rPr>
+          <w:b/>
+          <w:bCs/>
+        </w:rPr>
+        <w:t xml:space="preserve">a USB cable must never be connected while the battery is in</w:t>
+      </w:r>
+      <w:r>
+        <w:t xml:space="preserve">, switch closed or not.</w:t>
       </w:r>
     </w:p>
     <w:p>
@@ -8243,7 +8812,7 @@
         <w:spacing w:after="120" w:before="240"/>
       </w:pPr>
       <w:r>
-        <w:t xml:space="preserve">7.3 The mass budget — measured</w:t>
+        <w:t xml:space="preserve">7.3 The mass budget</w:t>
       </w:r>
     </w:p>
     <w:p>
@@ -8254,7 +8823,7 @@
       <w:r>
         <w:drawing>
           <wp:inline distT="0" distB="0" distL="0" distR="0">
-            <wp:extent cx="4348529" cy="2209067"/>
+            <wp:extent cx="4348529" cy="2267683"/>
             <wp:effectExtent t="0" r="0" b="0" l="0"/>
             <wp:docPr id="1" name="" descr="" title=""/>
             <wp:cNvGraphicFramePr>
@@ -8279,7 +8848,7 @@
                   <pic:spPr bwMode="auto">
                     <a:xfrm>
                       <a:off x="0" y="0"/>
-                      <a:ext cx="4348529" cy="2209067"/>
+                      <a:ext cx="4348529" cy="2267683"/>
                     </a:xfrm>
                     <a:prstGeom prst="rect">
                       <a:avLst/>
@@ -8301,7 +8870,7 @@
           <w:i/>
           <w:iCs/>
         </w:rPr>
-        <w:t xml:space="preserve">Figure 3 — the as-built vehicle against the 500 g ± 10 % band.</w:t>
+        <w:t xml:space="preserve">Figure 3 — from the last scale reading to the submitted vehicle. Everything to the right of 280 g went in after that reading, and the submitted total is reported, not weighed on record.</w:t>
       </w:r>
     </w:p>
     <w:tbl>
@@ -8317,9 +8886,9 @@
         </w:tblBorders>
       </w:tblPr>
       <w:tblGrid>
-        <w:gridCol w:w="5362"/>
-        <w:gridCol w:w="1461"/>
-        <w:gridCol w:w="2923"/>
+        <w:gridCol w:w="3315"/>
+        <w:gridCol w:w="1105"/>
+        <w:gridCol w:w="5326"/>
       </w:tblGrid>
       <w:tr>
         <w:trPr>
@@ -8327,7 +8896,7 @@
         </w:trPr>
         <w:tc>
           <w:tcPr>
-            <w:tcW w:type="dxa" w:w="5362"/>
+            <w:tcW w:type="dxa" w:w="3315"/>
             <w:shd w:fill="ECEFF1" w:val="clear"/>
             <w:tcMar>
               <w:top w:type="dxa" w:w="60"/>
@@ -8354,7 +8923,7 @@
         </w:tc>
         <w:tc>
           <w:tcPr>
-            <w:tcW w:type="dxa" w:w="1461"/>
+            <w:tcW w:type="dxa" w:w="1105"/>
             <w:shd w:fill="ECEFF1" w:val="clear"/>
             <w:tcMar>
               <w:top w:type="dxa" w:w="60"/>
@@ -8381,7 +8950,7 @@
         </w:tc>
         <w:tc>
           <w:tcPr>
-            <w:tcW w:type="dxa" w:w="2923"/>
+            <w:tcW w:type="dxa" w:w="5326"/>
             <w:shd w:fill="ECEFF1" w:val="clear"/>
             <w:tcMar>
               <w:top w:type="dxa" w:w="60"/>
@@ -8413,7 +8982,7 @@
         </w:trPr>
         <w:tc>
           <w:tcPr>
-            <w:tcW w:type="dxa" w:w="5362"/>
+            <w:tcW w:type="dxa" w:w="3315"/>
             <w:tcMar>
               <w:top w:type="dxa" w:w="60"/>
               <w:left w:type="dxa" w:w="90"/>
@@ -8437,7 +9006,7 @@
         </w:tc>
         <w:tc>
           <w:tcPr>
-            <w:tcW w:type="dxa" w:w="1461"/>
+            <w:tcW w:type="dxa" w:w="1105"/>
             <w:tcMar>
               <w:top w:type="dxa" w:w="60"/>
               <w:left w:type="dxa" w:w="90"/>
@@ -8461,7 +9030,7 @@
         </w:tc>
         <w:tc>
           <w:tcPr>
-            <w:tcW w:type="dxa" w:w="2923"/>
+            <w:tcW w:type="dxa" w:w="5326"/>
             <w:tcMar>
               <w:top w:type="dxa" w:w="60"/>
               <w:left w:type="dxa" w:w="90"/>
@@ -8490,7 +9059,7 @@
         </w:trPr>
         <w:tc>
           <w:tcPr>
-            <w:tcW w:type="dxa" w:w="5362"/>
+            <w:tcW w:type="dxa" w:w="3315"/>
             <w:tcMar>
               <w:top w:type="dxa" w:w="60"/>
               <w:left w:type="dxa" w:w="90"/>
@@ -8514,7 +9083,7 @@
         </w:tc>
         <w:tc>
           <w:tcPr>
-            <w:tcW w:type="dxa" w:w="1461"/>
+            <w:tcW w:type="dxa" w:w="1105"/>
             <w:tcMar>
               <w:top w:type="dxa" w:w="60"/>
               <w:left w:type="dxa" w:w="90"/>
@@ -8538,7 +9107,7 @@
         </w:tc>
         <w:tc>
           <w:tcPr>
-            <w:tcW w:type="dxa" w:w="2923"/>
+            <w:tcW w:type="dxa" w:w="5326"/>
             <w:tcMar>
               <w:top w:type="dxa" w:w="60"/>
               <w:left w:type="dxa" w:w="90"/>
@@ -8567,7 +9136,7 @@
         </w:trPr>
         <w:tc>
           <w:tcPr>
-            <w:tcW w:type="dxa" w:w="5362"/>
+            <w:tcW w:type="dxa" w:w="3315"/>
             <w:tcMar>
               <w:top w:type="dxa" w:w="60"/>
               <w:left w:type="dxa" w:w="90"/>
@@ -8593,7 +9162,7 @@
         </w:tc>
         <w:tc>
           <w:tcPr>
-            <w:tcW w:type="dxa" w:w="1461"/>
+            <w:tcW w:type="dxa" w:w="1105"/>
             <w:tcMar>
               <w:top w:type="dxa" w:w="60"/>
               <w:left w:type="dxa" w:w="90"/>
@@ -8619,7 +9188,7 @@
         </w:tc>
         <w:tc>
           <w:tcPr>
-            <w:tcW w:type="dxa" w:w="2923"/>
+            <w:tcW w:type="dxa" w:w="5326"/>
             <w:tcMar>
               <w:top w:type="dxa" w:w="60"/>
               <w:left w:type="dxa" w:w="90"/>
@@ -8648,7 +9217,7 @@
         </w:trPr>
         <w:tc>
           <w:tcPr>
-            <w:tcW w:type="dxa" w:w="5362"/>
+            <w:tcW w:type="dxa" w:w="3315"/>
             <w:tcMar>
               <w:top w:type="dxa" w:w="60"/>
               <w:left w:type="dxa" w:w="90"/>
@@ -8674,7 +9243,7 @@
         </w:tc>
         <w:tc>
           <w:tcPr>
-            <w:tcW w:type="dxa" w:w="1461"/>
+            <w:tcW w:type="dxa" w:w="1105"/>
             <w:tcMar>
               <w:top w:type="dxa" w:w="60"/>
               <w:left w:type="dxa" w:w="90"/>
@@ -8700,7 +9269,7 @@
         </w:tc>
         <w:tc>
           <w:tcPr>
-            <w:tcW w:type="dxa" w:w="2923"/>
+            <w:tcW w:type="dxa" w:w="5326"/>
             <w:tcMar>
               <w:top w:type="dxa" w:w="60"/>
               <w:left w:type="dxa" w:w="90"/>
@@ -8731,7 +9300,7 @@
         </w:trPr>
         <w:tc>
           <w:tcPr>
-            <w:tcW w:type="dxa" w:w="5362"/>
+            <w:tcW w:type="dxa" w:w="3315"/>
             <w:tcMar>
               <w:top w:type="dxa" w:w="60"/>
               <w:left w:type="dxa" w:w="90"/>
@@ -8757,7 +9326,7 @@
         </w:tc>
         <w:tc>
           <w:tcPr>
-            <w:tcW w:type="dxa" w:w="1461"/>
+            <w:tcW w:type="dxa" w:w="1105"/>
             <w:tcMar>
               <w:top w:type="dxa" w:w="60"/>
               <w:left w:type="dxa" w:w="90"/>
@@ -8783,7 +9352,7 @@
         </w:tc>
         <w:tc>
           <w:tcPr>
-            <w:tcW w:type="dxa" w:w="2923"/>
+            <w:tcW w:type="dxa" w:w="5326"/>
             <w:tcMar>
               <w:top w:type="dxa" w:w="60"/>
               <w:left w:type="dxa" w:w="90"/>
@@ -8804,6 +9373,13 @@
                 <w:szCs w:val="17"/>
               </w:rPr>
               <w:t xml:space="preserve">Weighed 2026-09-12</w:t>
+            </w:r>
+            <w:r>
+              <w:rPr>
+                <w:sz w:val="17"/>
+                <w:szCs w:val="17"/>
+              </w:rPr>
+              <w:t xml:space="preserve"> — the last scale reading on record</w:t>
             </w:r>
           </w:p>
         </w:tc>
@@ -8814,7 +9390,7 @@
         </w:trPr>
         <w:tc>
           <w:tcPr>
-            <w:tcW w:type="dxa" w:w="5362"/>
+            <w:tcW w:type="dxa" w:w="3315"/>
             <w:tcMar>
               <w:top w:type="dxa" w:w="60"/>
               <w:left w:type="dxa" w:w="90"/>
@@ -8838,7 +9414,7 @@
         </w:tc>
         <w:tc>
           <w:tcPr>
-            <w:tcW w:type="dxa" w:w="1461"/>
+            <w:tcW w:type="dxa" w:w="1105"/>
             <w:tcMar>
               <w:top w:type="dxa" w:w="60"/>
               <w:left w:type="dxa" w:w="90"/>
@@ -8862,25 +9438,25 @@
         </w:tc>
         <w:tc>
           <w:tcPr>
-            <w:tcW w:type="dxa" w:w="2923"/>
-            <w:tcMar>
-              <w:top w:type="dxa" w:w="60"/>
-              <w:left w:type="dxa" w:w="90"/>
-              <w:bottom w:type="dxa" w:w="60"/>
-              <w:right w:type="dxa" w:w="90"/>
-            </w:tcMar>
-          </w:tcPr>
-          <w:p>
-            <w:pPr>
-              <w:spacing w:after="0" w:before="0"/>
-              <w:jc w:val="left"/>
-            </w:pPr>
-            <w:r>
-              <w:rPr>
-                <w:sz w:val="17"/>
-                <w:szCs w:val="17"/>
-              </w:rPr>
-              <w:t xml:space="preserve">Not built</w:t>
+            <w:tcW w:type="dxa" w:w="5326"/>
+            <w:tcMar>
+              <w:top w:type="dxa" w:w="60"/>
+              <w:left w:type="dxa" w:w="90"/>
+              <w:bottom w:type="dxa" w:w="60"/>
+              <w:right w:type="dxa" w:w="90"/>
+            </w:tcMar>
+          </w:tcPr>
+          <w:p>
+            <w:pPr>
+              <w:spacing w:after="0" w:before="0"/>
+              <w:jc w:val="left"/>
+            </w:pPr>
+            <w:r>
+              <w:rPr>
+                <w:sz w:val="17"/>
+                <w:szCs w:val="17"/>
+              </w:rPr>
+              <w:t xml:space="preserve">Fitted after that reading</w:t>
             </w:r>
           </w:p>
         </w:tc>
@@ -8891,31 +9467,31 @@
         </w:trPr>
         <w:tc>
           <w:tcPr>
-            <w:tcW w:type="dxa" w:w="5362"/>
-            <w:tcMar>
-              <w:top w:type="dxa" w:w="60"/>
-              <w:left w:type="dxa" w:w="90"/>
-              <w:bottom w:type="dxa" w:w="60"/>
-              <w:right w:type="dxa" w:w="90"/>
-            </w:tcMar>
-          </w:tcPr>
-          <w:p>
-            <w:pPr>
-              <w:spacing w:after="0" w:before="0"/>
-              <w:jc w:val="left"/>
-            </w:pPr>
-            <w:r>
-              <w:rPr>
-                <w:sz w:val="17"/>
-                <w:szCs w:val="17"/>
-              </w:rPr>
-              <w:t xml:space="preserve">Switch, LEDs, Schottky, divider</w:t>
-            </w:r>
-          </w:p>
-        </w:tc>
-        <w:tc>
-          <w:tcPr>
-            <w:tcW w:type="dxa" w:w="1461"/>
+            <w:tcW w:type="dxa" w:w="3315"/>
+            <w:tcMar>
+              <w:top w:type="dxa" w:w="60"/>
+              <w:left w:type="dxa" w:w="90"/>
+              <w:bottom w:type="dxa" w:w="60"/>
+              <w:right w:type="dxa" w:w="90"/>
+            </w:tcMar>
+          </w:tcPr>
+          <w:p>
+            <w:pPr>
+              <w:spacing w:after="0" w:before="0"/>
+              <w:jc w:val="left"/>
+            </w:pPr>
+            <w:r>
+              <w:rPr>
+                <w:sz w:val="17"/>
+                <w:szCs w:val="17"/>
+              </w:rPr>
+              <w:t xml:space="preserve">Switch, power LED, divider</w:t>
+            </w:r>
+          </w:p>
+        </w:tc>
+        <w:tc>
+          <w:tcPr>
+            <w:tcW w:type="dxa" w:w="1105"/>
             <w:tcMar>
               <w:top w:type="dxa" w:w="60"/>
               <w:left w:type="dxa" w:w="90"/>
@@ -8939,25 +9515,25 @@
         </w:tc>
         <w:tc>
           <w:tcPr>
-            <w:tcW w:type="dxa" w:w="2923"/>
-            <w:tcMar>
-              <w:top w:type="dxa" w:w="60"/>
-              <w:left w:type="dxa" w:w="90"/>
-              <w:bottom w:type="dxa" w:w="60"/>
-              <w:right w:type="dxa" w:w="90"/>
-            </w:tcMar>
-          </w:tcPr>
-          <w:p>
-            <w:pPr>
-              <w:spacing w:after="0" w:before="0"/>
-              <w:jc w:val="left"/>
-            </w:pPr>
-            <w:r>
-              <w:rPr>
-                <w:sz w:val="17"/>
-                <w:szCs w:val="17"/>
-              </w:rPr>
-              <w:t xml:space="preserve">Not fitted</w:t>
+            <w:tcW w:type="dxa" w:w="5326"/>
+            <w:tcMar>
+              <w:top w:type="dxa" w:w="60"/>
+              <w:left w:type="dxa" w:w="90"/>
+              <w:bottom w:type="dxa" w:w="60"/>
+              <w:right w:type="dxa" w:w="90"/>
+            </w:tcMar>
+          </w:tcPr>
+          <w:p>
+            <w:pPr>
+              <w:spacing w:after="0" w:before="0"/>
+              <w:jc w:val="left"/>
+            </w:pPr>
+            <w:r>
+              <w:rPr>
+                <w:sz w:val="17"/>
+                <w:szCs w:val="17"/>
+              </w:rPr>
+              <w:t xml:space="preserve">Fitted after that reading</w:t>
             </w:r>
           </w:p>
         </w:tc>
@@ -8968,33 +9544,31 @@
         </w:trPr>
         <w:tc>
           <w:tcPr>
-            <w:tcW w:type="dxa" w:w="5362"/>
-            <w:tcMar>
-              <w:top w:type="dxa" w:w="60"/>
-              <w:left w:type="dxa" w:w="90"/>
-              <w:bottom w:type="dxa" w:w="60"/>
-              <w:right w:type="dxa" w:w="90"/>
-            </w:tcMar>
-          </w:tcPr>
-          <w:p>
-            <w:pPr>
-              <w:spacing w:after="0" w:before="0"/>
-              <w:jc w:val="left"/>
-            </w:pPr>
-            <w:r>
-              <w:rPr>
-                <w:b/>
-                <w:bCs/>
-                <w:sz w:val="17"/>
-                <w:szCs w:val="17"/>
-              </w:rPr>
-              <w:t xml:space="preserve">Projected all-up</w:t>
-            </w:r>
-          </w:p>
-        </w:tc>
-        <w:tc>
-          <w:tcPr>
-            <w:tcW w:type="dxa" w:w="1461"/>
+            <w:tcW w:type="dxa" w:w="3315"/>
+            <w:tcMar>
+              <w:top w:type="dxa" w:w="60"/>
+              <w:left w:type="dxa" w:w="90"/>
+              <w:bottom w:type="dxa" w:w="60"/>
+              <w:right w:type="dxa" w:w="90"/>
+            </w:tcMar>
+          </w:tcPr>
+          <w:p>
+            <w:pPr>
+              <w:spacing w:after="0" w:before="0"/>
+              <w:jc w:val="left"/>
+            </w:pPr>
+            <w:r>
+              <w:rPr>
+                <w:sz w:val="17"/>
+                <w:szCs w:val="17"/>
+              </w:rPr>
+              <w:t xml:space="preserve">Ballast</w:t>
+            </w:r>
+          </w:p>
+        </w:tc>
+        <w:tc>
+          <w:tcPr>
+            <w:tcW w:type="dxa" w:w="1105"/>
             <w:tcMar>
               <w:top w:type="dxa" w:w="60"/>
               <w:left w:type="dxa" w:w="90"/>
@@ -9009,36 +9583,34 @@
             </w:pPr>
             <w:r>
               <w:rPr>
-                <w:b/>
-                <w:bCs/>
-                <w:sz w:val="17"/>
-                <w:szCs w:val="17"/>
-              </w:rPr>
-              <w:t xml:space="preserve">315–345 g</w:t>
-            </w:r>
-          </w:p>
-        </w:tc>
-        <w:tc>
-          <w:tcPr>
-            <w:tcW w:type="dxa" w:w="2923"/>
-            <w:tcMar>
-              <w:top w:type="dxa" w:w="60"/>
-              <w:left w:type="dxa" w:w="90"/>
-              <w:bottom w:type="dxa" w:w="60"/>
-              <w:right w:type="dxa" w:w="90"/>
-            </w:tcMar>
-          </w:tcPr>
-          <w:p>
-            <w:pPr>
-              <w:spacing w:after="0" w:before="0"/>
-              <w:jc w:val="left"/>
-            </w:pPr>
-            <w:r>
-              <w:rPr>
-                <w:sz w:val="17"/>
-                <w:szCs w:val="17"/>
-              </w:rPr>
-              <w:t xml:space="preserve"/>
+                <w:sz w:val="17"/>
+                <w:szCs w:val="17"/>
+              </w:rPr>
+              <w:t xml:space="preserve">to the band</w:t>
+            </w:r>
+          </w:p>
+        </w:tc>
+        <w:tc>
+          <w:tcPr>
+            <w:tcW w:type="dxa" w:w="5326"/>
+            <w:tcMar>
+              <w:top w:type="dxa" w:w="60"/>
+              <w:left w:type="dxa" w:w="90"/>
+              <w:bottom w:type="dxa" w:w="60"/>
+              <w:right w:type="dxa" w:w="90"/>
+            </w:tcMar>
+          </w:tcPr>
+          <w:p>
+            <w:pPr>
+              <w:spacing w:after="0" w:before="0"/>
+              <w:jc w:val="left"/>
+            </w:pPr>
+            <w:r>
+              <w:rPr>
+                <w:sz w:val="17"/>
+                <w:szCs w:val="17"/>
+              </w:rPr>
+              <w:t xml:space="preserve">Added before submission; amount not recorded</w:t>
             </w:r>
           </w:p>
         </w:tc>
@@ -9049,7 +9621,7 @@
         </w:trPr>
         <w:tc>
           <w:tcPr>
-            <w:tcW w:type="dxa" w:w="5362"/>
+            <w:tcW w:type="dxa" w:w="3315"/>
             <w:tcMar>
               <w:top w:type="dxa" w:w="60"/>
               <w:left w:type="dxa" w:w="90"/>
@@ -9069,13 +9641,13 @@
                 <w:sz w:val="17"/>
                 <w:szCs w:val="17"/>
               </w:rPr>
-              <w:t xml:space="preserve">Budget</w:t>
-            </w:r>
-          </w:p>
-        </w:tc>
-        <w:tc>
-          <w:tcPr>
-            <w:tcW w:type="dxa" w:w="1461"/>
+              <w:t xml:space="preserve">Submitted vehicle</w:t>
+            </w:r>
+          </w:p>
+        </w:tc>
+        <w:tc>
+          <w:tcPr>
+            <w:tcW w:type="dxa" w:w="1105"/>
             <w:tcMar>
               <w:top w:type="dxa" w:w="60"/>
               <w:left w:type="dxa" w:w="90"/>
@@ -9101,25 +9673,27 @@
         </w:tc>
         <w:tc>
           <w:tcPr>
-            <w:tcW w:type="dxa" w:w="2923"/>
-            <w:tcMar>
-              <w:top w:type="dxa" w:w="60"/>
-              <w:left w:type="dxa" w:w="90"/>
-              <w:bottom w:type="dxa" w:w="60"/>
-              <w:right w:type="dxa" w:w="90"/>
-            </w:tcMar>
-          </w:tcPr>
-          <w:p>
-            <w:pPr>
-              <w:spacing w:after="0" w:before="0"/>
-              <w:jc w:val="left"/>
-            </w:pPr>
-            <w:r>
-              <w:rPr>
-                <w:sz w:val="17"/>
-                <w:szCs w:val="17"/>
-              </w:rPr>
-              <w:t xml:space="preserve">GEN-005</w:t>
+            <w:tcW w:type="dxa" w:w="5326"/>
+            <w:tcMar>
+              <w:top w:type="dxa" w:w="60"/>
+              <w:left w:type="dxa" w:w="90"/>
+              <w:bottom w:type="dxa" w:w="60"/>
+              <w:right w:type="dxa" w:w="90"/>
+            </w:tcMar>
+          </w:tcPr>
+          <w:p>
+            <w:pPr>
+              <w:spacing w:after="0" w:before="0"/>
+              <w:jc w:val="left"/>
+            </w:pPr>
+            <w:r>
+              <w:rPr>
+                <w:b/>
+                <w:bCs/>
+                <w:sz w:val="17"/>
+                <w:szCs w:val="17"/>
+              </w:rPr>
+              <w:t xml:space="preserve">Reported by the team, 2026-09-14</w:t>
             </w:r>
           </w:p>
         </w:tc>
@@ -9155,7 +9729,17 @@
         <w:t xml:space="preserve">280 g assembled vehicle</w:t>
       </w:r>
       <w:r>
-        <w:t xml:space="preserve">. The electronics inside it were weighed separately three days earlier. The structure line is therefore arithmetic on two measurements, not a third one: 280 − 151.299 = 128.701 g, quoted as ≈ 128.7 g because the 280 g came off a scale reading whole grams.</w:t>
+        <w:t xml:space="preserve">. The electronics inside it were weighed separately three days earlier. The structure line is therefore arithmetic on two measurements, not a third one: 280 − 151.299 = 128.701 g, quoted as ≈ 128.7 g because the 280 g came off a scale reading whole grams. </w:t>
+      </w:r>
+      <w:r>
+        <w:rPr>
+          <w:b/>
+          <w:bCs/>
+        </w:rPr>
+        <w:t xml:space="preserve">The submitted mass is a third kind of number</w:t>
+      </w:r>
+      <w:r>
+        <w:t xml:space="preserve"> — a report, not a measurement — and the table says so.</w:t>
       </w:r>
     </w:p>
     <w:p>
@@ -9369,378 +9953,34 @@
         <w:t xml:space="preserve">Infill is the whole of it.</w:t>
       </w:r>
       <w:r>
-        <w:t xml:space="preserve"> The 193 g assumed no infill saving at all; a real slice of a thin-walled open frame is mostly perimeter and air. The estimate was labelled an upper bound and behaved like one — but the size of the gap matters, because it is </w:t>
+        <w:t xml:space="preserve"> The 193 g assumed no infill saving at all; a real slice of a thin-walled open frame is mostly perimeter and air. The estimate was labelled an upper bound and behaved like one — but the size of the gap is what made the vehicle light.</w:t>
+      </w:r>
+    </w:p>
+    <w:p>
+      <w:pPr>
+        <w:pStyle w:val="Heading3"/>
+        <w:spacing w:after="120" w:before="240"/>
+      </w:pPr>
+      <w:r>
+        <w:t xml:space="preserve">7.5 The risk, and how it closed</w:t>
+      </w:r>
+    </w:p>
+    <w:p>
+      <w:pPr>
+        <w:spacing w:after="140" w:before="60" w:line="276"/>
+      </w:pPr>
+      <w:r>
+        <w:t xml:space="preserve">At 280 g, the finished vehicle projected to </w:t>
       </w:r>
       <w:r>
         <w:rPr>
           <w:b/>
           <w:bCs/>
         </w:rPr>
-        <w:t xml:space="preserve">mass the design can spend on purpose</w:t>
-      </w:r>
-      <w:r>
-        <w:t xml:space="preserve">.</w:t>
-      </w:r>
-    </w:p>
-    <w:p>
-      <w:pPr>
-        <w:pStyle w:val="Heading3"/>
-        <w:spacing w:after="120" w:before="240"/>
-      </w:pPr>
-      <w:r>
-        <w:t xml:space="preserve">7.5 The risk, and the two routes out of it</w:t>
-      </w:r>
-    </w:p>
-    <w:tbl>
-      <w:tblPr>
-        <w:tblW w:type="dxa" w:w="9746"/>
-        <w:tblBorders>
-          <w:top w:val="single" w:color="CFD8DC" w:sz="2"/>
-          <w:left w:val="single" w:color="CFD8DC" w:sz="2"/>
-          <w:bottom w:val="single" w:color="CFD8DC" w:sz="2"/>
-          <w:right w:val="single" w:color="CFD8DC" w:sz="2"/>
-          <w:insideH w:val="single" w:color="CFD8DC" w:sz="2"/>
-          <w:insideV w:val="single" w:color="CFD8DC" w:sz="2"/>
-        </w:tblBorders>
-      </w:tblPr>
-      <w:tblGrid>
-        <w:gridCol w:w="5160"/>
-        <w:gridCol w:w="4586"/>
-      </w:tblGrid>
-      <w:tr>
-        <w:trPr>
-          <w:tblHeader w:val="false"/>
-        </w:trPr>
-        <w:tc>
-          <w:tcPr>
-            <w:tcW w:type="dxa" w:w="5160"/>
-            <w:tcMar>
-              <w:top w:type="dxa" w:w="60"/>
-              <w:left w:type="dxa" w:w="90"/>
-              <w:bottom w:type="dxa" w:w="60"/>
-              <w:right w:type="dxa" w:w="90"/>
-            </w:tcMar>
-          </w:tcPr>
-          <w:p>
-            <w:pPr>
-              <w:spacing w:after="0" w:before="0"/>
-              <w:jc w:val="left"/>
-            </w:pPr>
-            <w:r>
-              <w:rPr>
-                <w:sz w:val="17"/>
-                <w:szCs w:val="17"/>
-              </w:rPr>
-              <w:t xml:space="preserve">As-built, no parachute</w:t>
-            </w:r>
-          </w:p>
-        </w:tc>
-        <w:tc>
-          <w:tcPr>
-            <w:tcW w:type="dxa" w:w="4586"/>
-            <w:tcMar>
-              <w:top w:type="dxa" w:w="60"/>
-              <w:left w:type="dxa" w:w="90"/>
-              <w:bottom w:type="dxa" w:w="60"/>
-              <w:right w:type="dxa" w:w="90"/>
-            </w:tcMar>
-          </w:tcPr>
-          <w:p>
-            <w:pPr>
-              <w:spacing w:after="0" w:before="0"/>
-              <w:jc w:val="right"/>
-            </w:pPr>
-            <w:r>
-              <w:rPr>
-                <w:b/>
-                <w:bCs/>
-                <w:sz w:val="17"/>
-                <w:szCs w:val="17"/>
-              </w:rPr>
-              <w:t xml:space="preserve">280 g</w:t>
-            </w:r>
-          </w:p>
-        </w:tc>
-      </w:tr>
-      <w:tr>
-        <w:trPr>
-          <w:tblHeader w:val="false"/>
-        </w:trPr>
-        <w:tc>
-          <w:tcPr>
-            <w:tcW w:type="dxa" w:w="5160"/>
-            <w:tcMar>
-              <w:top w:type="dxa" w:w="60"/>
-              <w:left w:type="dxa" w:w="90"/>
-              <w:bottom w:type="dxa" w:w="60"/>
-              <w:right w:type="dxa" w:w="90"/>
-            </w:tcMar>
-          </w:tcPr>
-          <w:p>
-            <w:pPr>
-              <w:spacing w:after="0" w:before="0"/>
-              <w:jc w:val="left"/>
-            </w:pPr>
-            <w:r>
-              <w:rPr>
-                <w:sz w:val="17"/>
-                <w:szCs w:val="17"/>
-              </w:rPr>
-              <w:t xml:space="preserve">Projected all-up</w:t>
-            </w:r>
-          </w:p>
-        </w:tc>
-        <w:tc>
-          <w:tcPr>
-            <w:tcW w:type="dxa" w:w="4586"/>
-            <w:tcMar>
-              <w:top w:type="dxa" w:w="60"/>
-              <w:left w:type="dxa" w:w="90"/>
-              <w:bottom w:type="dxa" w:w="60"/>
-              <w:right w:type="dxa" w:w="90"/>
-            </w:tcMar>
-          </w:tcPr>
-          <w:p>
-            <w:pPr>
-              <w:spacing w:after="0" w:before="0"/>
-              <w:jc w:val="right"/>
-            </w:pPr>
-            <w:r>
-              <w:rPr>
-                <w:b/>
-                <w:bCs/>
-                <w:sz w:val="17"/>
-                <w:szCs w:val="17"/>
-              </w:rPr>
-              <w:t xml:space="preserve">315–345 g</w:t>
-            </w:r>
-          </w:p>
-        </w:tc>
-      </w:tr>
-      <w:tr>
-        <w:trPr>
-          <w:tblHeader w:val="false"/>
-        </w:trPr>
-        <w:tc>
-          <w:tcPr>
-            <w:tcW w:type="dxa" w:w="5160"/>
-            <w:tcMar>
-              <w:top w:type="dxa" w:w="60"/>
-              <w:left w:type="dxa" w:w="90"/>
-              <w:bottom w:type="dxa" w:w="60"/>
-              <w:right w:type="dxa" w:w="90"/>
-            </w:tcMar>
-          </w:tcPr>
-          <w:p>
-            <w:pPr>
-              <w:spacing w:after="0" w:before="0"/>
-              <w:jc w:val="left"/>
-            </w:pPr>
-            <w:r>
-              <w:rPr>
-                <w:sz w:val="17"/>
-                <w:szCs w:val="17"/>
-              </w:rPr>
-              <w:t xml:space="preserve">To reach the </w:t>
-            </w:r>
-            <w:r>
-              <w:rPr>
-                <w:b/>
-                <w:bCs/>
-                <w:sz w:val="17"/>
-                <w:szCs w:val="17"/>
-              </w:rPr>
-              <w:t xml:space="preserve">450 g floor</w:t>
-            </w:r>
-          </w:p>
-        </w:tc>
-        <w:tc>
-          <w:tcPr>
-            <w:tcW w:type="dxa" w:w="4586"/>
-            <w:tcMar>
-              <w:top w:type="dxa" w:w="60"/>
-              <w:left w:type="dxa" w:w="90"/>
-              <w:bottom w:type="dxa" w:w="60"/>
-              <w:right w:type="dxa" w:w="90"/>
-            </w:tcMar>
-          </w:tcPr>
-          <w:p>
-            <w:pPr>
-              <w:spacing w:after="0" w:before="0"/>
-              <w:jc w:val="right"/>
-            </w:pPr>
-            <w:r>
-              <w:rPr>
-                <w:b/>
-                <w:bCs/>
-                <w:sz w:val="17"/>
-                <w:szCs w:val="17"/>
-              </w:rPr>
-              <w:t xml:space="preserve">+105 to +135 g</w:t>
-            </w:r>
-            <w:r>
-              <w:rPr>
-                <w:sz w:val="17"/>
-                <w:szCs w:val="17"/>
-              </w:rPr>
-              <w:t xml:space="preserve"> needed</w:t>
-            </w:r>
-          </w:p>
-        </w:tc>
-      </w:tr>
-      <w:tr>
-        <w:trPr>
-          <w:tblHeader w:val="false"/>
-        </w:trPr>
-        <w:tc>
-          <w:tcPr>
-            <w:tcW w:type="dxa" w:w="5160"/>
-            <w:tcMar>
-              <w:top w:type="dxa" w:w="60"/>
-              <w:left w:type="dxa" w:w="90"/>
-              <w:bottom w:type="dxa" w:w="60"/>
-              <w:right w:type="dxa" w:w="90"/>
-            </w:tcMar>
-          </w:tcPr>
-          <w:p>
-            <w:pPr>
-              <w:spacing w:after="0" w:before="0"/>
-              <w:jc w:val="left"/>
-            </w:pPr>
-            <w:r>
-              <w:rPr>
-                <w:sz w:val="17"/>
-                <w:szCs w:val="17"/>
-              </w:rPr>
-              <w:t xml:space="preserve">To stay under the </w:t>
-            </w:r>
-            <w:r>
-              <w:rPr>
-                <w:b/>
-                <w:bCs/>
-                <w:sz w:val="17"/>
-                <w:szCs w:val="17"/>
-              </w:rPr>
-              <w:t xml:space="preserve">550 g cap</w:t>
-            </w:r>
-          </w:p>
-        </w:tc>
-        <w:tc>
-          <w:tcPr>
-            <w:tcW w:type="dxa" w:w="4586"/>
-            <w:tcMar>
-              <w:top w:type="dxa" w:w="60"/>
-              <w:left w:type="dxa" w:w="90"/>
-              <w:bottom w:type="dxa" w:w="60"/>
-              <w:right w:type="dxa" w:w="90"/>
-            </w:tcMar>
-          </w:tcPr>
-          <w:p>
-            <w:pPr>
-              <w:spacing w:after="0" w:before="0"/>
-              <w:jc w:val="right"/>
-            </w:pPr>
-            <w:r>
-              <w:rPr>
-                <w:sz w:val="17"/>
-                <w:szCs w:val="17"/>
-              </w:rPr>
-              <w:t xml:space="preserve">+205 to +235 g available</w:t>
-            </w:r>
-          </w:p>
-        </w:tc>
-      </w:tr>
-    </w:tbl>
-    <w:p>
-      <w:pPr>
-        <w:spacing w:after="160"/>
-      </w:pPr>
-      <w:r>
-        <w:t xml:space="preserve"/>
-      </w:r>
-    </w:p>
-    <w:p>
-      <w:pPr>
-        <w:spacing w:after="140" w:before="60" w:line="276"/>
-      </w:pPr>
-      <w:r>
-        <w:rPr>
-          <w:b/>
-          <w:bCs/>
-        </w:rPr>
-        <w:t xml:space="preserve">Route 1 — re-print heavier, and prefer it.</w:t>
-      </w:r>
-      <w:r>
-        <w:t xml:space="preserve"> The printed part is ≈ 128.7 g against a 152.0 cm³ solid volume that would weigh 193 g. Raising infill and wall count moves the part up that range </w:t>
-      </w:r>
-      <w:r>
-        <w:rPr>
-          <w:b/>
-          <w:bCs/>
-        </w:rPr>
-        <w:t xml:space="preserve">at no cost but print time</w:t>
-      </w:r>
-      <w:r>
-        <w:t xml:space="preserve">, and it adds material exactly where a printed part is weakest — buying strength margin and mass in the same change. It is a slicer setting, not a redesign.</w:t>
-      </w:r>
-    </w:p>
-    <w:p>
-      <w:pPr>
-        <w:spacing w:after="140" w:before="60" w:line="276"/>
-      </w:pPr>
-      <w:r>
-        <w:rPr>
-          <w:b/>
-          <w:bCs/>
-        </w:rPr>
-        <w:t xml:space="preserve">Route 2 — ballast.</w:t>
-      </w:r>
-      <w:r>
-        <w:t xml:space="preserve"> Cruder, earns nothing, and section D scores effective use of volume.</w:t>
-      </w:r>
-    </w:p>
-    <w:p>
-      <w:pPr>
-        <w:spacing w:after="140" w:before="60" w:line="276"/>
-      </w:pPr>
-      <w:r>
-        <w:rPr>
-          <w:b/>
-          <w:bCs/>
-        </w:rPr>
-        <w:t xml:space="preserve">Route 1 alone may not close the gap</w:t>
-      </w:r>
-      <w:r>
-        <w:t xml:space="preserve">, since the body has only ~64 g of headroom to solid. The likely answer is both: re-print at high infill for the strength, then ballast the remainder — low and central, which also helps descent stability under REC-006. </w:t>
-      </w:r>
-      <w:r>
-        <w:rPr>
-          <w:b/>
-          <w:bCs/>
-        </w:rPr>
-        <w:t xml:space="preserve">The 91.5 mm of unused permitted height is where it should go</w:t>
-      </w:r>
-      <w:r>
-        <w:t xml:space="preserve">, since compactness scores </w:t>
-      </w:r>
-      <w:r>
-        <w:rPr>
-          <w:i/>
-          <w:iCs/>
-        </w:rPr>
-        <w:t xml:space="preserve">effective use</w:t>
-      </w:r>
-      <w:r>
-        <w:t xml:space="preserve"> of the volume the rules allow, and the design currently uses 56 % of the height it is permitted. One change answers a scored line and a disqualification risk together.</w:t>
-      </w:r>
-    </w:p>
-    <w:p>
-      <w:pPr>
-        <w:pStyle w:val="Heading3"/>
-        <w:spacing w:after="120" w:before="240"/>
-      </w:pPr>
-      <w:r>
-        <w:t xml:space="preserve">7.6 What is still to do mechanically</w:t>
+        <w:t xml:space="preserve">315–345 g — 105 to 135 g under the 450 g edge</w:t>
+      </w:r>
+      <w:r>
+        <w:t xml:space="preserve"> of the band. Two routes were on the table:</w:t>
       </w:r>
     </w:p>
     <w:p>
@@ -9757,10 +9997,10 @@
           <w:b/>
           <w:bCs/>
         </w:rPr>
-        <w:t xml:space="preserve">Sew the 80 cm canopy.</w:t>
-      </w:r>
-      <w:r>
-        <w:t xml:space="preserve"> Nothing blocks it, and it does not depend on the mass decision.</w:t>
+        <w:t xml:space="preserve">Re-print heavier.</w:t>
+      </w:r>
+      <w:r>
+        <w:t xml:space="preserve"> The printed part had ~64 g of headroom to its 193 g solid volume, and higher infill adds material exactly where a printed part is weakest. Not enough on its own.</w:t>
       </w:r>
     </w:p>
     <w:p>
@@ -9777,10 +10017,44 @@
           <w:b/>
           <w:bCs/>
         </w:rPr>
-        <w:t xml:space="preserve">Drop-test it.</w:t>
-      </w:r>
-      <w:r>
-        <w:t xml:space="preserve"> The only thing that measures the drag coefficient the descent model rests on, and the only thing section C actually scores.</w:t>
+        <w:t xml:space="preserve">Ballast.</w:t>
+      </w:r>
+      <w:r>
+        <w:t xml:space="preserve"> Cruder, and it earns nothing in section D — but it closes any gap.</w:t>
+      </w:r>
+    </w:p>
+    <w:p>
+      <w:pPr>
+        <w:spacing w:after="140" w:before="60" w:line="276"/>
+      </w:pPr>
+      <w:r>
+        <w:rPr>
+          <w:b/>
+          <w:bCs/>
+        </w:rPr>
+        <w:t xml:space="preserve">The team ballasted into the band before submission.</w:t>
+      </w:r>
+      <w:r>
+        <w:t xml:space="preserve"> That also made the open question — whether 450 g binds at all — stop mattering, because a vehicle inside 450–550 g satisfies both readings of the rule. </w:t>
+      </w:r>
+      <w:r>
+        <w:rPr>
+          <w:b/>
+          <w:bCs/>
+        </w:rPr>
+        <w:t xml:space="preserve">The final mass was not recorded</w:t>
+      </w:r>
+      <w:r>
+        <w:t xml:space="preserve">, and weighing the vehicle before the launch is worth doing: it decides which modelled descent the flight is compared against.</w:t>
+      </w:r>
+    </w:p>
+    <w:p>
+      <w:pPr>
+        <w:pStyle w:val="Heading3"/>
+        <w:spacing w:after="120" w:before="240"/>
+      </w:pPr>
+      <w:r>
+        <w:t xml:space="preserve">7.6 What was never done mechanically</w:t>
       </w:r>
     </w:p>
     <w:p>
@@ -9797,10 +10071,10 @@
           <w:b/>
           <w:bCs/>
         </w:rPr>
-        <w:t xml:space="preserve">Check the printed envelope with calipers.</w:t>
-      </w:r>
-      <w:r>
-        <w:t xml:space="preserve"> Every dimension held here is read from the STEP, and a printed part is not its model. 2.5 mm per side is the whole clearance.</w:t>
+        <w:t xml:space="preserve">A drop test.</w:t>
+      </w:r>
+      <w:r>
+        <w:t xml:space="preserve"> The only measurement of the drag coefficient the descent model rests on, and the only check that the printed structure survives an arrival. The launch is the first.</w:t>
       </w:r>
     </w:p>
     <w:p>
@@ -9817,10 +10091,30 @@
           <w:b/>
           <w:bCs/>
         </w:rPr>
-        <w:t xml:space="preserve">Photograph it.</w:t>
-      </w:r>
-      <w:r>
-        <w:t xml:space="preserve"> Mandatory for section F, and section D's 15 aesthetics-and-build-quality points are judged from those images.</w:t>
+        <w:t xml:space="preserve">Calipers on the printed envelope.</w:t>
+      </w:r>
+      <w:r>
+        <w:t xml:space="preserve"> Every dimension held here is read from the STEP, and a printed part is not its model. 2.5 mm per side is the whole clearance.</w:t>
+      </w:r>
+    </w:p>
+    <w:p>
+      <w:pPr>
+        <w:pStyle w:val="ListParagraph"/>
+        <w:numPr>
+          <w:ilvl w:val="0"/>
+          <w:numId w:val="3"/>
+        </w:numPr>
+        <w:spacing w:after="40" w:before="40"/>
+      </w:pPr>
+      <w:r>
+        <w:rPr>
+          <w:b/>
+          <w:bCs/>
+        </w:rPr>
+        <w:t xml:space="preserve">Photographs of the built vehicle</w:t>
+      </w:r>
+      <w:r>
+        <w:t xml:space="preserve"> in this repository. Mandatory media, and section D's 15 aesthetics-and-build-quality points are judged from those images.</w:t>
       </w:r>
     </w:p>
     <w:p>
@@ -11422,7 +11716,7 @@
         <w:spacing w:after="120" w:before="240"/>
       </w:pPr>
       <w:r>
-        <w:t xml:space="preserve">8.4 The 100 N impact load is an assumption — and the as-built mass makes it conservative</w:t>
+        <w:t xml:space="preserve">8.4 The 100 N impact load is an assumption — and the mass band brackets it</w:t>
       </w:r>
     </w:p>
     <w:p>
@@ -11430,17 +11724,7 @@
         <w:spacing w:after="140" w:before="60" w:line="276"/>
       </w:pPr>
       <w:r>
-        <w:t xml:space="preserve">100 N came from a 500 g vehicle at 5 m/s arrested in 25 ms. The as-built vehicle is lighter and descends more slowly, so it has </w:t>
-      </w:r>
-      <w:r>
-        <w:rPr>
-          <w:b/>
-          <w:bCs/>
-        </w:rPr>
-        <w:t xml:space="preserve">less than half the momentum the study assumed</w:t>
-      </w:r>
-      <w:r>
-        <w:t xml:space="preserve">:</w:t>
+        <w:t xml:space="preserve">100 N came from a 500 g vehicle at 5 m/s arrested in 25 ms. The submitted vehicle is somewhere in the 450–550 g band, and under the fitted canopy its landing momentum brackets the studied case:</w:t>
       </w:r>
     </w:p>
     <w:tbl>
@@ -11456,12 +11740,12 @@
         </w:tblBorders>
       </w:tblPr>
       <w:tblGrid>
-        <w:gridCol w:w="3200"/>
-        <w:gridCol w:w="761"/>
-        <w:gridCol w:w="1218"/>
-        <w:gridCol w:w="1218"/>
-        <w:gridCol w:w="2131"/>
-        <w:gridCol w:w="1218"/>
+        <w:gridCol w:w="3398"/>
+        <w:gridCol w:w="738"/>
+        <w:gridCol w:w="1181"/>
+        <w:gridCol w:w="1181"/>
+        <w:gridCol w:w="2067"/>
+        <w:gridCol w:w="1181"/>
       </w:tblGrid>
       <w:tr>
         <w:trPr>
@@ -11469,7 +11753,7 @@
         </w:trPr>
         <w:tc>
           <w:tcPr>
-            <w:tcW w:type="dxa" w:w="3200"/>
+            <w:tcW w:type="dxa" w:w="3398"/>
             <w:shd w:fill="ECEFF1" w:val="clear"/>
             <w:tcMar>
               <w:top w:type="dxa" w:w="60"/>
@@ -11496,7 +11780,7 @@
         </w:tc>
         <w:tc>
           <w:tcPr>
-            <w:tcW w:type="dxa" w:w="761"/>
+            <w:tcW w:type="dxa" w:w="738"/>
             <w:shd w:fill="ECEFF1" w:val="clear"/>
             <w:tcMar>
               <w:top w:type="dxa" w:w="60"/>
@@ -11523,7 +11807,7 @@
         </w:tc>
         <w:tc>
           <w:tcPr>
-            <w:tcW w:type="dxa" w:w="1218"/>
+            <w:tcW w:type="dxa" w:w="1181"/>
             <w:shd w:fill="ECEFF1" w:val="clear"/>
             <w:tcMar>
               <w:top w:type="dxa" w:w="60"/>
@@ -11550,7 +11834,7 @@
         </w:tc>
         <w:tc>
           <w:tcPr>
-            <w:tcW w:type="dxa" w:w="1218"/>
+            <w:tcW w:type="dxa" w:w="1181"/>
             <w:shd w:fill="ECEFF1" w:val="clear"/>
             <w:tcMar>
               <w:top w:type="dxa" w:w="60"/>
@@ -11577,7 +11861,7 @@
         </w:tc>
         <w:tc>
           <w:tcPr>
-            <w:tcW w:type="dxa" w:w="2131"/>
+            <w:tcW w:type="dxa" w:w="2067"/>
             <w:shd w:fill="ECEFF1" w:val="clear"/>
             <w:tcMar>
               <w:top w:type="dxa" w:w="60"/>
@@ -11604,7 +11888,7 @@
         </w:tc>
         <w:tc>
           <w:tcPr>
-            <w:tcW w:type="dxa" w:w="1218"/>
+            <w:tcW w:type="dxa" w:w="1181"/>
             <w:shd w:fill="ECEFF1" w:val="clear"/>
             <w:tcMar>
               <w:top w:type="dxa" w:w="60"/>
@@ -11636,7 +11920,7 @@
         </w:trPr>
         <w:tc>
           <w:tcPr>
-            <w:tcW w:type="dxa" w:w="3200"/>
+            <w:tcW w:type="dxa" w:w="3398"/>
             <w:tcMar>
               <w:top w:type="dxa" w:w="60"/>
               <w:left w:type="dxa" w:w="90"/>
@@ -11660,7 +11944,7 @@
         </w:tc>
         <w:tc>
           <w:tcPr>
-            <w:tcW w:type="dxa" w:w="761"/>
+            <w:tcW w:type="dxa" w:w="738"/>
             <w:tcMar>
               <w:top w:type="dxa" w:w="60"/>
               <w:left w:type="dxa" w:w="90"/>
@@ -11684,7 +11968,7 @@
         </w:tc>
         <w:tc>
           <w:tcPr>
-            <w:tcW w:type="dxa" w:w="1218"/>
+            <w:tcW w:type="dxa" w:w="1181"/>
             <w:tcMar>
               <w:top w:type="dxa" w:w="60"/>
               <w:left w:type="dxa" w:w="90"/>
@@ -11708,7 +11992,7 @@
         </w:tc>
         <w:tc>
           <w:tcPr>
-            <w:tcW w:type="dxa" w:w="1218"/>
+            <w:tcW w:type="dxa" w:w="1181"/>
             <w:tcMar>
               <w:top w:type="dxa" w:w="60"/>
               <w:left w:type="dxa" w:w="90"/>
@@ -11732,7 +12016,7 @@
         </w:tc>
         <w:tc>
           <w:tcPr>
-            <w:tcW w:type="dxa" w:w="2131"/>
+            <w:tcW w:type="dxa" w:w="2067"/>
             <w:tcMar>
               <w:top w:type="dxa" w:w="60"/>
               <w:left w:type="dxa" w:w="90"/>
@@ -11758,7 +12042,7 @@
         </w:tc>
         <w:tc>
           <w:tcPr>
-            <w:tcW w:type="dxa" w:w="1218"/>
+            <w:tcW w:type="dxa" w:w="1181"/>
             <w:tcMar>
               <w:top w:type="dxa" w:w="60"/>
               <w:left w:type="dxa" w:w="90"/>
@@ -11787,31 +12071,31 @@
         </w:trPr>
         <w:tc>
           <w:tcPr>
-            <w:tcW w:type="dxa" w:w="3200"/>
-            <w:tcMar>
-              <w:top w:type="dxa" w:w="60"/>
-              <w:left w:type="dxa" w:w="90"/>
-              <w:bottom w:type="dxa" w:w="60"/>
-              <w:right w:type="dxa" w:w="90"/>
-            </w:tcMar>
-          </w:tcPr>
-          <w:p>
-            <w:pPr>
-              <w:spacing w:after="0" w:before="0"/>
-              <w:jc w:val="left"/>
-            </w:pPr>
-            <w:r>
-              <w:rPr>
-                <w:sz w:val="17"/>
-                <w:szCs w:val="17"/>
-              </w:rPr>
-              <w:t xml:space="preserve">As-built, unballasted</w:t>
-            </w:r>
-          </w:p>
-        </w:tc>
-        <w:tc>
-          <w:tcPr>
-            <w:tcW w:type="dxa" w:w="761"/>
+            <w:tcW w:type="dxa" w:w="3398"/>
+            <w:tcMar>
+              <w:top w:type="dxa" w:w="60"/>
+              <w:left w:type="dxa" w:w="90"/>
+              <w:bottom w:type="dxa" w:w="60"/>
+              <w:right w:type="dxa" w:w="90"/>
+            </w:tcMar>
+          </w:tcPr>
+          <w:p>
+            <w:pPr>
+              <w:spacing w:after="0" w:before="0"/>
+              <w:jc w:val="left"/>
+            </w:pPr>
+            <w:r>
+              <w:rPr>
+                <w:sz w:val="17"/>
+                <w:szCs w:val="17"/>
+              </w:rPr>
+              <w:t xml:space="preserve">Bottom of the band, ISA</w:t>
+            </w:r>
+          </w:p>
+        </w:tc>
+        <w:tc>
+          <w:tcPr>
+            <w:tcW w:type="dxa" w:w="738"/>
             <w:tcMar>
               <w:top w:type="dxa" w:w="60"/>
               <w:left w:type="dxa" w:w="90"/>
@@ -11829,13 +12113,13 @@
                 <w:sz w:val="17"/>
                 <w:szCs w:val="17"/>
               </w:rPr>
-              <w:t xml:space="preserve">315 g</w:t>
-            </w:r>
-          </w:p>
-        </w:tc>
-        <w:tc>
-          <w:tcPr>
-            <w:tcW w:type="dxa" w:w="1218"/>
+              <w:t xml:space="preserve">450 g</w:t>
+            </w:r>
+          </w:p>
+        </w:tc>
+        <w:tc>
+          <w:tcPr>
+            <w:tcW w:type="dxa" w:w="1181"/>
             <w:tcMar>
               <w:top w:type="dxa" w:w="60"/>
               <w:left w:type="dxa" w:w="90"/>
@@ -11853,13 +12137,13 @@
                 <w:sz w:val="17"/>
                 <w:szCs w:val="17"/>
               </w:rPr>
-              <w:t xml:space="preserve">3.66 m/s</w:t>
-            </w:r>
-          </w:p>
-        </w:tc>
-        <w:tc>
-          <w:tcPr>
-            <w:tcW w:type="dxa" w:w="1218"/>
+              <w:t xml:space="preserve">4.37 m/s</w:t>
+            </w:r>
+          </w:p>
+        </w:tc>
+        <w:tc>
+          <w:tcPr>
+            <w:tcW w:type="dxa" w:w="1181"/>
             <w:tcMar>
               <w:top w:type="dxa" w:w="60"/>
               <w:left w:type="dxa" w:w="90"/>
@@ -11877,13 +12161,13 @@
                 <w:sz w:val="17"/>
                 <w:szCs w:val="17"/>
               </w:rPr>
-              <w:t xml:space="preserve">1.15 N·s</w:t>
-            </w:r>
-          </w:p>
-        </w:tc>
-        <w:tc>
-          <w:tcPr>
-            <w:tcW w:type="dxa" w:w="2131"/>
+              <w:t xml:space="preserve">1.97 N·s</w:t>
+            </w:r>
+          </w:p>
+        </w:tc>
+        <w:tc>
+          <w:tcPr>
+            <w:tcW w:type="dxa" w:w="2067"/>
             <w:tcMar>
               <w:top w:type="dxa" w:w="60"/>
               <w:left w:type="dxa" w:w="90"/>
@@ -11901,13 +12185,13 @@
                 <w:sz w:val="17"/>
                 <w:szCs w:val="17"/>
               </w:rPr>
-              <w:t xml:space="preserve">46 N</w:t>
-            </w:r>
-          </w:p>
-        </w:tc>
-        <w:tc>
-          <w:tcPr>
-            <w:tcW w:type="dxa" w:w="1218"/>
+              <w:t xml:space="preserve">79 N</w:t>
+            </w:r>
+          </w:p>
+        </w:tc>
+        <w:tc>
+          <w:tcPr>
+            <w:tcW w:type="dxa" w:w="1181"/>
             <w:tcMar>
               <w:top w:type="dxa" w:w="60"/>
               <w:left w:type="dxa" w:w="90"/>
@@ -11925,7 +12209,7 @@
                 <w:sz w:val="17"/>
                 <w:szCs w:val="17"/>
               </w:rPr>
-              <w:t xml:space="preserve">115 N</w:t>
+              <w:t xml:space="preserve">197 N</w:t>
             </w:r>
           </w:p>
         </w:tc>
@@ -11936,31 +12220,31 @@
         </w:trPr>
         <w:tc>
           <w:tcPr>
-            <w:tcW w:type="dxa" w:w="3200"/>
-            <w:tcMar>
-              <w:top w:type="dxa" w:w="60"/>
-              <w:left w:type="dxa" w:w="90"/>
-              <w:bottom w:type="dxa" w:w="60"/>
-              <w:right w:type="dxa" w:w="90"/>
-            </w:tcMar>
-          </w:tcPr>
-          <w:p>
-            <w:pPr>
-              <w:spacing w:after="0" w:before="0"/>
-              <w:jc w:val="left"/>
-            </w:pPr>
-            <w:r>
-              <w:rPr>
-                <w:sz w:val="17"/>
-                <w:szCs w:val="17"/>
-              </w:rPr>
-              <w:t xml:space="preserve">Ballasted to 500 g</w:t>
-            </w:r>
-          </w:p>
-        </w:tc>
-        <w:tc>
-          <w:tcPr>
-            <w:tcW w:type="dxa" w:w="761"/>
+            <w:tcW w:type="dxa" w:w="3398"/>
+            <w:tcMar>
+              <w:top w:type="dxa" w:w="60"/>
+              <w:left w:type="dxa" w:w="90"/>
+              <w:bottom w:type="dxa" w:w="60"/>
+              <w:right w:type="dxa" w:w="90"/>
+            </w:tcMar>
+          </w:tcPr>
+          <w:p>
+            <w:pPr>
+              <w:spacing w:after="0" w:before="0"/>
+              <w:jc w:val="left"/>
+            </w:pPr>
+            <w:r>
+              <w:rPr>
+                <w:sz w:val="17"/>
+                <w:szCs w:val="17"/>
+              </w:rPr>
+              <w:t xml:space="preserve">Nominal, ISA</w:t>
+            </w:r>
+          </w:p>
+        </w:tc>
+        <w:tc>
+          <w:tcPr>
+            <w:tcW w:type="dxa" w:w="738"/>
             <w:tcMar>
               <w:top w:type="dxa" w:w="60"/>
               <w:left w:type="dxa" w:w="90"/>
@@ -11984,7 +12268,7 @@
         </w:tc>
         <w:tc>
           <w:tcPr>
-            <w:tcW w:type="dxa" w:w="1218"/>
+            <w:tcW w:type="dxa" w:w="1181"/>
             <w:tcMar>
               <w:top w:type="dxa" w:w="60"/>
               <w:left w:type="dxa" w:w="90"/>
@@ -12008,7 +12292,7 @@
         </w:tc>
         <w:tc>
           <w:tcPr>
-            <w:tcW w:type="dxa" w:w="1218"/>
+            <w:tcW w:type="dxa" w:w="1181"/>
             <w:tcMar>
               <w:top w:type="dxa" w:w="60"/>
               <w:left w:type="dxa" w:w="90"/>
@@ -12032,7 +12316,7 @@
         </w:tc>
         <w:tc>
           <w:tcPr>
-            <w:tcW w:type="dxa" w:w="2131"/>
+            <w:tcW w:type="dxa" w:w="2067"/>
             <w:tcMar>
               <w:top w:type="dxa" w:w="60"/>
               <w:left w:type="dxa" w:w="90"/>
@@ -12056,7 +12340,7 @@
         </w:tc>
         <w:tc>
           <w:tcPr>
-            <w:tcW w:type="dxa" w:w="1218"/>
+            <w:tcW w:type="dxa" w:w="1181"/>
             <w:tcMar>
               <w:top w:type="dxa" w:w="60"/>
               <w:left w:type="dxa" w:w="90"/>
@@ -12075,6 +12359,157 @@
                 <w:szCs w:val="17"/>
               </w:rPr>
               <w:t xml:space="preserve">231 N</w:t>
+            </w:r>
+          </w:p>
+        </w:tc>
+      </w:tr>
+      <w:tr>
+        <w:trPr>
+          <w:tblHeader w:val="false"/>
+        </w:trPr>
+        <w:tc>
+          <w:tcPr>
+            <w:tcW w:type="dxa" w:w="3398"/>
+            <w:tcMar>
+              <w:top w:type="dxa" w:w="60"/>
+              <w:left w:type="dxa" w:w="90"/>
+              <w:bottom w:type="dxa" w:w="60"/>
+              <w:right w:type="dxa" w:w="90"/>
+            </w:tcMar>
+          </w:tcPr>
+          <w:p>
+            <w:pPr>
+              <w:spacing w:after="0" w:before="0"/>
+              <w:jc w:val="left"/>
+            </w:pPr>
+            <w:r>
+              <w:rPr>
+                <w:sz w:val="17"/>
+                <w:szCs w:val="17"/>
+              </w:rPr>
+              <w:t xml:space="preserve">Top of the band, 35 °C</w:t>
+            </w:r>
+          </w:p>
+        </w:tc>
+        <w:tc>
+          <w:tcPr>
+            <w:tcW w:type="dxa" w:w="738"/>
+            <w:tcMar>
+              <w:top w:type="dxa" w:w="60"/>
+              <w:left w:type="dxa" w:w="90"/>
+              <w:bottom w:type="dxa" w:w="60"/>
+              <w:right w:type="dxa" w:w="90"/>
+            </w:tcMar>
+          </w:tcPr>
+          <w:p>
+            <w:pPr>
+              <w:spacing w:after="0" w:before="0"/>
+              <w:jc w:val="right"/>
+            </w:pPr>
+            <w:r>
+              <w:rPr>
+                <w:sz w:val="17"/>
+                <w:szCs w:val="17"/>
+              </w:rPr>
+              <w:t xml:space="preserve">550 g</w:t>
+            </w:r>
+          </w:p>
+        </w:tc>
+        <w:tc>
+          <w:tcPr>
+            <w:tcW w:type="dxa" w:w="1181"/>
+            <w:tcMar>
+              <w:top w:type="dxa" w:w="60"/>
+              <w:left w:type="dxa" w:w="90"/>
+              <w:bottom w:type="dxa" w:w="60"/>
+              <w:right w:type="dxa" w:w="90"/>
+            </w:tcMar>
+          </w:tcPr>
+          <w:p>
+            <w:pPr>
+              <w:spacing w:after="0" w:before="0"/>
+              <w:jc w:val="right"/>
+            </w:pPr>
+            <w:r>
+              <w:rPr>
+                <w:sz w:val="17"/>
+                <w:szCs w:val="17"/>
+              </w:rPr>
+              <w:t xml:space="preserve">5.00 m/s</w:t>
+            </w:r>
+          </w:p>
+        </w:tc>
+        <w:tc>
+          <w:tcPr>
+            <w:tcW w:type="dxa" w:w="1181"/>
+            <w:tcMar>
+              <w:top w:type="dxa" w:w="60"/>
+              <w:left w:type="dxa" w:w="90"/>
+              <w:bottom w:type="dxa" w:w="60"/>
+              <w:right w:type="dxa" w:w="90"/>
+            </w:tcMar>
+          </w:tcPr>
+          <w:p>
+            <w:pPr>
+              <w:spacing w:after="0" w:before="0"/>
+              <w:jc w:val="right"/>
+            </w:pPr>
+            <w:r>
+              <w:rPr>
+                <w:sz w:val="17"/>
+                <w:szCs w:val="17"/>
+              </w:rPr>
+              <w:t xml:space="preserve">2.75 N·s</w:t>
+            </w:r>
+          </w:p>
+        </w:tc>
+        <w:tc>
+          <w:tcPr>
+            <w:tcW w:type="dxa" w:w="2067"/>
+            <w:tcMar>
+              <w:top w:type="dxa" w:w="60"/>
+              <w:left w:type="dxa" w:w="90"/>
+              <w:bottom w:type="dxa" w:w="60"/>
+              <w:right w:type="dxa" w:w="90"/>
+            </w:tcMar>
+          </w:tcPr>
+          <w:p>
+            <w:pPr>
+              <w:spacing w:after="0" w:before="0"/>
+              <w:jc w:val="right"/>
+            </w:pPr>
+            <w:r>
+              <w:rPr>
+                <w:b/>
+                <w:bCs/>
+                <w:sz w:val="17"/>
+                <w:szCs w:val="17"/>
+              </w:rPr>
+              <w:t xml:space="preserve">110 N</w:t>
+            </w:r>
+          </w:p>
+        </w:tc>
+        <w:tc>
+          <w:tcPr>
+            <w:tcW w:type="dxa" w:w="1181"/>
+            <w:tcMar>
+              <w:top w:type="dxa" w:w="60"/>
+              <w:left w:type="dxa" w:w="90"/>
+              <w:bottom w:type="dxa" w:w="60"/>
+              <w:right w:type="dxa" w:w="90"/>
+            </w:tcMar>
+          </w:tcPr>
+          <w:p>
+            <w:pPr>
+              <w:spacing w:after="0" w:before="0"/>
+              <w:jc w:val="right"/>
+            </w:pPr>
+            <w:r>
+              <w:rPr>
+                <w:sz w:val="17"/>
+                <w:szCs w:val="17"/>
+              </w:rPr>
+              <w:t xml:space="preserve">275 N</w:t>
             </w:r>
           </w:p>
         </w:tc>
@@ -12097,10 +12532,10 @@
           <w:b/>
           <w:bCs/>
         </w:rPr>
-        <w:t xml:space="preserve">So the structure is analysed against a harder landing than the one it is likely to have</w:t>
-      </w:r>
-      <w:r>
-        <w:t xml:space="preserve">, and that stays true in both mass cases.</w:t>
+        <w:t xml:space="preserve">So the studied load sits inside the band, not above it.</w:t>
+      </w:r>
+      <w:r>
+        <w:t xml:space="preserve"> At the very top — 550 g on a hot day — the landing is 10 % harder than study 3, which scales its capped safety factor of 15 to about 13.6 and its worst derated figure to about 8. The margin absorbs it easily, but the earlier claim that the as-built mass made the study conservative no longer holds once the ballast went in, and this table replaces it.</w:t>
       </w:r>
     </w:p>
     <w:p>
@@ -12135,7 +12570,7 @@
         <w:t xml:space="preserve">base-first — along the build axis, which is the print's weak direction.</w:t>
       </w:r>
       <w:r>
-        <w:t xml:space="preserve"> Lower force in the wrong direction is still the wrong direction. The vertical impact case is the one load case never run, and the part is now printed, so the answer will most likely arrive from a drop test rather than from a re-run.</w:t>
+        <w:t xml:space="preserve"> Lower force in the wrong direction is still the wrong direction. The vertical impact case is the one load case never run, and the launch will answer it first.</w:t>
       </w:r>
     </w:p>
     <w:p>
@@ -12694,7 +13129,7 @@
         <w:spacing w:after="120" w:before="240"/>
       </w:pPr>
       <w:r>
-        <w:t xml:space="preserve">9.3 The as-built mass does not change the canopy</w:t>
+        <w:t xml:space="preserve">9.3 The fitted canopy across the mass band</w:t>
       </w:r>
     </w:p>
     <w:p>
@@ -12752,7 +13187,7 @@
           <w:i/>
           <w:iCs/>
         </w:rPr>
-        <w:t xml:space="preserve">Figure 5 — the 80 cm canopy across every mass this vehicle can plausibly have.</w:t>
+        <w:t xml:space="preserve">Figure 5 — the 80 cm canopy across the 450–550 g band the vehicle was ballasted into, on an ISA day and on the 35 °C day it was sized against. The unballasted 315 g point is kept for comparison.</w:t>
       </w:r>
     </w:p>
     <w:tbl>
@@ -12768,10 +13203,10 @@
         </w:tblBorders>
       </w:tblPr>
       <w:tblGrid>
-        <w:gridCol w:w="4302"/>
-        <w:gridCol w:w="1146"/>
-        <w:gridCol w:w="1719"/>
-        <w:gridCol w:w="2579"/>
+        <w:gridCol w:w="4673"/>
+        <w:gridCol w:w="1068"/>
+        <w:gridCol w:w="1602"/>
+        <w:gridCol w:w="2403"/>
       </w:tblGrid>
       <w:tr>
         <w:trPr>
@@ -12779,7 +13214,7 @@
         </w:trPr>
         <w:tc>
           <w:tcPr>
-            <w:tcW w:type="dxa" w:w="4302"/>
+            <w:tcW w:type="dxa" w:w="4673"/>
             <w:shd w:fill="ECEFF1" w:val="clear"/>
             <w:tcMar>
               <w:top w:type="dxa" w:w="60"/>
@@ -12806,7 +13241,7 @@
         </w:tc>
         <w:tc>
           <w:tcPr>
-            <w:tcW w:type="dxa" w:w="1146"/>
+            <w:tcW w:type="dxa" w:w="1068"/>
             <w:shd w:fill="ECEFF1" w:val="clear"/>
             <w:tcMar>
               <w:top w:type="dxa" w:w="60"/>
@@ -12833,7 +13268,7 @@
         </w:tc>
         <w:tc>
           <w:tcPr>
-            <w:tcW w:type="dxa" w:w="1719"/>
+            <w:tcW w:type="dxa" w:w="1602"/>
             <w:shd w:fill="ECEFF1" w:val="clear"/>
             <w:tcMar>
               <w:top w:type="dxa" w:w="60"/>
@@ -12860,7 +13295,7 @@
         </w:tc>
         <w:tc>
           <w:tcPr>
-            <w:tcW w:type="dxa" w:w="2579"/>
+            <w:tcW w:type="dxa" w:w="2403"/>
             <w:shd w:fill="ECEFF1" w:val="clear"/>
             <w:tcMar>
               <w:top w:type="dxa" w:w="60"/>
@@ -12881,7 +13316,7 @@
                 <w:sz w:val="17"/>
                 <w:szCs w:val="17"/>
               </w:rPr>
-              <w:t xml:space="preserve">Packets at 1.43 Hz</w:t>
+              <w:t xml:space="preserve">Packets at 3.11 Hz</w:t>
             </w:r>
           </w:p>
         </w:tc>
@@ -12892,33 +13327,31 @@
         </w:trPr>
         <w:tc>
           <w:tcPr>
-            <w:tcW w:type="dxa" w:w="4302"/>
-            <w:tcMar>
-              <w:top w:type="dxa" w:w="60"/>
-              <w:left w:type="dxa" w:w="90"/>
-              <w:bottom w:type="dxa" w:w="60"/>
-              <w:right w:type="dxa" w:w="90"/>
-            </w:tcMar>
-          </w:tcPr>
-          <w:p>
-            <w:pPr>
-              <w:spacing w:after="0" w:before="0"/>
-              <w:jc w:val="left"/>
-            </w:pPr>
-            <w:r>
-              <w:rPr>
-                <w:b/>
-                <w:bCs/>
-                <w:sz w:val="17"/>
-                <w:szCs w:val="17"/>
-              </w:rPr>
-              <w:t xml:space="preserve">315 g — as-built, unballasted</w:t>
-            </w:r>
-          </w:p>
-        </w:tc>
-        <w:tc>
-          <w:tcPr>
-            <w:tcW w:type="dxa" w:w="1146"/>
+            <w:tcW w:type="dxa" w:w="4673"/>
+            <w:tcMar>
+              <w:top w:type="dxa" w:w="60"/>
+              <w:left w:type="dxa" w:w="90"/>
+              <w:bottom w:type="dxa" w:w="60"/>
+              <w:right w:type="dxa" w:w="90"/>
+            </w:tcMar>
+          </w:tcPr>
+          <w:p>
+            <w:pPr>
+              <w:spacing w:after="0" w:before="0"/>
+              <w:jc w:val="left"/>
+            </w:pPr>
+            <w:r>
+              <w:rPr>
+                <w:sz w:val="17"/>
+                <w:szCs w:val="17"/>
+              </w:rPr>
+              <w:t xml:space="preserve">450 g, ISA — the bottom of the band</w:t>
+            </w:r>
+          </w:p>
+        </w:tc>
+        <w:tc>
+          <w:tcPr>
+            <w:tcW w:type="dxa" w:w="1068"/>
             <w:tcMar>
               <w:top w:type="dxa" w:w="60"/>
               <w:left w:type="dxa" w:w="90"/>
@@ -12933,18 +13366,16 @@
             </w:pPr>
             <w:r>
               <w:rPr>
-                <w:b/>
-                <w:bCs/>
-                <w:sz w:val="17"/>
-                <w:szCs w:val="17"/>
-              </w:rPr>
-              <w:t xml:space="preserve">3.66 m/s</w:t>
-            </w:r>
-          </w:p>
-        </w:tc>
-        <w:tc>
-          <w:tcPr>
-            <w:tcW w:type="dxa" w:w="1719"/>
+                <w:sz w:val="17"/>
+                <w:szCs w:val="17"/>
+              </w:rPr>
+              <w:t xml:space="preserve">4.37 m/s</w:t>
+            </w:r>
+          </w:p>
+        </w:tc>
+        <w:tc>
+          <w:tcPr>
+            <w:tcW w:type="dxa" w:w="1602"/>
             <w:tcMar>
               <w:top w:type="dxa" w:w="60"/>
               <w:left w:type="dxa" w:w="90"/>
@@ -12959,18 +13390,16 @@
             </w:pPr>
             <w:r>
               <w:rPr>
-                <w:b/>
-                <w:bCs/>
-                <w:sz w:val="17"/>
-                <w:szCs w:val="17"/>
-              </w:rPr>
-              <w:t xml:space="preserve">8.59 s</w:t>
-            </w:r>
-          </w:p>
-        </w:tc>
-        <w:tc>
-          <w:tcPr>
-            <w:tcW w:type="dxa" w:w="2579"/>
+                <w:sz w:val="17"/>
+                <w:szCs w:val="17"/>
+              </w:rPr>
+              <w:t xml:space="preserve">7.28 s</w:t>
+            </w:r>
+          </w:p>
+        </w:tc>
+        <w:tc>
+          <w:tcPr>
+            <w:tcW w:type="dxa" w:w="2403"/>
             <w:tcMar>
               <w:top w:type="dxa" w:w="60"/>
               <w:left w:type="dxa" w:w="90"/>
@@ -12985,12 +13414,10 @@
             </w:pPr>
             <w:r>
               <w:rPr>
-                <w:b/>
-                <w:bCs/>
-                <w:sz w:val="17"/>
-                <w:szCs w:val="17"/>
-              </w:rPr>
-              <w:t xml:space="preserve">12</w:t>
+                <w:sz w:val="17"/>
+                <w:szCs w:val="17"/>
+              </w:rPr>
+              <w:t xml:space="preserve">~22</w:t>
             </w:r>
           </w:p>
         </w:tc>
@@ -13001,31 +13428,31 @@
         </w:trPr>
         <w:tc>
           <w:tcPr>
-            <w:tcW w:type="dxa" w:w="4302"/>
-            <w:tcMar>
-              <w:top w:type="dxa" w:w="60"/>
-              <w:left w:type="dxa" w:w="90"/>
-              <w:bottom w:type="dxa" w:w="60"/>
-              <w:right w:type="dxa" w:w="90"/>
-            </w:tcMar>
-          </w:tcPr>
-          <w:p>
-            <w:pPr>
-              <w:spacing w:after="0" w:before="0"/>
-              <w:jc w:val="left"/>
-            </w:pPr>
-            <w:r>
-              <w:rPr>
-                <w:sz w:val="17"/>
-                <w:szCs w:val="17"/>
-              </w:rPr>
-              <w:t xml:space="preserve">500 g — ballasted to nominal</w:t>
-            </w:r>
-          </w:p>
-        </w:tc>
-        <w:tc>
-          <w:tcPr>
-            <w:tcW w:type="dxa" w:w="1146"/>
+            <w:tcW w:type="dxa" w:w="4673"/>
+            <w:tcMar>
+              <w:top w:type="dxa" w:w="60"/>
+              <w:left w:type="dxa" w:w="90"/>
+              <w:bottom w:type="dxa" w:w="60"/>
+              <w:right w:type="dxa" w:w="90"/>
+            </w:tcMar>
+          </w:tcPr>
+          <w:p>
+            <w:pPr>
+              <w:spacing w:after="0" w:before="0"/>
+              <w:jc w:val="left"/>
+            </w:pPr>
+            <w:r>
+              <w:rPr>
+                <w:sz w:val="17"/>
+                <w:szCs w:val="17"/>
+              </w:rPr>
+              <w:t xml:space="preserve">500 g, ISA — nominal</w:t>
+            </w:r>
+          </w:p>
+        </w:tc>
+        <w:tc>
+          <w:tcPr>
+            <w:tcW w:type="dxa" w:w="1068"/>
             <w:tcMar>
               <w:top w:type="dxa" w:w="60"/>
               <w:left w:type="dxa" w:w="90"/>
@@ -13049,7 +13476,7 @@
         </w:tc>
         <w:tc>
           <w:tcPr>
-            <w:tcW w:type="dxa" w:w="1719"/>
+            <w:tcW w:type="dxa" w:w="1602"/>
             <w:tcMar>
               <w:top w:type="dxa" w:w="60"/>
               <w:left w:type="dxa" w:w="90"/>
@@ -13073,7 +13500,7 @@
         </w:tc>
         <w:tc>
           <w:tcPr>
-            <w:tcW w:type="dxa" w:w="2579"/>
+            <w:tcW w:type="dxa" w:w="2403"/>
             <w:tcMar>
               <w:top w:type="dxa" w:w="60"/>
               <w:left w:type="dxa" w:w="90"/>
@@ -13091,7 +13518,7 @@
                 <w:sz w:val="17"/>
                 <w:szCs w:val="17"/>
               </w:rPr>
-              <w:t xml:space="preserve">9</w:t>
+              <w:t xml:space="preserve">~21</w:t>
             </w:r>
           </w:p>
         </w:tc>
@@ -13102,21 +13529,23 @@
         </w:trPr>
         <w:tc>
           <w:tcPr>
-            <w:tcW w:type="dxa" w:w="4302"/>
-            <w:tcMar>
-              <w:top w:type="dxa" w:w="60"/>
-              <w:left w:type="dxa" w:w="90"/>
-              <w:bottom w:type="dxa" w:w="60"/>
-              <w:right w:type="dxa" w:w="90"/>
-            </w:tcMar>
-          </w:tcPr>
-          <w:p>
-            <w:pPr>
-              <w:spacing w:after="0" w:before="0"/>
-              <w:jc w:val="left"/>
-            </w:pPr>
-            <w:r>
-              <w:rPr>
+            <w:tcW w:type="dxa" w:w="4673"/>
+            <w:tcMar>
+              <w:top w:type="dxa" w:w="60"/>
+              <w:left w:type="dxa" w:w="90"/>
+              <w:bottom w:type="dxa" w:w="60"/>
+              <w:right w:type="dxa" w:w="90"/>
+            </w:tcMar>
+          </w:tcPr>
+          <w:p>
+            <w:pPr>
+              <w:spacing w:after="0" w:before="0"/>
+              <w:jc w:val="left"/>
+            </w:pPr>
+            <w:r>
+              <w:rPr>
+                <w:b/>
+                <w:bCs/>
                 <w:sz w:val="17"/>
                 <w:szCs w:val="17"/>
               </w:rPr>
@@ -13126,7 +13555,7 @@
         </w:tc>
         <w:tc>
           <w:tcPr>
-            <w:tcW w:type="dxa" w:w="1146"/>
+            <w:tcW w:type="dxa" w:w="1068"/>
             <w:tcMar>
               <w:top w:type="dxa" w:w="60"/>
               <w:left w:type="dxa" w:w="90"/>
@@ -13141,6 +13570,8 @@
             </w:pPr>
             <w:r>
               <w:rPr>
+                <w:b/>
+                <w:bCs/>
                 <w:sz w:val="17"/>
                 <w:szCs w:val="17"/>
               </w:rPr>
@@ -13150,7 +13581,7 @@
         </w:tc>
         <w:tc>
           <w:tcPr>
-            <w:tcW w:type="dxa" w:w="1719"/>
+            <w:tcW w:type="dxa" w:w="1602"/>
             <w:tcMar>
               <w:top w:type="dxa" w:w="60"/>
               <w:left w:type="dxa" w:w="90"/>
@@ -13165,6 +13596,8 @@
             </w:pPr>
             <w:r>
               <w:rPr>
+                <w:b/>
+                <w:bCs/>
                 <w:sz w:val="17"/>
                 <w:szCs w:val="17"/>
               </w:rPr>
@@ -13174,7 +13607,7 @@
         </w:tc>
         <w:tc>
           <w:tcPr>
-            <w:tcW w:type="dxa" w:w="2579"/>
+            <w:tcW w:type="dxa" w:w="2403"/>
             <w:tcMar>
               <w:top w:type="dxa" w:w="60"/>
               <w:left w:type="dxa" w:w="90"/>
@@ -13189,10 +13622,119 @@
             </w:pPr>
             <w:r>
               <w:rPr>
-                <w:sz w:val="17"/>
-                <w:szCs w:val="17"/>
-              </w:rPr>
-              <w:t xml:space="preserve">9</w:t>
+                <w:b/>
+                <w:bCs/>
+                <w:sz w:val="17"/>
+                <w:szCs w:val="17"/>
+              </w:rPr>
+              <w:t xml:space="preserve">~20</w:t>
+            </w:r>
+          </w:p>
+        </w:tc>
+      </w:tr>
+      <w:tr>
+        <w:trPr>
+          <w:tblHeader w:val="false"/>
+        </w:trPr>
+        <w:tc>
+          <w:tcPr>
+            <w:tcW w:type="dxa" w:w="4673"/>
+            <w:tcMar>
+              <w:top w:type="dxa" w:w="60"/>
+              <w:left w:type="dxa" w:w="90"/>
+              <w:bottom w:type="dxa" w:w="60"/>
+              <w:right w:type="dxa" w:w="90"/>
+            </w:tcMar>
+          </w:tcPr>
+          <w:p>
+            <w:pPr>
+              <w:spacing w:after="0" w:before="0"/>
+              <w:jc w:val="left"/>
+            </w:pPr>
+            <w:r>
+              <w:rPr>
+                <w:i/>
+                <w:iCs/>
+                <w:sz w:val="17"/>
+                <w:szCs w:val="17"/>
+              </w:rPr>
+              <w:t xml:space="preserve">315 g — unballasted, for comparison</w:t>
+            </w:r>
+          </w:p>
+        </w:tc>
+        <w:tc>
+          <w:tcPr>
+            <w:tcW w:type="dxa" w:w="1068"/>
+            <w:tcMar>
+              <w:top w:type="dxa" w:w="60"/>
+              <w:left w:type="dxa" w:w="90"/>
+              <w:bottom w:type="dxa" w:w="60"/>
+              <w:right w:type="dxa" w:w="90"/>
+            </w:tcMar>
+          </w:tcPr>
+          <w:p>
+            <w:pPr>
+              <w:spacing w:after="0" w:before="0"/>
+              <w:jc w:val="right"/>
+            </w:pPr>
+            <w:r>
+              <w:rPr>
+                <w:i/>
+                <w:iCs/>
+                <w:sz w:val="17"/>
+                <w:szCs w:val="17"/>
+              </w:rPr>
+              <w:t xml:space="preserve">3.66 m/s</w:t>
+            </w:r>
+          </w:p>
+        </w:tc>
+        <w:tc>
+          <w:tcPr>
+            <w:tcW w:type="dxa" w:w="1602"/>
+            <w:tcMar>
+              <w:top w:type="dxa" w:w="60"/>
+              <w:left w:type="dxa" w:w="90"/>
+              <w:bottom w:type="dxa" w:w="60"/>
+              <w:right w:type="dxa" w:w="90"/>
+            </w:tcMar>
+          </w:tcPr>
+          <w:p>
+            <w:pPr>
+              <w:spacing w:after="0" w:before="0"/>
+              <w:jc w:val="right"/>
+            </w:pPr>
+            <w:r>
+              <w:rPr>
+                <w:i/>
+                <w:iCs/>
+                <w:sz w:val="17"/>
+                <w:szCs w:val="17"/>
+              </w:rPr>
+              <w:t xml:space="preserve">8.59 s</w:t>
+            </w:r>
+          </w:p>
+        </w:tc>
+        <w:tc>
+          <w:tcPr>
+            <w:tcW w:type="dxa" w:w="2403"/>
+            <w:tcMar>
+              <w:top w:type="dxa" w:w="60"/>
+              <w:left w:type="dxa" w:w="90"/>
+              <w:bottom w:type="dxa" w:w="60"/>
+              <w:right w:type="dxa" w:w="90"/>
+            </w:tcMar>
+          </w:tcPr>
+          <w:p>
+            <w:pPr>
+              <w:spacing w:after="0" w:before="0"/>
+              <w:jc w:val="right"/>
+            </w:pPr>
+            <w:r>
+              <w:rPr>
+                <w:sz w:val="17"/>
+                <w:szCs w:val="17"/>
+              </w:rPr>
+              <w:t xml:space="preserve">—</w:t>
             </w:r>
           </w:p>
         </w:tc>
@@ -13211,25 +13753,14 @@
         <w:spacing w:after="140" w:before="60" w:line="276"/>
       </w:pPr>
       <w:r>
-        <w:t xml:space="preserve">All three clear the cap, so </w:t>
-      </w:r>
-      <w:r>
         <w:rPr>
           <w:b/>
           <w:bCs/>
         </w:rPr>
-        <w:t xml:space="preserve">the canopy does not have to be re-sized whatever the ballast decision turns out to be</w:t>
-      </w:r>
-      <w:r>
-        <w:t xml:space="preserve"> — and it can therefore be sewn now, before the organizers answer.</w:t>
-      </w:r>
-    </w:p>
-    <w:p>
-      <w:pPr>
-        <w:spacing w:after="140" w:before="60" w:line="276"/>
-      </w:pPr>
-      <w:r>
-        <w:t xml:space="preserve">Two things follow that are worth having:</w:t>
+        <w:t xml:space="preserve">Every row in the band clears the 5 m/s cap</w:t>
+      </w:r>
+      <w:r>
+        <w:t xml:space="preserve">, which is exactly what sizing at the top of the tolerance was for. Two things follow:</w:t>
       </w:r>
     </w:p>
     <w:p>
@@ -13246,20 +13777,10 @@
           <w:b/>
           <w:bCs/>
         </w:rPr>
-        <w:t xml:space="preserve">Flying light descends a third slower and yields a third more descent telemetry.</w:t>
-      </w:r>
-      <w:r>
-        <w:t xml:space="preserve"> Section C scores descent time </w:t>
-      </w:r>
-      <w:r>
-        <w:rPr>
-          <w:i/>
-          <w:iCs/>
-        </w:rPr>
-        <w:t xml:space="preserve">comparatively across teams</w:t>
-      </w:r>
-      <w:r>
-        <w:t xml:space="preserve">, subject to the 5 m/s cap — so a slower descent scores better. 8.59 s against 6.45 s is a real difference.</w:t>
+        <w:t xml:space="preserve">The ballast cost descent time.</w:t>
+      </w:r>
+      <w:r>
+        <w:t xml:space="preserve"> Unballasted, the vehicle would have fallen for 8.59 s; in the band it falls for 6.45–7.28 s. Section C scores descent time comparatively, so a vehicle ballasted to the bottom of the band keeps more of that than one ballasted to the middle — which is one more reason to record the submitted mass.</w:t>
       </w:r>
     </w:p>
     <w:p>
@@ -13276,10 +13797,10 @@
           <w:b/>
           <w:bCs/>
         </w:rPr>
-        <w:t xml:space="preserve">If 450 g does not bind, staying light is the better flight.</w:t>
-      </w:r>
-      <w:r>
-        <w:t xml:space="preserve"> If it does, ballasting to 450 rather than 500 keeps some of that advantage. This is an unusual thing for a mass problem to be.</w:t>
+        <w:t xml:space="preserve">About twenty packets of descent go over the air</w:t>
+      </w:r>
+      <w:r>
+        <w:t xml:space="preserve">, one in three carrying GPS and sound, because the vehicle flies at max rate after its command window.</w:t>
       </w:r>
     </w:p>
     <w:p>
@@ -15251,7 +15772,7 @@
           <w:sz w:val="16"/>
           <w:szCs w:val="16"/>
         </w:rPr>
-        <w:t xml:space="preserve">CAN-Team-25; P-042; Ti-00:01:23:450; A-118.4; Pr-99821.33; T-24.6; Ro-2.1; Pi--1.4;</w:t>
+        <w:t xml:space="preserve">CAN-Team-25; P-042; Ti-00:01:23:450; A-18.4; Pr-100821.33; T-24.6; Ro-2.1; Pi--1.4;</w:t>
       </w:r>
     </w:p>
     <w:p>
@@ -15283,7 +15804,7 @@
           <w:sz w:val="16"/>
           <w:szCs w:val="16"/>
         </w:rPr>
-        <w:t xml:space="preserve">GP-Alt-121; SN-412.5;</w:t>
+        <w:t xml:space="preserve">GP-Alt-21; SN-412.5; ST-F110;</w:t>
       </w:r>
     </w:p>
     <w:tbl>
@@ -15299,9 +15820,9 @@
         </w:tblBorders>
       </w:tblPr>
       <w:tblGrid>
-        <w:gridCol w:w="2339"/>
-        <w:gridCol w:w="3508"/>
-        <w:gridCol w:w="3899"/>
+        <w:gridCol w:w="1329"/>
+        <w:gridCol w:w="4984"/>
+        <w:gridCol w:w="3433"/>
       </w:tblGrid>
       <w:tr>
         <w:trPr>
@@ -15309,7 +15830,7 @@
         </w:trPr>
         <w:tc>
           <w:tcPr>
-            <w:tcW w:type="dxa" w:w="2339"/>
+            <w:tcW w:type="dxa" w:w="1329"/>
             <w:shd w:fill="ECEFF1" w:val="clear"/>
             <w:tcMar>
               <w:top w:type="dxa" w:w="60"/>
@@ -15336,7 +15857,7 @@
         </w:tc>
         <w:tc>
           <w:tcPr>
-            <w:tcW w:type="dxa" w:w="3508"/>
+            <w:tcW w:type="dxa" w:w="4984"/>
             <w:shd w:fill="ECEFF1" w:val="clear"/>
             <w:tcMar>
               <w:top w:type="dxa" w:w="60"/>
@@ -15363,7 +15884,7 @@
         </w:tc>
         <w:tc>
           <w:tcPr>
-            <w:tcW w:type="dxa" w:w="3899"/>
+            <w:tcW w:type="dxa" w:w="3433"/>
             <w:shd w:fill="ECEFF1" w:val="clear"/>
             <w:tcMar>
               <w:top w:type="dxa" w:w="60"/>
@@ -15395,7 +15916,7 @@
         </w:trPr>
         <w:tc>
           <w:tcPr>
-            <w:tcW w:type="dxa" w:w="2339"/>
+            <w:tcW w:type="dxa" w:w="1329"/>
             <w:tcMar>
               <w:top w:type="dxa" w:w="60"/>
               <w:left w:type="dxa" w:w="90"/>
@@ -15421,7 +15942,7 @@
         </w:tc>
         <w:tc>
           <w:tcPr>
-            <w:tcW w:type="dxa" w:w="3508"/>
+            <w:tcW w:type="dxa" w:w="4984"/>
             <w:tcMar>
               <w:top w:type="dxa" w:w="60"/>
               <w:left w:type="dxa" w:w="90"/>
@@ -15445,7 +15966,7 @@
         </w:tc>
         <w:tc>
           <w:tcPr>
-            <w:tcW w:type="dxa" w:w="3899"/>
+            <w:tcW w:type="dxa" w:w="3433"/>
             <w:tcMar>
               <w:top w:type="dxa" w:w="60"/>
               <w:left w:type="dxa" w:w="90"/>
@@ -15474,7 +15995,7 @@
         </w:trPr>
         <w:tc>
           <w:tcPr>
-            <w:tcW w:type="dxa" w:w="2339"/>
+            <w:tcW w:type="dxa" w:w="1329"/>
             <w:tcMar>
               <w:top w:type="dxa" w:w="60"/>
               <w:left w:type="dxa" w:w="90"/>
@@ -15500,7 +16021,7 @@
         </w:tc>
         <w:tc>
           <w:tcPr>
-            <w:tcW w:type="dxa" w:w="3508"/>
+            <w:tcW w:type="dxa" w:w="4984"/>
             <w:tcMar>
               <w:top w:type="dxa" w:w="60"/>
               <w:left w:type="dxa" w:w="90"/>
@@ -15524,7 +16045,7 @@
         </w:tc>
         <w:tc>
           <w:tcPr>
-            <w:tcW w:type="dxa" w:w="3899"/>
+            <w:tcW w:type="dxa" w:w="3433"/>
             <w:tcMar>
               <w:top w:type="dxa" w:w="60"/>
               <w:left w:type="dxa" w:w="90"/>
@@ -15569,7 +16090,7 @@
         </w:trPr>
         <w:tc>
           <w:tcPr>
-            <w:tcW w:type="dxa" w:w="2339"/>
+            <w:tcW w:type="dxa" w:w="1329"/>
             <w:tcMar>
               <w:top w:type="dxa" w:w="60"/>
               <w:left w:type="dxa" w:w="90"/>
@@ -15595,7 +16116,7 @@
         </w:tc>
         <w:tc>
           <w:tcPr>
-            <w:tcW w:type="dxa" w:w="3508"/>
+            <w:tcW w:type="dxa" w:w="4984"/>
             <w:tcMar>
               <w:top w:type="dxa" w:w="60"/>
               <w:left w:type="dxa" w:w="90"/>
@@ -15619,7 +16140,7 @@
         </w:tc>
         <w:tc>
           <w:tcPr>
-            <w:tcW w:type="dxa" w:w="3899"/>
+            <w:tcW w:type="dxa" w:w="3433"/>
             <w:tcMar>
               <w:top w:type="dxa" w:w="60"/>
               <w:left w:type="dxa" w:w="90"/>
@@ -15648,7 +16169,7 @@
         </w:trPr>
         <w:tc>
           <w:tcPr>
-            <w:tcW w:type="dxa" w:w="2339"/>
+            <w:tcW w:type="dxa" w:w="1329"/>
             <w:tcMar>
               <w:top w:type="dxa" w:w="60"/>
               <w:left w:type="dxa" w:w="90"/>
@@ -15674,7 +16195,7 @@
         </w:tc>
         <w:tc>
           <w:tcPr>
-            <w:tcW w:type="dxa" w:w="3508"/>
+            <w:tcW w:type="dxa" w:w="4984"/>
             <w:tcMar>
               <w:top w:type="dxa" w:w="60"/>
               <w:left w:type="dxa" w:w="90"/>
@@ -15698,7 +16219,7 @@
         </w:tc>
         <w:tc>
           <w:tcPr>
-            <w:tcW w:type="dxa" w:w="3899"/>
+            <w:tcW w:type="dxa" w:w="3433"/>
             <w:tcMar>
               <w:top w:type="dxa" w:w="60"/>
               <w:left w:type="dxa" w:w="90"/>
@@ -15727,7 +16248,7 @@
         </w:trPr>
         <w:tc>
           <w:tcPr>
-            <w:tcW w:type="dxa" w:w="2339"/>
+            <w:tcW w:type="dxa" w:w="1329"/>
             <w:tcMar>
               <w:top w:type="dxa" w:w="60"/>
               <w:left w:type="dxa" w:w="90"/>
@@ -15753,7 +16274,7 @@
         </w:tc>
         <w:tc>
           <w:tcPr>
-            <w:tcW w:type="dxa" w:w="3508"/>
+            <w:tcW w:type="dxa" w:w="4984"/>
             <w:tcMar>
               <w:top w:type="dxa" w:w="60"/>
               <w:left w:type="dxa" w:w="90"/>
@@ -15777,7 +16298,7 @@
         </w:tc>
         <w:tc>
           <w:tcPr>
-            <w:tcW w:type="dxa" w:w="3899"/>
+            <w:tcW w:type="dxa" w:w="3433"/>
             <w:tcMar>
               <w:top w:type="dxa" w:w="60"/>
               <w:left w:type="dxa" w:w="90"/>
@@ -15806,7 +16327,7 @@
         </w:trPr>
         <w:tc>
           <w:tcPr>
-            <w:tcW w:type="dxa" w:w="2339"/>
+            <w:tcW w:type="dxa" w:w="1329"/>
             <w:tcMar>
               <w:top w:type="dxa" w:w="60"/>
               <w:left w:type="dxa" w:w="90"/>
@@ -15832,7 +16353,7 @@
         </w:tc>
         <w:tc>
           <w:tcPr>
-            <w:tcW w:type="dxa" w:w="3508"/>
+            <w:tcW w:type="dxa" w:w="4984"/>
             <w:tcMar>
               <w:top w:type="dxa" w:w="60"/>
               <w:left w:type="dxa" w:w="90"/>
@@ -15856,7 +16377,7 @@
         </w:tc>
         <w:tc>
           <w:tcPr>
-            <w:tcW w:type="dxa" w:w="3899"/>
+            <w:tcW w:type="dxa" w:w="3433"/>
             <w:tcMar>
               <w:top w:type="dxa" w:w="60"/>
               <w:left w:type="dxa" w:w="90"/>
@@ -15885,7 +16406,7 @@
         </w:trPr>
         <w:tc>
           <w:tcPr>
-            <w:tcW w:type="dxa" w:w="2339"/>
+            <w:tcW w:type="dxa" w:w="1329"/>
             <w:tcMar>
               <w:top w:type="dxa" w:w="60"/>
               <w:left w:type="dxa" w:w="90"/>
@@ -15943,7 +16464,7 @@
         </w:tc>
         <w:tc>
           <w:tcPr>
-            <w:tcW w:type="dxa" w:w="3508"/>
+            <w:tcW w:type="dxa" w:w="4984"/>
             <w:tcMar>
               <w:top w:type="dxa" w:w="60"/>
               <w:left w:type="dxa" w:w="90"/>
@@ -15967,7 +16488,7 @@
         </w:tc>
         <w:tc>
           <w:tcPr>
-            <w:tcW w:type="dxa" w:w="3899"/>
+            <w:tcW w:type="dxa" w:w="3433"/>
             <w:tcMar>
               <w:top w:type="dxa" w:w="60"/>
               <w:left w:type="dxa" w:w="90"/>
@@ -15996,7 +16517,7 @@
         </w:trPr>
         <w:tc>
           <w:tcPr>
-            <w:tcW w:type="dxa" w:w="2339"/>
+            <w:tcW w:type="dxa" w:w="1329"/>
             <w:tcMar>
               <w:top w:type="dxa" w:w="60"/>
               <w:left w:type="dxa" w:w="90"/>
@@ -16054,7 +16575,7 @@
         </w:tc>
         <w:tc>
           <w:tcPr>
-            <w:tcW w:type="dxa" w:w="3508"/>
+            <w:tcW w:type="dxa" w:w="4984"/>
             <w:tcMar>
               <w:top w:type="dxa" w:w="60"/>
               <w:left w:type="dxa" w:w="90"/>
@@ -16078,7 +16599,7 @@
         </w:tc>
         <w:tc>
           <w:tcPr>
-            <w:tcW w:type="dxa" w:w="3899"/>
+            <w:tcW w:type="dxa" w:w="3433"/>
             <w:tcMar>
               <w:top w:type="dxa" w:w="60"/>
               <w:left w:type="dxa" w:w="90"/>
@@ -16107,7 +16628,7 @@
         </w:trPr>
         <w:tc>
           <w:tcPr>
-            <w:tcW w:type="dxa" w:w="2339"/>
+            <w:tcW w:type="dxa" w:w="1329"/>
             <w:tcMar>
               <w:top w:type="dxa" w:w="60"/>
               <w:left w:type="dxa" w:w="90"/>
@@ -16165,7 +16686,7 @@
         </w:tc>
         <w:tc>
           <w:tcPr>
-            <w:tcW w:type="dxa" w:w="3508"/>
+            <w:tcW w:type="dxa" w:w="4984"/>
             <w:tcMar>
               <w:top w:type="dxa" w:w="60"/>
               <w:left w:type="dxa" w:w="90"/>
@@ -16189,7 +16710,7 @@
         </w:tc>
         <w:tc>
           <w:tcPr>
-            <w:tcW w:type="dxa" w:w="3899"/>
+            <w:tcW w:type="dxa" w:w="3433"/>
             <w:tcMar>
               <w:top w:type="dxa" w:w="60"/>
               <w:left w:type="dxa" w:w="90"/>
@@ -16218,7 +16739,7 @@
         </w:trPr>
         <w:tc>
           <w:tcPr>
-            <w:tcW w:type="dxa" w:w="2339"/>
+            <w:tcW w:type="dxa" w:w="1329"/>
             <w:tcMar>
               <w:top w:type="dxa" w:w="60"/>
               <w:left w:type="dxa" w:w="90"/>
@@ -16244,7 +16765,7 @@
         </w:tc>
         <w:tc>
           <w:tcPr>
-            <w:tcW w:type="dxa" w:w="3508"/>
+            <w:tcW w:type="dxa" w:w="4984"/>
             <w:tcMar>
               <w:top w:type="dxa" w:w="60"/>
               <w:left w:type="dxa" w:w="90"/>
@@ -16268,7 +16789,7 @@
         </w:tc>
         <w:tc>
           <w:tcPr>
-            <w:tcW w:type="dxa" w:w="3899"/>
+            <w:tcW w:type="dxa" w:w="3433"/>
             <w:tcMar>
               <w:top w:type="dxa" w:w="60"/>
               <w:left w:type="dxa" w:w="90"/>
@@ -16287,6 +16808,101 @@
                 <w:szCs w:val="17"/>
               </w:rPr>
               <w:t xml:space="preserve">Optional</w:t>
+            </w:r>
+          </w:p>
+        </w:tc>
+      </w:tr>
+      <w:tr>
+        <w:trPr>
+          <w:tblHeader w:val="false"/>
+        </w:trPr>
+        <w:tc>
+          <w:tcPr>
+            <w:tcW w:type="dxa" w:w="1329"/>
+            <w:tcMar>
+              <w:top w:type="dxa" w:w="60"/>
+              <w:left w:type="dxa" w:w="90"/>
+              <w:bottom w:type="dxa" w:w="60"/>
+              <w:right w:type="dxa" w:w="90"/>
+            </w:tcMar>
+          </w:tcPr>
+          <w:p>
+            <w:pPr>
+              <w:spacing w:after="0" w:before="0"/>
+              <w:jc w:val="left"/>
+            </w:pPr>
+            <w:r>
+              <w:rPr>
+                <w:rFonts w:ascii="Consolas" w:cs="Consolas" w:eastAsia="Consolas" w:hAnsi="Consolas"/>
+                <w:sz w:val="17"/>
+                <w:szCs w:val="17"/>
+                <w:shd w:fill="F4F6F8" w:val="clear"/>
+              </w:rPr>
+              <w:t xml:space="preserve">ST-</w:t>
+            </w:r>
+          </w:p>
+        </w:tc>
+        <w:tc>
+          <w:tcPr>
+            <w:tcW w:type="dxa" w:w="4984"/>
+            <w:tcMar>
+              <w:top w:type="dxa" w:w="60"/>
+              <w:left w:type="dxa" w:w="90"/>
+              <w:bottom w:type="dxa" w:w="60"/>
+              <w:right w:type="dxa" w:w="90"/>
+            </w:tcMar>
+          </w:tcPr>
+          <w:p>
+            <w:pPr>
+              <w:spacing w:after="0" w:before="0"/>
+              <w:jc w:val="left"/>
+            </w:pPr>
+            <w:r>
+              <w:rPr>
+                <w:sz w:val="17"/>
+                <w:szCs w:val="17"/>
+              </w:rPr>
+              <w:t xml:space="preserve">Status: state letter, armed, calibrated, active faults — </w:t>
+            </w:r>
+            <w:r>
+              <w:rPr>
+                <w:rFonts w:ascii="Consolas" w:cs="Consolas" w:eastAsia="Consolas" w:hAnsi="Consolas"/>
+                <w:sz w:val="17"/>
+                <w:szCs w:val="17"/>
+                <w:shd w:fill="F4F6F8" w:val="clear"/>
+              </w:rPr>
+              <w:t xml:space="preserve">ST-F110</w:t>
+            </w:r>
+            <w:r>
+              <w:rPr>
+                <w:sz w:val="17"/>
+                <w:szCs w:val="17"/>
+              </w:rPr>
+              <w:t xml:space="preserve"> is FLIGHT, armed, calibrated, no faults</w:t>
+            </w:r>
+          </w:p>
+        </w:tc>
+        <w:tc>
+          <w:tcPr>
+            <w:tcW w:type="dxa" w:w="3433"/>
+            <w:tcMar>
+              <w:top w:type="dxa" w:w="60"/>
+              <w:left w:type="dxa" w:w="90"/>
+              <w:bottom w:type="dxa" w:w="60"/>
+              <w:right w:type="dxa" w:w="90"/>
+            </w:tcMar>
+          </w:tcPr>
+          <w:p>
+            <w:pPr>
+              <w:spacing w:after="0" w:before="0"/>
+              <w:jc w:val="left"/>
+            </w:pPr>
+            <w:r>
+              <w:rPr>
+                <w:sz w:val="17"/>
+                <w:szCs w:val="17"/>
+              </w:rPr>
+              <w:t xml:space="preserve">Optional; dropped from any packet it would push past 200 bytes</w:t>
             </w:r>
           </w:p>
         </w:tc>
@@ -17529,9 +18145,9 @@
         </w:tblBorders>
       </w:tblPr>
       <w:tblGrid>
-        <w:gridCol w:w="3077"/>
-        <w:gridCol w:w="2564"/>
-        <w:gridCol w:w="4105"/>
+        <w:gridCol w:w="2698"/>
+        <w:gridCol w:w="2249"/>
+        <w:gridCol w:w="4799"/>
       </w:tblGrid>
       <w:tr>
         <w:trPr>
@@ -17539,7 +18155,7 @@
         </w:trPr>
         <w:tc>
           <w:tcPr>
-            <w:tcW w:type="dxa" w:w="3077"/>
+            <w:tcW w:type="dxa" w:w="2698"/>
             <w:shd w:fill="ECEFF1" w:val="clear"/>
             <w:tcMar>
               <w:top w:type="dxa" w:w="60"/>
@@ -17566,7 +18182,7 @@
         </w:tc>
         <w:tc>
           <w:tcPr>
-            <w:tcW w:type="dxa" w:w="2564"/>
+            <w:tcW w:type="dxa" w:w="2249"/>
             <w:shd w:fill="ECEFF1" w:val="clear"/>
             <w:tcMar>
               <w:top w:type="dxa" w:w="60"/>
@@ -17587,13 +18203,13 @@
                 <w:sz w:val="17"/>
                 <w:szCs w:val="17"/>
               </w:rPr>
-              <w:t xml:space="preserve">Normal flight</w:t>
-            </w:r>
-          </w:p>
-        </w:tc>
-        <w:tc>
-          <w:tcPr>
-            <w:tcW w:type="dxa" w:w="4105"/>
+              <w:t xml:space="preserve">Command window</w:t>
+            </w:r>
+          </w:p>
+        </w:tc>
+        <w:tc>
+          <w:tcPr>
+            <w:tcW w:type="dxa" w:w="4799"/>
             <w:shd w:fill="ECEFF1" w:val="clear"/>
             <w:tcMar>
               <w:top w:type="dxa" w:w="60"/>
@@ -17614,18 +18230,7 @@
                 <w:sz w:val="17"/>
                 <w:szCs w:val="17"/>
               </w:rPr>
-              <w:t xml:space="preserve">After </w:t>
-            </w:r>
-            <w:r>
-              <w:rPr>
-                <w:rFonts w:ascii="Consolas" w:cs="Consolas" w:eastAsia="Consolas" w:hAnsi="Consolas"/>
-                <w:b/>
-                <w:bCs/>
-                <w:sz w:val="17"/>
-                <w:szCs w:val="17"/>
-                <w:shd w:fill="F4F6F8" w:val="clear"/>
-              </w:rPr>
-              <w:t xml:space="preserve">MAX_RATE</w:t>
+              <w:t xml:space="preserve">Flight — after the window closes</w:t>
             </w:r>
           </w:p>
         </w:tc>
@@ -17636,7 +18241,7 @@
         </w:trPr>
         <w:tc>
           <w:tcPr>
-            <w:tcW w:type="dxa" w:w="3077"/>
+            <w:tcW w:type="dxa" w:w="2698"/>
             <w:tcMar>
               <w:top w:type="dxa" w:w="60"/>
               <w:left w:type="dxa" w:w="90"/>
@@ -17660,7 +18265,7 @@
         </w:tc>
         <w:tc>
           <w:tcPr>
-            <w:tcW w:type="dxa" w:w="2564"/>
+            <w:tcW w:type="dxa" w:w="2249"/>
             <w:tcMar>
               <w:top w:type="dxa" w:w="60"/>
               <w:left w:type="dxa" w:w="90"/>
@@ -17684,7 +18289,7 @@
         </w:tc>
         <w:tc>
           <w:tcPr>
-            <w:tcW w:type="dxa" w:w="4105"/>
+            <w:tcW w:type="dxa" w:w="4799"/>
             <w:tcMar>
               <w:top w:type="dxa" w:w="60"/>
               <w:left w:type="dxa" w:w="90"/>
@@ -17713,7 +18318,7 @@
         </w:trPr>
         <w:tc>
           <w:tcPr>
-            <w:tcW w:type="dxa" w:w="3077"/>
+            <w:tcW w:type="dxa" w:w="2698"/>
             <w:tcMar>
               <w:top w:type="dxa" w:w="60"/>
               <w:left w:type="dxa" w:w="90"/>
@@ -17739,7 +18344,7 @@
         </w:tc>
         <w:tc>
           <w:tcPr>
-            <w:tcW w:type="dxa" w:w="2564"/>
+            <w:tcW w:type="dxa" w:w="2249"/>
             <w:tcMar>
               <w:top w:type="dxa" w:w="60"/>
               <w:left w:type="dxa" w:w="90"/>
@@ -17765,7 +18370,7 @@
         </w:tc>
         <w:tc>
           <w:tcPr>
-            <w:tcW w:type="dxa" w:w="4105"/>
+            <w:tcW w:type="dxa" w:w="4799"/>
             <w:tcMar>
               <w:top w:type="dxa" w:w="60"/>
               <w:left w:type="dxa" w:w="90"/>
@@ -17796,7 +18401,7 @@
         </w:trPr>
         <w:tc>
           <w:tcPr>
-            <w:tcW w:type="dxa" w:w="3077"/>
+            <w:tcW w:type="dxa" w:w="2698"/>
             <w:tcMar>
               <w:top w:type="dxa" w:w="60"/>
               <w:left w:type="dxa" w:w="90"/>
@@ -17820,7 +18425,7 @@
         </w:tc>
         <w:tc>
           <w:tcPr>
-            <w:tcW w:type="dxa" w:w="2564"/>
+            <w:tcW w:type="dxa" w:w="2249"/>
             <w:tcMar>
               <w:top w:type="dxa" w:w="60"/>
               <w:left w:type="dxa" w:w="90"/>
@@ -17844,7 +18449,7 @@
         </w:tc>
         <w:tc>
           <w:tcPr>
-            <w:tcW w:type="dxa" w:w="4105"/>
+            <w:tcW w:type="dxa" w:w="4799"/>
             <w:tcMar>
               <w:top w:type="dxa" w:w="60"/>
               <w:left w:type="dxa" w:w="90"/>
@@ -17873,7 +18478,7 @@
         </w:trPr>
         <w:tc>
           <w:tcPr>
-            <w:tcW w:type="dxa" w:w="3077"/>
+            <w:tcW w:type="dxa" w:w="2698"/>
             <w:tcMar>
               <w:top w:type="dxa" w:w="60"/>
               <w:left w:type="dxa" w:w="90"/>
@@ -17897,7 +18502,7 @@
         </w:tc>
         <w:tc>
           <w:tcPr>
-            <w:tcW w:type="dxa" w:w="2564"/>
+            <w:tcW w:type="dxa" w:w="2249"/>
             <w:tcMar>
               <w:top w:type="dxa" w:w="60"/>
               <w:left w:type="dxa" w:w="90"/>
@@ -17921,7 +18526,7 @@
         </w:tc>
         <w:tc>
           <w:tcPr>
-            <w:tcW w:type="dxa" w:w="4105"/>
+            <w:tcW w:type="dxa" w:w="4799"/>
             <w:tcMar>
               <w:top w:type="dxa" w:w="60"/>
               <w:left w:type="dxa" w:w="90"/>
@@ -18087,32 +18692,61 @@
         <w:spacing w:after="140" w:before="60" w:line="276"/>
       </w:pPr>
       <w:r>
-        <w:t xml:space="preserve">The log runs at the </w:t>
-      </w:r>
-      <w:r>
         <w:rPr>
           <w:b/>
           <w:bCs/>
         </w:rPr>
-        <w:t xml:space="preserve">30 Hz sensor rate</w:t>
-      </w:r>
-      <w:r>
-        <w:t xml:space="preserve">, not the radio rate, and carries satellite count, HDOP and full-precision position that never go on the air.</w:t>
-      </w:r>
-    </w:p>
-    <w:p>
-      <w:pPr>
-        <w:spacing w:after="140" w:before="60" w:line="276"/>
-      </w:pPr>
+        <w:t xml:space="preserve">The log writes one row per telemetry packet</w:t>
+      </w:r>
+      <w:r>
+        <w:t xml:space="preserve">, appended in </w:t>
+      </w:r>
+      <w:r>
+        <w:rPr>
+          <w:rFonts w:ascii="Consolas" w:cs="Consolas" w:eastAsia="Consolas" w:hAnsi="Consolas"/>
+          <w:sz w:val="18"/>
+          <w:szCs w:val="18"/>
+          <w:shd w:fill="F4F6F8" w:val="clear"/>
+        </w:rPr>
+        <w:t xml:space="preserve">Controller::emit_telemetry()</w:t>
+      </w:r>
+      <w:r>
+        <w:t xml:space="preserve"> as the packet goes on the air — so it runs at the radio's cadence, </w:t>
+      </w:r>
       <w:r>
         <w:rPr>
           <w:b/>
           <w:bCs/>
         </w:rPr>
-        <w:t xml:space="preserve">The SD log is the primary record, not a backup.</w:t>
-      </w:r>
-      <w:r>
-        <w:t xml:space="preserve"> The over-the-air descent dataset is nine to twelve packets; the card holds hundreds of rows across the same seconds. Every descent-rate number in the post-flight analysis will come from the card.</w:t>
+        <w:t xml:space="preserve">3.11 Hz in flight</w:t>
+      </w:r>
+      <w:r>
+        <w:t xml:space="preserve">, not at the 30 Hz sensor rate. </w:t>
+      </w:r>
+      <w:r>
+        <w:rPr>
+          <w:i/>
+          <w:iCs/>
+        </w:rPr>
+        <w:t xml:space="preserve">An earlier version of this report said 30 Hz; the code says otherwise, and the 36.8-minute bench log confirms it: 2209 rows at the 1 Hz period it then carried.</w:t>
+      </w:r>
+      <w:r>
+        <w:t xml:space="preserve"> Each row carries satellite count, HDOP and full-precision position that never go on the air.</w:t>
+      </w:r>
+    </w:p>
+    <w:p>
+      <w:pPr>
+        <w:spacing w:after="140" w:before="60" w:line="276"/>
+      </w:pPr>
+      <w:r>
+        <w:rPr>
+          <w:b/>
+          <w:bCs/>
+        </w:rPr>
+        <w:t xml:space="preserve">The SD log is still the primary record, but for completeness rather than density.</w:t>
+      </w:r>
+      <w:r>
+        <w:t xml:space="preserve"> It holds the same ~20 descent rows the radio sends, with none lost to the link and with every column the packet leaves out. Every descent-rate number in the post-flight analysis will come from the card.</w:t>
       </w:r>
     </w:p>
     <w:p>
@@ -18687,7 +19321,7 @@
       <w:r>
         <w:drawing>
           <wp:inline distT="0" distB="0" distL="0" distR="0">
-            <wp:extent cx="4457700" cy="2236216"/>
+            <wp:extent cx="4457700" cy="2192738"/>
             <wp:effectExtent t="0" r="0" b="0" l="0"/>
             <wp:docPr id="1" name="" descr="" title=""/>
             <wp:cNvGraphicFramePr>
@@ -18712,7 +19346,7 @@
                   <pic:spPr bwMode="auto">
                     <a:xfrm>
                       <a:off x="0" y="0"/>
-                      <a:ext cx="4457700" cy="2236216"/>
+                      <a:ext cx="4457700" cy="2192738"/>
                     </a:xfrm>
                     <a:prstGeom prst="rect">
                       <a:avLst/>
@@ -19752,7 +20386,7 @@
                 <w:sz w:val="17"/>
                 <w:szCs w:val="17"/>
               </w:rPr>
-              <w:t xml:space="preserve">300 / 300</w:t>
+              <w:t xml:space="preserve">303 / 303</w:t>
             </w:r>
           </w:p>
         </w:tc>
@@ -19852,7 +20486,7 @@
           <w:b/>
           <w:bCs/>
         </w:rPr>
-        <w:t xml:space="preserve">Total: 6088 automated checks.</w:t>
+        <w:t xml:space="preserve">Total: 6091 automated checks.</w:t>
       </w:r>
     </w:p>
     <w:p>
@@ -22971,14 +23605,14 @@
         <w:spacing w:after="140" w:before="60" w:line="276"/>
       </w:pPr>
       <w:r>
-        <w:t xml:space="preserve">The project ran from 3 September to 12 September 2026 — </w:t>
+        <w:t xml:space="preserve">The project ran from 3 September to submission on 14 September 2026 — </w:t>
       </w:r>
       <w:r>
         <w:rPr>
           <w:b/>
           <w:bCs/>
         </w:rPr>
-        <w:t xml:space="preserve">ten days, over two hundred commits.</w:t>
+        <w:t xml:space="preserve">twelve days, over two hundred commits.</w:t>
       </w:r>
     </w:p>
     <w:tbl>
@@ -23715,6 +24349,86 @@
           </w:p>
         </w:tc>
       </w:tr>
+      <w:tr>
+        <w:trPr>
+          <w:tblHeader w:val="false"/>
+        </w:trPr>
+        <w:tc>
+          <w:tcPr>
+            <w:tcW w:type="dxa" w:w="974"/>
+            <w:tcMar>
+              <w:top w:type="dxa" w:w="60"/>
+              <w:left w:type="dxa" w:w="90"/>
+              <w:bottom w:type="dxa" w:w="60"/>
+              <w:right w:type="dxa" w:w="90"/>
+            </w:tcMar>
+          </w:tcPr>
+          <w:p>
+            <w:pPr>
+              <w:spacing w:after="0" w:before="0"/>
+              <w:jc w:val="left"/>
+            </w:pPr>
+            <w:r>
+              <w:rPr>
+                <w:b/>
+                <w:bCs/>
+                <w:sz w:val="17"/>
+                <w:szCs w:val="17"/>
+              </w:rPr>
+              <w:t xml:space="preserve">09-13 → 14</w:t>
+            </w:r>
+          </w:p>
+        </w:tc>
+        <w:tc>
+          <w:tcPr>
+            <w:tcW w:type="dxa" w:w="8772"/>
+            <w:tcMar>
+              <w:top w:type="dxa" w:w="60"/>
+              <w:left w:type="dxa" w:w="90"/>
+              <w:bottom w:type="dxa" w:w="60"/>
+              <w:right w:type="dxa" w:w="90"/>
+            </w:tcMar>
+          </w:tcPr>
+          <w:p>
+            <w:pPr>
+              <w:spacing w:after="0" w:before="0"/>
+              <w:jc w:val="left"/>
+            </w:pPr>
+            <w:r>
+              <w:rPr>
+                <w:b/>
+                <w:bCs/>
+                <w:sz w:val="17"/>
+                <w:szCs w:val="17"/>
+              </w:rPr>
+              <w:t xml:space="preserve">Finished and submitted.</w:t>
+            </w:r>
+            <w:r>
+              <w:rPr>
+                <w:sz w:val="17"/>
+                <w:szCs w:val="17"/>
+              </w:rPr>
+              <w:t xml:space="preserve"> The 80 cm canopy sewn and fitted, the switch and power LED fitted, the vehicle ballasted into the 450–550 g band, and </w:t>
+            </w:r>
+            <w:r>
+              <w:rPr>
+                <w:b/>
+                <w:bCs/>
+                <w:sz w:val="17"/>
+                <w:szCs w:val="17"/>
+              </w:rPr>
+              <w:t xml:space="preserve">the CanSat and this report submitted</w:t>
+            </w:r>
+            <w:r>
+              <w:rPr>
+                <w:sz w:val="17"/>
+                <w:szCs w:val="17"/>
+              </w:rPr>
+              <w:t xml:space="preserve"> (reported by the team, 2026-09-14)</w:t>
+            </w:r>
+          </w:p>
+        </w:tc>
+      </w:tr>
     </w:tbl>
     <w:p>
       <w:pPr>
@@ -23745,28 +24459,55 @@
           <w:b/>
           <w:bCs/>
         </w:rPr>
-        <w:t xml:space="preserve">Not one is closed.</w:t>
-      </w:r>
-      <w:r>
-        <w:t xml:space="preserve"> Eight are partial and one has not been started — see figure 8.</w:t>
+        <w:t xml:space="preserve">None is closed, and that is the correct reading at submission</w:t>
+      </w:r>
+      <w:r>
+        <w:t xml:space="preserve">: each gate is closed by evidence, and the evidence for the last of them is a flight. Figure 8 shows where each stands.</w:t>
       </w:r>
     </w:p>
     <w:p>
       <w:pPr>
         <w:spacing w:after="140" w:before="60" w:line="276"/>
       </w:pPr>
-      <w:r>
-        <w:t xml:space="preserve">The honest summary is that </w:t>
-      </w:r>
       <w:r>
         <w:rPr>
           <w:b/>
           <w:bCs/>
         </w:rPr>
-        <w:t xml:space="preserve">gates 1–6 are substantially done and blocked on small, named items</w:t>
-      </w:r>
-      <w:r>
-        <w:t xml:space="preserve">; gate 7 has its structure half built and its recovery half untouched; and gates 8 and 9 need a flight.</w:t>
+        <w:t xml:space="preserve">Gates 1–6 are substantially done</w:t>
+      </w:r>
+      <w:r>
+        <w:t xml:space="preserve"> and each is held open by a small, named item. </w:t>
+      </w:r>
+      <w:r>
+        <w:rPr>
+          <w:b/>
+          <w:bCs/>
+        </w:rPr>
+        <w:t xml:space="preserve">Gate 7 is built but not verified</w:t>
+      </w:r>
+      <w:r>
+        <w:t xml:space="preserve"> — structure, egg chamber and canopy all exist, and nothing about recovery has been tested. </w:t>
+      </w:r>
+      <w:r>
+        <w:rPr>
+          <w:b/>
+          <w:bCs/>
+        </w:rPr>
+        <w:t xml:space="preserve">Gate 8</w:t>
+      </w:r>
+      <w:r>
+        <w:t xml:space="preserve"> has a bench link, a range test and a measured max-rate pattern, but no full rehearsal. </w:t>
+      </w:r>
+      <w:r>
+        <w:rPr>
+          <w:b/>
+          <w:bCs/>
+        </w:rPr>
+        <w:t xml:space="preserve">Gate 9 is at submission</w:t>
+      </w:r>
+      <w:r>
+        <w:t xml:space="preserve">: the vehicle is handed in and the launch is what is left.</w:t>
       </w:r>
     </w:p>
     <w:p>
@@ -23775,7 +24516,7 @@
         <w:spacing w:after="120" w:before="240"/>
       </w:pPr>
       <w:r>
-        <w:t xml:space="preserve">17.2 What remains</w:t>
+        <w:t xml:space="preserve">17.2 What is left</w:t>
       </w:r>
     </w:p>
     <w:p>
@@ -23787,7 +24528,10 @@
           <w:b/>
           <w:bCs/>
         </w:rPr>
-        <w:t xml:space="preserve">The critical path is now the parachute and one email.</w:t>
+        <w:t xml:space="preserve">Nothing blocks the launch.</w:t>
+      </w:r>
+      <w:r>
+        <w:t xml:space="preserve"> Four things are worth doing before it:</w:t>
       </w:r>
     </w:p>
     <w:p>
@@ -23804,10 +24548,10 @@
           <w:b/>
           <w:bCs/>
         </w:rPr>
-        <w:t xml:space="preserve">Sew the 80 cm canopy.</w:t>
-      </w:r>
-      <w:r>
-        <w:t xml:space="preserve"> Nothing blocks it, and it does not depend on the mass answer.</w:t>
+        <w:t xml:space="preserve">Weigh the submitted vehicle.</w:t>
+      </w:r>
+      <w:r>
+        <w:t xml:space="preserve"> The final mass is not on record, and it decides which modelled descent the flight is compared against.</w:t>
       </w:r>
     </w:p>
     <w:p>
@@ -23824,10 +24568,22 @@
           <w:b/>
           <w:bCs/>
         </w:rPr>
-        <w:t xml:space="preserve">Ask whether 450 g binds.</w:t>
-      </w:r>
-      <w:r>
-        <w:t xml:space="preserve"> Only the organizers can answer it, and it decides whether the structure is re-printed — which has a lead time.</w:t>
+        <w:t xml:space="preserve">Write the analysis notebook now</w:t>
+      </w:r>
+      <w:r>
+        <w:t xml:space="preserve">, against </w:t>
+      </w:r>
+      <w:r>
+        <w:rPr>
+          <w:rFonts w:ascii="Consolas" w:cs="Consolas" w:eastAsia="Consolas" w:hAnsi="Consolas"/>
+          <w:sz w:val="18"/>
+          <w:szCs w:val="18"/>
+          <w:shd w:fill="F4F6F8" w:val="clear"/>
+        </w:rPr>
+        <w:t xml:space="preserve">test-data/sample-mission.txt</w:t>
+      </w:r>
+      <w:r>
+        <w:t xml:space="preserve">. Data analysis is worth 20 points and four hours is not long to build it from nothing.</w:t>
       </w:r>
     </w:p>
     <w:p>
@@ -23844,10 +24600,34 @@
           <w:b/>
           <w:bCs/>
         </w:rPr>
-        <w:t xml:space="preserve">Fit four small parts</w:t>
-      </w:r>
-      <w:r>
-        <w:t xml:space="preserve"> on the power path, of which exactly one still has to be bought.</w:t>
+        <w:t xml:space="preserve">Rehearse the pad sequence once</w:t>
+      </w:r>
+      <w:r>
+        <w:t xml:space="preserve">: power on, command window, </w:t>
+      </w:r>
+      <w:r>
+        <w:rPr>
+          <w:rFonts w:ascii="Consolas" w:cs="Consolas" w:eastAsia="Consolas" w:hAnsi="Consolas"/>
+          <w:sz w:val="18"/>
+          <w:szCs w:val="18"/>
+          <w:shd w:fill="F4F6F8" w:val="clear"/>
+        </w:rPr>
+        <w:t xml:space="preserve">MAX_RATE</w:t>
+      </w:r>
+      <w:r>
+        <w:t xml:space="preserve">, wait for </w:t>
+      </w:r>
+      <w:r>
+        <w:rPr>
+          <w:rFonts w:ascii="Consolas" w:cs="Consolas" w:eastAsia="Consolas" w:hAnsi="Consolas"/>
+          <w:sz w:val="18"/>
+          <w:szCs w:val="18"/>
+          <w:shd w:fill="F4F6F8" w:val="clear"/>
+        </w:rPr>
+        <w:t xml:space="preserve">ST-R11…</w:t>
+      </w:r>
+      <w:r>
+        <w:t xml:space="preserve">. A drone lifting inside the window is the one mistake that costs the flight its state detection.</w:t>
       </w:r>
     </w:p>
     <w:p>
@@ -23864,30 +24644,10 @@
           <w:b/>
           <w:bCs/>
         </w:rPr>
-        <w:t xml:space="preserve">Drop-test.</w:t>
-      </w:r>
-      <w:r>
-        <w:t xml:space="preserve"> The longest single remaining item, because it is the only thing that measures the drag coefficient the whole descent model rests on.</w:t>
-      </w:r>
-    </w:p>
-    <w:p>
-      <w:pPr>
-        <w:pStyle w:val="ListParagraph"/>
-        <w:numPr>
-          <w:ilvl w:val="0"/>
-          <w:numId w:val="2"/>
-        </w:numPr>
-        <w:spacing w:after="40" w:before="40"/>
-      </w:pPr>
-      <w:r>
-        <w:rPr>
-          <w:b/>
-          <w:bCs/>
-        </w:rPr>
-        <w:t xml:space="preserve">Photograph the vehicle.</w:t>
-      </w:r>
-      <w:r>
-        <w:t xml:space="preserve"> An afternoon, and it is worth points in two sections.</w:t>
+        <w:t xml:space="preserve">Never connect USB while the battery is in.</w:t>
+      </w:r>
+      <w:r>
+        <w:t xml:space="preserve"> The Schottky was not fitted.</w:t>
       </w:r>
     </w:p>
     <w:p>
@@ -23941,11 +24701,11 @@
         </w:tblBorders>
       </w:tblPr>
       <w:tblGrid>
-        <w:gridCol w:w="2829"/>
+        <w:gridCol w:w="2192"/>
         <w:gridCol w:w="682"/>
-        <w:gridCol w:w="1021"/>
-        <w:gridCol w:w="785"/>
-        <w:gridCol w:w="4429"/>
+        <w:gridCol w:w="1279"/>
+        <w:gridCol w:w="682"/>
+        <w:gridCol w:w="4911"/>
       </w:tblGrid>
       <w:tr>
         <w:trPr>
@@ -23953,7 +24713,7 @@
         </w:trPr>
         <w:tc>
           <w:tcPr>
-            <w:tcW w:type="dxa" w:w="2829"/>
+            <w:tcW w:type="dxa" w:w="2192"/>
             <w:shd w:fill="ECEFF1" w:val="clear"/>
             <w:tcMar>
               <w:top w:type="dxa" w:w="60"/>
@@ -24007,7 +24767,7 @@
         </w:tc>
         <w:tc>
           <w:tcPr>
-            <w:tcW w:type="dxa" w:w="1021"/>
+            <w:tcW w:type="dxa" w:w="1279"/>
             <w:shd w:fill="ECEFF1" w:val="clear"/>
             <w:tcMar>
               <w:top w:type="dxa" w:w="60"/>
@@ -24028,13 +24788,13 @@
                 <w:sz w:val="17"/>
                 <w:szCs w:val="17"/>
               </w:rPr>
-              <w:t xml:space="preserve">Secured today</w:t>
-            </w:r>
-          </w:p>
-        </w:tc>
-        <w:tc>
-          <w:tcPr>
-            <w:tcW w:type="dxa" w:w="785"/>
+              <w:t xml:space="preserve">Secured at submission</w:t>
+            </w:r>
+          </w:p>
+        </w:tc>
+        <w:tc>
+          <w:tcPr>
+            <w:tcW w:type="dxa" w:w="682"/>
             <w:shd w:fill="ECEFF1" w:val="clear"/>
             <w:tcMar>
               <w:top w:type="dxa" w:w="60"/>
@@ -24061,7 +24821,7 @@
         </w:tc>
         <w:tc>
           <w:tcPr>
-            <w:tcW w:type="dxa" w:w="4429"/>
+            <w:tcW w:type="dxa" w:w="4911"/>
             <w:shd w:fill="ECEFF1" w:val="clear"/>
             <w:tcMar>
               <w:top w:type="dxa" w:w="60"/>
@@ -24093,7 +24853,7 @@
         </w:trPr>
         <w:tc>
           <w:tcPr>
-            <w:tcW w:type="dxa" w:w="2829"/>
+            <w:tcW w:type="dxa" w:w="2192"/>
             <w:tcMar>
               <w:top w:type="dxa" w:w="60"/>
               <w:left w:type="dxa" w:w="90"/>
@@ -24141,7 +24901,7 @@
         </w:tc>
         <w:tc>
           <w:tcPr>
-            <w:tcW w:type="dxa" w:w="1021"/>
+            <w:tcW w:type="dxa" w:w="1279"/>
             <w:tcMar>
               <w:top w:type="dxa" w:w="60"/>
               <w:left w:type="dxa" w:w="90"/>
@@ -24165,7 +24925,7 @@
         </w:tc>
         <w:tc>
           <w:tcPr>
-            <w:tcW w:type="dxa" w:w="785"/>
+            <w:tcW w:type="dxa" w:w="682"/>
             <w:tcMar>
               <w:top w:type="dxa" w:w="60"/>
               <w:left w:type="dxa" w:w="90"/>
@@ -24191,25 +24951,25 @@
         </w:tc>
         <w:tc>
           <w:tcPr>
-            <w:tcW w:type="dxa" w:w="4429"/>
-            <w:tcMar>
-              <w:top w:type="dxa" w:w="60"/>
-              <w:left w:type="dxa" w:w="90"/>
-              <w:bottom w:type="dxa" w:w="60"/>
-              <w:right w:type="dxa" w:w="90"/>
-            </w:tcMar>
-          </w:tcPr>
-          <w:p>
-            <w:pPr>
-              <w:spacing w:after="0" w:before="0"/>
-              <w:jc w:val="left"/>
-            </w:pPr>
-            <w:r>
-              <w:rPr>
-                <w:sz w:val="17"/>
-                <w:szCs w:val="17"/>
-              </w:rPr>
-              <w:t xml:space="preserve">Egg test declined — 20 points forgone by choice. Chamber built</w:t>
+            <w:tcW w:type="dxa" w:w="4911"/>
+            <w:tcMar>
+              <w:top w:type="dxa" w:w="60"/>
+              <w:left w:type="dxa" w:w="90"/>
+              <w:bottom w:type="dxa" w:w="60"/>
+              <w:right w:type="dxa" w:w="90"/>
+            </w:tcMar>
+          </w:tcPr>
+          <w:p>
+            <w:pPr>
+              <w:spacing w:after="0" w:before="0"/>
+              <w:jc w:val="left"/>
+            </w:pPr>
+            <w:r>
+              <w:rPr>
+                <w:sz w:val="17"/>
+                <w:szCs w:val="17"/>
+              </w:rPr>
+              <w:t xml:space="preserve">Egg test declined — 20 points forgone by choice. Canopy built; deployment scored at the launch</w:t>
             </w:r>
           </w:p>
         </w:tc>
@@ -24220,7 +24980,7 @@
         </w:trPr>
         <w:tc>
           <w:tcPr>
-            <w:tcW w:type="dxa" w:w="2829"/>
+            <w:tcW w:type="dxa" w:w="2192"/>
             <w:tcMar>
               <w:top w:type="dxa" w:w="60"/>
               <w:left w:type="dxa" w:w="90"/>
@@ -24268,7 +25028,7 @@
         </w:tc>
         <w:tc>
           <w:tcPr>
-            <w:tcW w:type="dxa" w:w="1021"/>
+            <w:tcW w:type="dxa" w:w="1279"/>
             <w:tcMar>
               <w:top w:type="dxa" w:w="60"/>
               <w:left w:type="dxa" w:w="90"/>
@@ -24292,7 +25052,7 @@
         </w:tc>
         <w:tc>
           <w:tcPr>
-            <w:tcW w:type="dxa" w:w="785"/>
+            <w:tcW w:type="dxa" w:w="682"/>
             <w:tcMar>
               <w:top w:type="dxa" w:w="60"/>
               <w:left w:type="dxa" w:w="90"/>
@@ -24316,25 +25076,25 @@
         </w:tc>
         <w:tc>
           <w:tcPr>
-            <w:tcW w:type="dxa" w:w="4429"/>
-            <w:tcMar>
-              <w:top w:type="dxa" w:w="60"/>
-              <w:left w:type="dxa" w:w="90"/>
-              <w:bottom w:type="dxa" w:w="60"/>
-              <w:right w:type="dxa" w:w="90"/>
-            </w:tcMar>
-          </w:tcPr>
-          <w:p>
-            <w:pPr>
-              <w:spacing w:after="0" w:before="0"/>
-              <w:jc w:val="left"/>
-            </w:pPr>
-            <w:r>
-              <w:rPr>
-                <w:sz w:val="17"/>
-                <w:szCs w:val="17"/>
-              </w:rPr>
-              <w:t xml:space="preserve">Link never flown</w:t>
+            <w:tcW w:type="dxa" w:w="4911"/>
+            <w:tcMar>
+              <w:top w:type="dxa" w:w="60"/>
+              <w:left w:type="dxa" w:w="90"/>
+              <w:bottom w:type="dxa" w:w="60"/>
+              <w:right w:type="dxa" w:w="90"/>
+            </w:tcMar>
+          </w:tcPr>
+          <w:p>
+            <w:pPr>
+              <w:spacing w:after="0" w:before="0"/>
+              <w:jc w:val="left"/>
+            </w:pPr>
+            <w:r>
+              <w:rPr>
+                <w:sz w:val="17"/>
+                <w:szCs w:val="17"/>
+              </w:rPr>
+              <w:t xml:space="preserve">Scored on what the organizers' station receives in flight</w:t>
             </w:r>
           </w:p>
         </w:tc>
@@ -24345,7 +25105,7 @@
         </w:trPr>
         <w:tc>
           <w:tcPr>
-            <w:tcW w:type="dxa" w:w="2829"/>
+            <w:tcW w:type="dxa" w:w="2192"/>
             <w:tcMar>
               <w:top w:type="dxa" w:w="60"/>
               <w:left w:type="dxa" w:w="90"/>
@@ -24393,7 +25153,7 @@
         </w:tc>
         <w:tc>
           <w:tcPr>
-            <w:tcW w:type="dxa" w:w="1021"/>
+            <w:tcW w:type="dxa" w:w="1279"/>
             <w:tcMar>
               <w:top w:type="dxa" w:w="60"/>
               <w:left w:type="dxa" w:w="90"/>
@@ -24408,16 +25168,18 @@
             </w:pPr>
             <w:r>
               <w:rPr>
-                <w:sz w:val="17"/>
-                <w:szCs w:val="17"/>
-              </w:rPr>
-              <w:t xml:space="preserve">0</w:t>
-            </w:r>
-          </w:p>
-        </w:tc>
-        <w:tc>
-          <w:tcPr>
-            <w:tcW w:type="dxa" w:w="785"/>
+                <w:b/>
+                <w:bCs/>
+                <w:sz w:val="17"/>
+                <w:szCs w:val="17"/>
+              </w:rPr>
+              <w:t xml:space="preserve">~5</w:t>
+            </w:r>
+          </w:p>
+        </w:tc>
+        <w:tc>
+          <w:tcPr>
+            <w:tcW w:type="dxa" w:w="682"/>
             <w:tcMar>
               <w:top w:type="dxa" w:w="60"/>
               <w:left w:type="dxa" w:w="90"/>
@@ -24441,25 +25203,34 @@
         </w:tc>
         <w:tc>
           <w:tcPr>
-            <w:tcW w:type="dxa" w:w="4429"/>
-            <w:tcMar>
-              <w:top w:type="dxa" w:w="60"/>
-              <w:left w:type="dxa" w:w="90"/>
-              <w:bottom w:type="dxa" w:w="60"/>
-              <w:right w:type="dxa" w:w="90"/>
-            </w:tcMar>
-          </w:tcPr>
-          <w:p>
-            <w:pPr>
-              <w:spacing w:after="0" w:before="0"/>
-              <w:jc w:val="left"/>
-            </w:pPr>
-            <w:r>
-              <w:rPr>
-                <w:sz w:val="17"/>
-                <w:szCs w:val="17"/>
-              </w:rPr>
-              <w:t xml:space="preserve">No canopy, no drop test, no switch, no LED</w:t>
+            <w:tcW w:type="dxa" w:w="4911"/>
+            <w:tcMar>
+              <w:top w:type="dxa" w:w="60"/>
+              <w:left w:type="dxa" w:w="90"/>
+              <w:bottom w:type="dxa" w:w="60"/>
+              <w:right w:type="dxa" w:w="90"/>
+            </w:tcMar>
+          </w:tcPr>
+          <w:p>
+            <w:pPr>
+              <w:spacing w:after="0" w:before="0"/>
+              <w:jc w:val="left"/>
+            </w:pPr>
+            <w:r>
+              <w:rPr>
+                <w:b/>
+                <w:bCs/>
+                <w:sz w:val="17"/>
+                <w:szCs w:val="17"/>
+              </w:rPr>
+              <w:t xml:space="preserve">Switch and power LED fitted.</w:t>
+            </w:r>
+            <w:r>
+              <w:rPr>
+                <w:sz w:val="17"/>
+                <w:szCs w:val="17"/>
+              </w:rPr>
+              <w:t xml:space="preserve"> Descent, stability and landing scored at the launch</w:t>
             </w:r>
           </w:p>
         </w:tc>
@@ -24470,7 +25241,7 @@
         </w:trPr>
         <w:tc>
           <w:tcPr>
-            <w:tcW w:type="dxa" w:w="2829"/>
+            <w:tcW w:type="dxa" w:w="2192"/>
             <w:tcMar>
               <w:top w:type="dxa" w:w="60"/>
               <w:left w:type="dxa" w:w="90"/>
@@ -24518,7 +25289,7 @@
         </w:tc>
         <w:tc>
           <w:tcPr>
-            <w:tcW w:type="dxa" w:w="1021"/>
+            <w:tcW w:type="dxa" w:w="1279"/>
             <w:tcMar>
               <w:top w:type="dxa" w:w="60"/>
               <w:left w:type="dxa" w:w="90"/>
@@ -24544,7 +25315,7 @@
         </w:tc>
         <w:tc>
           <w:tcPr>
-            <w:tcW w:type="dxa" w:w="785"/>
+            <w:tcW w:type="dxa" w:w="682"/>
             <w:tcMar>
               <w:top w:type="dxa" w:w="60"/>
               <w:left w:type="dxa" w:w="90"/>
@@ -24568,25 +25339,25 @@
         </w:tc>
         <w:tc>
           <w:tcPr>
-            <w:tcW w:type="dxa" w:w="4429"/>
-            <w:tcMar>
-              <w:top w:type="dxa" w:w="60"/>
-              <w:left w:type="dxa" w:w="90"/>
-              <w:bottom w:type="dxa" w:w="60"/>
-              <w:right w:type="dxa" w:w="90"/>
-            </w:tcMar>
-          </w:tcPr>
-          <w:p>
-            <w:pPr>
-              <w:spacing w:after="0" w:before="0"/>
-              <w:jc w:val="left"/>
-            </w:pPr>
-            <w:r>
-              <w:rPr>
-                <w:sz w:val="17"/>
-                <w:szCs w:val="17"/>
-              </w:rPr>
-              <w:t xml:space="preserve">Structure printed and assembled; unphotographed</w:t>
+            <w:tcW w:type="dxa" w:w="4911"/>
+            <w:tcMar>
+              <w:top w:type="dxa" w:w="60"/>
+              <w:left w:type="dxa" w:w="90"/>
+              <w:bottom w:type="dxa" w:w="60"/>
+              <w:right w:type="dxa" w:w="90"/>
+            </w:tcMar>
+          </w:tcPr>
+          <w:p>
+            <w:pPr>
+              <w:spacing w:after="0" w:before="0"/>
+              <w:jc w:val="left"/>
+            </w:pPr>
+            <w:r>
+              <w:rPr>
+                <w:sz w:val="17"/>
+                <w:szCs w:val="17"/>
+              </w:rPr>
+              <w:t xml:space="preserve">Structure, egg chamber and canopy built; build quality judged from photographs</w:t>
             </w:r>
           </w:p>
         </w:tc>
@@ -24597,7 +25368,7 @@
         </w:trPr>
         <w:tc>
           <w:tcPr>
-            <w:tcW w:type="dxa" w:w="2829"/>
+            <w:tcW w:type="dxa" w:w="2192"/>
             <w:tcMar>
               <w:top w:type="dxa" w:w="60"/>
               <w:left w:type="dxa" w:w="90"/>
@@ -24645,7 +25416,7 @@
         </w:tc>
         <w:tc>
           <w:tcPr>
-            <w:tcW w:type="dxa" w:w="1021"/>
+            <w:tcW w:type="dxa" w:w="1279"/>
             <w:tcMar>
               <w:top w:type="dxa" w:w="60"/>
               <w:left w:type="dxa" w:w="90"/>
@@ -24669,7 +25440,7 @@
         </w:tc>
         <w:tc>
           <w:tcPr>
-            <w:tcW w:type="dxa" w:w="785"/>
+            <w:tcW w:type="dxa" w:w="682"/>
             <w:tcMar>
               <w:top w:type="dxa" w:w="60"/>
               <w:left w:type="dxa" w:w="90"/>
@@ -24693,25 +25464,25 @@
         </w:tc>
         <w:tc>
           <w:tcPr>
-            <w:tcW w:type="dxa" w:w="4429"/>
-            <w:tcMar>
-              <w:top w:type="dxa" w:w="60"/>
-              <w:left w:type="dxa" w:w="90"/>
-              <w:bottom w:type="dxa" w:w="60"/>
-              <w:right w:type="dxa" w:w="90"/>
-            </w:tcMar>
-          </w:tcPr>
-          <w:p>
-            <w:pPr>
-              <w:spacing w:after="0" w:before="0"/>
-              <w:jc w:val="left"/>
-            </w:pPr>
-            <w:r>
-              <w:rPr>
-                <w:sz w:val="17"/>
-                <w:szCs w:val="17"/>
-              </w:rPr>
-              <w:t xml:space="preserve">Perfboard not PCB; sensor integration at its cap</w:t>
+            <w:tcW w:type="dxa" w:w="4911"/>
+            <w:tcMar>
+              <w:top w:type="dxa" w:w="60"/>
+              <w:left w:type="dxa" w:w="90"/>
+              <w:bottom w:type="dxa" w:w="60"/>
+              <w:right w:type="dxa" w:w="90"/>
+            </w:tcMar>
+          </w:tcPr>
+          <w:p>
+            <w:pPr>
+              <w:spacing w:after="0" w:before="0"/>
+              <w:jc w:val="left"/>
+            </w:pPr>
+            <w:r>
+              <w:rPr>
+                <w:sz w:val="17"/>
+                <w:szCs w:val="17"/>
+              </w:rPr>
+              <w:t xml:space="preserve">Perfboard not PCB; sensor integration at its cap; analysis needs flight data</w:t>
             </w:r>
           </w:p>
         </w:tc>
@@ -24722,7 +25493,7 @@
         </w:trPr>
         <w:tc>
           <w:tcPr>
-            <w:tcW w:type="dxa" w:w="2829"/>
+            <w:tcW w:type="dxa" w:w="2192"/>
             <w:tcMar>
               <w:top w:type="dxa" w:w="60"/>
               <w:left w:type="dxa" w:w="90"/>
@@ -24770,7 +25541,7 @@
         </w:tc>
         <w:tc>
           <w:tcPr>
-            <w:tcW w:type="dxa" w:w="1021"/>
+            <w:tcW w:type="dxa" w:w="1279"/>
             <w:tcMar>
               <w:top w:type="dxa" w:w="60"/>
               <w:left w:type="dxa" w:w="90"/>
@@ -24794,7 +25565,7 @@
         </w:tc>
         <w:tc>
           <w:tcPr>
-            <w:tcW w:type="dxa" w:w="785"/>
+            <w:tcW w:type="dxa" w:w="682"/>
             <w:tcMar>
               <w:top w:type="dxa" w:w="60"/>
               <w:left w:type="dxa" w:w="90"/>
@@ -24818,25 +25589,25 @@
         </w:tc>
         <w:tc>
           <w:tcPr>
-            <w:tcW w:type="dxa" w:w="4429"/>
-            <w:tcMar>
-              <w:top w:type="dxa" w:w="60"/>
-              <w:left w:type="dxa" w:w="90"/>
-              <w:bottom w:type="dxa" w:w="60"/>
-              <w:right w:type="dxa" w:w="90"/>
-            </w:tcMar>
-          </w:tcPr>
-          <w:p>
-            <w:pPr>
-              <w:spacing w:after="0" w:before="0"/>
-              <w:jc w:val="left"/>
-            </w:pPr>
-            <w:r>
-              <w:rPr>
-                <w:sz w:val="17"/>
-                <w:szCs w:val="17"/>
-              </w:rPr>
-              <w:t xml:space="preserve">This report; needs photographs and flight graphs</w:t>
+            <w:tcW w:type="dxa" w:w="4911"/>
+            <w:tcMar>
+              <w:top w:type="dxa" w:w="60"/>
+              <w:left w:type="dxa" w:w="90"/>
+              <w:bottom w:type="dxa" w:w="60"/>
+              <w:right w:type="dxa" w:w="90"/>
+            </w:tcMar>
+          </w:tcPr>
+          <w:p>
+            <w:pPr>
+              <w:spacing w:after="0" w:before="0"/>
+              <w:jc w:val="left"/>
+            </w:pPr>
+            <w:r>
+              <w:rPr>
+                <w:sz w:val="17"/>
+                <w:szCs w:val="17"/>
+              </w:rPr>
+              <w:t xml:space="preserve">This report, submitted. Imaging not recorded in the repository</w:t>
             </w:r>
           </w:p>
         </w:tc>
@@ -24847,7 +25618,7 @@
         </w:trPr>
         <w:tc>
           <w:tcPr>
-            <w:tcW w:type="dxa" w:w="2829"/>
+            <w:tcW w:type="dxa" w:w="2192"/>
             <w:tcMar>
               <w:top w:type="dxa" w:w="60"/>
               <w:left w:type="dxa" w:w="90"/>
@@ -24899,7 +25670,7 @@
         </w:tc>
         <w:tc>
           <w:tcPr>
-            <w:tcW w:type="dxa" w:w="1021"/>
+            <w:tcW w:type="dxa" w:w="1279"/>
             <w:tcMar>
               <w:top w:type="dxa" w:w="60"/>
               <w:left w:type="dxa" w:w="90"/>
@@ -24919,13 +25690,13 @@
                 <w:sz w:val="17"/>
                 <w:szCs w:val="17"/>
               </w:rPr>
-              <w:t xml:space="preserve">~61</w:t>
-            </w:r>
-          </w:p>
-        </w:tc>
-        <w:tc>
-          <w:tcPr>
-            <w:tcW w:type="dxa" w:w="785"/>
+              <w:t xml:space="preserve">~66</w:t>
+            </w:r>
+          </w:p>
+        </w:tc>
+        <w:tc>
+          <w:tcPr>
+            <w:tcW w:type="dxa" w:w="682"/>
             <w:tcMar>
               <w:top w:type="dxa" w:w="60"/>
               <w:left w:type="dxa" w:w="90"/>
@@ -24951,7 +25722,7 @@
         </w:tc>
         <w:tc>
           <w:tcPr>
-            <w:tcW w:type="dxa" w:w="4429"/>
+            <w:tcW w:type="dxa" w:w="4911"/>
             <w:tcMar>
               <w:top w:type="dxa" w:w="60"/>
               <w:left w:type="dxa" w:w="90"/>
@@ -24992,7 +25763,7 @@
           <w:b/>
           <w:bCs/>
         </w:rPr>
-        <w:t xml:space="preserve">The team has elected not to fly an egg payload</w:t>
+        <w:t xml:space="preserve">The team elected not to fly an egg payload</w:t>
       </w:r>
       <w:r>
         <w:t xml:space="preserve">, on personal grounds. The 20 points for egg integrity are treated as forgone. </w:t>
@@ -25039,7 +25810,7 @@
         <w:t xml:space="preserve">Code originality — 9 or 10 of 10.</w:t>
       </w:r>
       <w:r>
-        <w:t xml:space="preserve"> Self-written, no third-party libraries in the flight path, heavily commented, held by 6088 automated checks. This section rewards exactly what this repository is.</w:t>
+        <w:t xml:space="preserve"> Self-written, no third-party libraries in the flight path, heavily commented, held by 6091 automated checks. This section rewards exactly what this repository is.</w:t>
       </w:r>
     </w:p>
     <w:p>
@@ -25181,10 +25952,10 @@
           <w:b/>
           <w:bCs/>
         </w:rPr>
-        <w:t xml:space="preserve">35 seconds of a CanSat accidentally left on costs more than the entire telemetry section is worth.</w:t>
-      </w:r>
-      <w:r>
-        <w:t xml:space="preserve"> The firmware is </w:t>
+        <w:t xml:space="preserve">35 seconds of a CanSat accidentally left on costs more than the entire telemetry section is worth</w:t>
+      </w:r>
+      <w:r>
+        <w:t xml:space="preserve"> — and after its five-minute window the vehicle is at 3.11 Hz, so about sixteen. The firmware is </w:t>
       </w:r>
       <w:r>
         <w:rPr>
@@ -25194,7 +25965,14 @@
         <w:t xml:space="preserve">required</w:t>
       </w:r>
       <w:r>
-        <w:t xml:space="preserve"> to transmit on power-up, so the manual switch is the only control.</w:t>
+        <w:t xml:space="preserve"> to transmit on power-up, so </w:t>
+      </w:r>
+      <w:r>
+        <w:rPr>
+          <w:b/>
+          <w:bCs/>
+        </w:rPr>
+        <w:t xml:space="preserve">the fitted switch is the only control and the dark power LED the only confirmation.</w:t>
       </w:r>
     </w:p>
     <w:p>
@@ -25251,10 +26029,54 @@
           <w:b/>
           <w:bCs/>
         </w:rPr>
-        <w:t xml:space="preserve">Exceeding the size or mass limit by more than 10 % is a disqualification</w:t>
-      </w:r>
-      <w:r>
-        <w:t xml:space="preserve"> — and the mass limit may cut both ways. See section 19.</w:t>
+        <w:t xml:space="preserve">A drone lifting inside the command window.</w:t>
+      </w:r>
+      <w:r>
+        <w:t xml:space="preserve"> The data still flows, but </w:t>
+      </w:r>
+      <w:r>
+        <w:rPr>
+          <w:rFonts w:ascii="Consolas" w:cs="Consolas" w:eastAsia="Consolas" w:hAnsi="Consolas"/>
+          <w:sz w:val="18"/>
+          <w:szCs w:val="18"/>
+          <w:shd w:fill="F4F6F8" w:val="clear"/>
+        </w:rPr>
+        <w:t xml:space="preserve">FLIGHT</w:t>
+      </w:r>
+      <w:r>
+        <w:t xml:space="preserve">, </w:t>
+      </w:r>
+      <w:r>
+        <w:rPr>
+          <w:rFonts w:ascii="Consolas" w:cs="Consolas" w:eastAsia="Consolas" w:hAnsi="Consolas"/>
+          <w:sz w:val="18"/>
+          <w:szCs w:val="18"/>
+          <w:shd w:fill="F4F6F8" w:val="clear"/>
+        </w:rPr>
+        <w:t xml:space="preserve">LANDED</w:t>
+      </w:r>
+      <w:r>
+        <w:t xml:space="preserve"> and the post-impact window are never declared, which is the state record a judge reads.</w:t>
+      </w:r>
+    </w:p>
+    <w:p>
+      <w:pPr>
+        <w:pStyle w:val="ListParagraph"/>
+        <w:numPr>
+          <w:ilvl w:val="0"/>
+          <w:numId w:val="3"/>
+        </w:numPr>
+        <w:spacing w:after="40" w:before="40"/>
+      </w:pPr>
+      <w:r>
+        <w:rPr>
+          <w:b/>
+          <w:bCs/>
+        </w:rPr>
+        <w:t xml:space="preserve">Exceeding the size or mass limit by more than 10 % is a disqualification.</w:t>
+      </w:r>
+      <w:r>
+        <w:t xml:space="preserve"> The vehicle was ballasted into the mass band and designed inside the size limit.</w:t>
       </w:r>
     </w:p>
     <w:p>
@@ -25282,7 +26104,7 @@
         <w:spacing w:after="140" w:before="60" w:line="276"/>
       </w:pPr>
       <w:r>
-        <w:t xml:space="preserve">Ordered by consequence.</w:t>
+        <w:t xml:space="preserve">Ordered by consequence. One question from the build is closed and kept here struck through, because how it closed is part of the record.</w:t>
       </w:r>
     </w:p>
     <w:p>
@@ -25299,40 +26121,29 @@
           <w:b/>
           <w:bCs/>
         </w:rPr>
-        <w:t xml:space="preserve">Is the 500 g ± 10 % mass limit a band or a ceiling?</w:t>
-      </w:r>
-      <w:r>
-        <w:t xml:space="preserve"> It reads as 450–550 g, but the disqualification condition names only </w:t>
-      </w:r>
-      <w:r>
-        <w:rPr>
-          <w:i/>
-          <w:iCs/>
-        </w:rPr>
-        <w:t xml:space="preserve">exceeding</w:t>
-      </w:r>
-      <w:r>
-        <w:t xml:space="preserve">. The assembled vehicle is </w:t>
+        <w:t xml:space="preserve">What constitutes valid yaw data?</w:t>
+      </w:r>
+      <w:r>
+        <w:t xml:space="preserve"> The delivered IMU is a six-axis MPU-6500 with no magnetometer, so the vehicle can transmit only a relative, gyro-integrated yaw (</w:t>
+      </w:r>
+      <w:r>
+        <w:rPr>
+          <w:rFonts w:ascii="Consolas" w:cs="Consolas" w:eastAsia="Consolas" w:hAnsi="Consolas"/>
+          <w:sz w:val="18"/>
+          <w:szCs w:val="18"/>
+          <w:shd w:fill="F4F6F8" w:val="clear"/>
+        </w:rPr>
+        <w:t xml:space="preserve">YR-G</w:t>
+      </w:r>
+      <w:r>
+        <w:t xml:space="preserve"> in the log). Is that acceptable? </w:t>
       </w:r>
       <w:r>
         <w:rPr>
           <w:b/>
           <w:bCs/>
         </w:rPr>
-        <w:t xml:space="preserve">280 g</w:t>
-      </w:r>
-      <w:r>
-        <w:t xml:space="preserve">, projecting to 315–345 g. </w:t>
-      </w:r>
-      <w:r>
-        <w:rPr>
-          <w:b/>
-          <w:bCs/>
-        </w:rPr>
-        <w:t xml:space="preserve">If 450 g binds, this vehicle needs 105–135 g added and the structure re-printed</w:t>
-      </w:r>
-      <w:r>
-        <w:t xml:space="preserve"> — which has a lead time. This is the question that decides work.</w:t>
+        <w:t xml:space="preserve">If an absolute magnetic yaw is required, this is a part the vehicle does not have.</w:t>
       </w:r>
     </w:p>
     <w:p>
@@ -25349,29 +26160,7 @@
           <w:b/>
           <w:bCs/>
         </w:rPr>
-        <w:t xml:space="preserve">What constitutes valid yaw data?</w:t>
-      </w:r>
-      <w:r>
-        <w:t xml:space="preserve"> The delivered IMU is a six-axis MPU-6500 with no magnetometer, so the vehicle can transmit only a relative, gyro-integrated yaw, declared </w:t>
-      </w:r>
-      <w:r>
-        <w:rPr>
-          <w:rFonts w:ascii="Consolas" w:cs="Consolas" w:eastAsia="Consolas" w:hAnsi="Consolas"/>
-          <w:sz w:val="18"/>
-          <w:szCs w:val="18"/>
-          <w:shd w:fill="F4F6F8" w:val="clear"/>
-        </w:rPr>
-        <w:t xml:space="preserve">YR-G</w:t>
-      </w:r>
-      <w:r>
-        <w:t xml:space="preserve">. Is that acceptable, and is the declared reference an acceptable way to say which is being transmitted? </w:t>
-      </w:r>
-      <w:r>
-        <w:rPr>
-          <w:b/>
-          <w:bCs/>
-        </w:rPr>
-        <w:t xml:space="preserve">If an absolute magnetic yaw is required, this is a part the vehicle does not have.</w:t>
+        <w:t xml:space="preserve">How is the ≤ 5 m/s descent requirement enforced and scored?</w:t>
       </w:r>
     </w:p>
     <w:p>
@@ -25388,7 +26177,7 @@
           <w:b/>
           <w:bCs/>
         </w:rPr>
-        <w:t xml:space="preserve">How is the ≤ 5 m/s descent requirement enforced and scored?</w:t>
+        <w:t xml:space="preserve">Are any LoRa parameters prescribed beyond the sync words?</w:t>
       </w:r>
     </w:p>
     <w:p>
@@ -25405,7 +26194,10 @@
           <w:b/>
           <w:bCs/>
         </w:rPr>
-        <w:t xml:space="preserve">Are any LoRa parameters prescribed beyond the sync words?</w:t>
+        <w:t xml:space="preserve">What scoring thresholds apply where the rulebook rewards higher performance?</w:t>
+      </w:r>
+      <w:r>
+        <w:t xml:space="preserve"> The 2026 revision rewards packet rates above 1 Hz and longer stable descents but names no thresholds.</w:t>
       </w:r>
     </w:p>
     <w:p>
@@ -25422,10 +26214,10 @@
           <w:b/>
           <w:bCs/>
         </w:rPr>
-        <w:t xml:space="preserve">What scoring thresholds apply where the rulebook rewards higher performance?</w:t>
-      </w:r>
-      <w:r>
-        <w:t xml:space="preserve"> The 2026 revision rewards packet rates above 1 Hz and longer stable descents but names no thresholds.</w:t>
+        <w:t xml:space="preserve">Does declining the egg carry any consequence beyond the 20 points</w:t>
+      </w:r>
+      <w:r>
+        <w:t xml:space="preserve">, given the general rules call it mandatory while the disqualification list does not?</w:t>
       </w:r>
     </w:p>
     <w:p>
@@ -25438,34 +26230,27 @@
         <w:spacing w:after="40" w:before="40"/>
       </w:pPr>
       <w:r>
+        <w:t xml:space="preserve">~~</w:t>
+      </w:r>
+      <w:r>
         <w:rPr>
           <w:b/>
           <w:bCs/>
         </w:rPr>
-        <w:t xml:space="preserve">What are the actual report, media, video and arrival deadlines?</w:t>
-      </w:r>
-      <w:r>
-        <w:t xml:space="preserve"> No deadline appears in the supplied rulebook text, which is why this project's forward plan is written in phases and gates rather than dates.</w:t>
-      </w:r>
-    </w:p>
-    <w:p>
-      <w:pPr>
-        <w:pStyle w:val="ListParagraph"/>
-        <w:numPr>
-          <w:ilvl w:val="0"/>
-          <w:numId w:val="2"/>
-        </w:numPr>
-        <w:spacing w:after="40" w:before="40"/>
-      </w:pPr>
+        <w:t xml:space="preserve">Is the 500 g ± 10 % mass limit a band or a ceiling?</w:t>
+      </w:r>
+      <w:r>
+        <w:t xml:space="preserve">~~ </w:t>
+      </w:r>
       <w:r>
         <w:rPr>
           <w:b/>
           <w:bCs/>
         </w:rPr>
-        <w:t xml:space="preserve">Does declining the egg carry any consequence beyond the 20 points</w:t>
-      </w:r>
-      <w:r>
-        <w:t xml:space="preserve">, given the general rules call it mandatory while the disqualification list does not?</w:t>
+        <w:t xml:space="preserve">Moot at submission.</w:t>
+      </w:r>
+      <w:r>
+        <w:t xml:space="preserve"> At 280 g assembled the vehicle would have been 105–135 g under the lower edge; it was ballasted into the band, which satisfies either reading.</w:t>
       </w:r>
     </w:p>
     <w:p>
@@ -25715,6 +26500,36 @@
       </w:r>
       <w:r>
         <w:t xml:space="preserve">, which is what makes it actionable. The three hardware blockers were closed because they were written down as blockers rather than described as risks.</w:t>
+      </w:r>
+    </w:p>
+    <w:p>
+      <w:pPr>
+        <w:spacing w:after="140" w:before="60" w:line="276"/>
+      </w:pPr>
+      <w:r>
+        <w:rPr>
+          <w:b/>
+          <w:bCs/>
+        </w:rPr>
+        <w:t xml:space="preserve">9. The test you skip is the one the launch runs for you.</w:t>
+      </w:r>
+      <w:r>
+        <w:t xml:space="preserve"> Everything on this vehicle that could be measured on a bench was measured, and most of it twice. The drop test was the one mechanical test that needed a site, a height and an afternoon, and it is the one that was not done before submission — so the canopy's first opening, the structure's first arrival and the model's first check will all happen at the launch, at once, with points on them. The bring-up record shows what happens to a prediction that meets reality: the airtime model survived to within 1.8 %, and the mass estimates did not survive at all.</w:t>
+      </w:r>
+    </w:p>
+    <w:p>
+      <w:pPr>
+        <w:spacing w:after="140" w:before="60" w:line="276"/>
+      </w:pPr>
+      <w:r>
+        <w:rPr>
+          <w:b/>
+          <w:bCs/>
+        </w:rPr>
+        <w:t xml:space="preserve">10. Re-read the code before repeating a number about it.</w:t>
+      </w:r>
+      <w:r>
+        <w:t xml:space="preserve"> The documentation said for a week that the SD log runs at the 30 Hz sensor rate, and this report repeated it. It does not: the row is appended once per telemetry packet. The 30 Hz figure was true of the acquisition loop and quietly became a claim about the log. A stationary bench log of 2209 rows in 36.8 minutes had shown the real rate all along, to anyone who divided.</w:t>
       </w:r>
     </w:p>
     <w:p>
@@ -29292,7 +30107,7 @@
           <w:b/>
           <w:bCs/>
         </w:rPr>
-        <w:t xml:space="preserve">Nothing in this project is claimed as flight-ready.</w:t>
+        <w:t xml:space="preserve">Submitted 14 September 2026. Nothing in this project is claimed as flown.</w:t>
       </w:r>
     </w:p>
     <w:p>
@@ -29300,7 +30115,7 @@
         <w:spacing w:after="140" w:before="60" w:line="276"/>
       </w:pPr>
       <w:r>
-        <w:t xml:space="preserve">The software is built and tested. The board is built, and every device on it has answered on a bench. The structure is printed, the vehicle is assembled, and it has been on a scale.</w:t>
+        <w:t xml:space="preserve">The software is built and tested. The board is built, and every device on it has answered on a bench. The structure is printed, the canopy and the switch are fitted, and the vehicle is in the mass band.</w:t>
       </w:r>
     </w:p>
     <w:p>
@@ -29312,7 +30127,7 @@
           <w:b/>
           <w:bCs/>
         </w:rPr>
-        <w:t xml:space="preserve">Nothing has flown, no parachute exists, nothing has been dropped, and the vehicle has never run on its own battery.</w:t>
+        <w:t xml:space="preserve">The launch is still ahead, and it will be the first time the vehicle descends under its canopy.</w:t>
       </w:r>
     </w:p>
     <w:sectPr>

--- a/documentation/project/CanSat-2026-Final-Report.docx
+++ b/documentation/project/CanSat-2026-Final-Report.docx
@@ -727,7 +727,7 @@
                 <w:sz w:val="17"/>
                 <w:szCs w:val="17"/>
               </w:rPr>
-              <w:t xml:space="preserve">6091 automated checks</w:t>
+              <w:t xml:space="preserve">6131 automated checks</w:t>
             </w:r>
             <w:r>
               <w:rPr>
@@ -19415,9 +19415,9 @@
         </w:tblBorders>
       </w:tblPr>
       <w:tblGrid>
-        <w:gridCol w:w="1807"/>
-        <w:gridCol w:w="7075"/>
-        <w:gridCol w:w="864"/>
+        <w:gridCol w:w="2174"/>
+        <w:gridCol w:w="6748"/>
+        <w:gridCol w:w="824"/>
       </w:tblGrid>
       <w:tr>
         <w:trPr>
@@ -19425,7 +19425,7 @@
         </w:trPr>
         <w:tc>
           <w:tcPr>
-            <w:tcW w:type="dxa" w:w="1807"/>
+            <w:tcW w:type="dxa" w:w="2174"/>
             <w:shd w:fill="ECEFF1" w:val="clear"/>
             <w:tcMar>
               <w:top w:type="dxa" w:w="60"/>
@@ -19452,7 +19452,7 @@
         </w:tc>
         <w:tc>
           <w:tcPr>
-            <w:tcW w:type="dxa" w:w="7075"/>
+            <w:tcW w:type="dxa" w:w="6748"/>
             <w:shd w:fill="ECEFF1" w:val="clear"/>
             <w:tcMar>
               <w:top w:type="dxa" w:w="60"/>
@@ -19479,7 +19479,7 @@
         </w:tc>
         <w:tc>
           <w:tcPr>
-            <w:tcW w:type="dxa" w:w="864"/>
+            <w:tcW w:type="dxa" w:w="824"/>
             <w:shd w:fill="ECEFF1" w:val="clear"/>
             <w:tcMar>
               <w:top w:type="dxa" w:w="60"/>
@@ -19511,7 +19511,7 @@
         </w:trPr>
         <w:tc>
           <w:tcPr>
-            <w:tcW w:type="dxa" w:w="1807"/>
+            <w:tcW w:type="dxa" w:w="2174"/>
             <w:tcMar>
               <w:top w:type="dxa" w:w="60"/>
               <w:left w:type="dxa" w:w="90"/>
@@ -19537,7 +19537,7 @@
         </w:tc>
         <w:tc>
           <w:tcPr>
-            <w:tcW w:type="dxa" w:w="7075"/>
+            <w:tcW w:type="dxa" w:w="6748"/>
             <w:tcMar>
               <w:top w:type="dxa" w:w="60"/>
               <w:left w:type="dxa" w:w="90"/>
@@ -19561,7 +19561,7 @@
         </w:tc>
         <w:tc>
           <w:tcPr>
-            <w:tcW w:type="dxa" w:w="864"/>
+            <w:tcW w:type="dxa" w:w="824"/>
             <w:tcMar>
               <w:top w:type="dxa" w:w="60"/>
               <w:left w:type="dxa" w:w="90"/>
@@ -19592,7 +19592,7 @@
         </w:trPr>
         <w:tc>
           <w:tcPr>
-            <w:tcW w:type="dxa" w:w="1807"/>
+            <w:tcW w:type="dxa" w:w="2174"/>
             <w:tcMar>
               <w:top w:type="dxa" w:w="60"/>
               <w:left w:type="dxa" w:w="90"/>
@@ -19618,7 +19618,7 @@
         </w:tc>
         <w:tc>
           <w:tcPr>
-            <w:tcW w:type="dxa" w:w="7075"/>
+            <w:tcW w:type="dxa" w:w="6748"/>
             <w:tcMar>
               <w:top w:type="dxa" w:w="60"/>
               <w:left w:type="dxa" w:w="90"/>
@@ -19642,7 +19642,7 @@
         </w:tc>
         <w:tc>
           <w:tcPr>
-            <w:tcW w:type="dxa" w:w="864"/>
+            <w:tcW w:type="dxa" w:w="824"/>
             <w:tcMar>
               <w:top w:type="dxa" w:w="60"/>
               <w:left w:type="dxa" w:w="90"/>
@@ -19673,7 +19673,7 @@
         </w:trPr>
         <w:tc>
           <w:tcPr>
-            <w:tcW w:type="dxa" w:w="1807"/>
+            <w:tcW w:type="dxa" w:w="2174"/>
             <w:tcMar>
               <w:top w:type="dxa" w:w="60"/>
               <w:left w:type="dxa" w:w="90"/>
@@ -19699,7 +19699,7 @@
         </w:tc>
         <w:tc>
           <w:tcPr>
-            <w:tcW w:type="dxa" w:w="7075"/>
+            <w:tcW w:type="dxa" w:w="6748"/>
             <w:tcMar>
               <w:top w:type="dxa" w:w="60"/>
               <w:left w:type="dxa" w:w="90"/>
@@ -19723,7 +19723,7 @@
         </w:tc>
         <w:tc>
           <w:tcPr>
-            <w:tcW w:type="dxa" w:w="864"/>
+            <w:tcW w:type="dxa" w:w="824"/>
             <w:tcMar>
               <w:top w:type="dxa" w:w="60"/>
               <w:left w:type="dxa" w:w="90"/>
@@ -19754,7 +19754,7 @@
         </w:trPr>
         <w:tc>
           <w:tcPr>
-            <w:tcW w:type="dxa" w:w="1807"/>
+            <w:tcW w:type="dxa" w:w="2174"/>
             <w:tcMar>
               <w:top w:type="dxa" w:w="60"/>
               <w:left w:type="dxa" w:w="90"/>
@@ -19780,7 +19780,7 @@
         </w:tc>
         <w:tc>
           <w:tcPr>
-            <w:tcW w:type="dxa" w:w="7075"/>
+            <w:tcW w:type="dxa" w:w="6748"/>
             <w:tcMar>
               <w:top w:type="dxa" w:w="60"/>
               <w:left w:type="dxa" w:w="90"/>
@@ -19804,7 +19804,7 @@
         </w:tc>
         <w:tc>
           <w:tcPr>
-            <w:tcW w:type="dxa" w:w="864"/>
+            <w:tcW w:type="dxa" w:w="824"/>
             <w:tcMar>
               <w:top w:type="dxa" w:w="60"/>
               <w:left w:type="dxa" w:w="90"/>
@@ -19835,7 +19835,7 @@
         </w:trPr>
         <w:tc>
           <w:tcPr>
-            <w:tcW w:type="dxa" w:w="1807"/>
+            <w:tcW w:type="dxa" w:w="2174"/>
             <w:tcMar>
               <w:top w:type="dxa" w:w="60"/>
               <w:left w:type="dxa" w:w="90"/>
@@ -19861,7 +19861,7 @@
         </w:tc>
         <w:tc>
           <w:tcPr>
-            <w:tcW w:type="dxa" w:w="7075"/>
+            <w:tcW w:type="dxa" w:w="6748"/>
             <w:tcMar>
               <w:top w:type="dxa" w:w="60"/>
               <w:left w:type="dxa" w:w="90"/>
@@ -19885,7 +19885,7 @@
         </w:tc>
         <w:tc>
           <w:tcPr>
-            <w:tcW w:type="dxa" w:w="864"/>
+            <w:tcW w:type="dxa" w:w="824"/>
             <w:tcMar>
               <w:top w:type="dxa" w:w="60"/>
               <w:left w:type="dxa" w:w="90"/>
@@ -19914,7 +19914,7 @@
         </w:trPr>
         <w:tc>
           <w:tcPr>
-            <w:tcW w:type="dxa" w:w="1807"/>
+            <w:tcW w:type="dxa" w:w="2174"/>
             <w:tcMar>
               <w:top w:type="dxa" w:w="60"/>
               <w:left w:type="dxa" w:w="90"/>
@@ -19940,7 +19940,7 @@
         </w:tc>
         <w:tc>
           <w:tcPr>
-            <w:tcW w:type="dxa" w:w="7075"/>
+            <w:tcW w:type="dxa" w:w="6748"/>
             <w:tcMar>
               <w:top w:type="dxa" w:w="60"/>
               <w:left w:type="dxa" w:w="90"/>
@@ -19964,7 +19964,7 @@
         </w:tc>
         <w:tc>
           <w:tcPr>
-            <w:tcW w:type="dxa" w:w="864"/>
+            <w:tcW w:type="dxa" w:w="824"/>
             <w:tcMar>
               <w:top w:type="dxa" w:w="60"/>
               <w:left w:type="dxa" w:w="90"/>
@@ -19993,7 +19993,7 @@
         </w:trPr>
         <w:tc>
           <w:tcPr>
-            <w:tcW w:type="dxa" w:w="1807"/>
+            <w:tcW w:type="dxa" w:w="2174"/>
             <w:tcMar>
               <w:top w:type="dxa" w:w="60"/>
               <w:left w:type="dxa" w:w="90"/>
@@ -20017,7 +20017,7 @@
         </w:tc>
         <w:tc>
           <w:tcPr>
-            <w:tcW w:type="dxa" w:w="7075"/>
+            <w:tcW w:type="dxa" w:w="6748"/>
             <w:tcMar>
               <w:top w:type="dxa" w:w="60"/>
               <w:left w:type="dxa" w:w="90"/>
@@ -20041,7 +20041,7 @@
         </w:tc>
         <w:tc>
           <w:tcPr>
-            <w:tcW w:type="dxa" w:w="864"/>
+            <w:tcW w:type="dxa" w:w="824"/>
             <w:tcMar>
               <w:top w:type="dxa" w:w="60"/>
               <w:left w:type="dxa" w:w="90"/>
@@ -20072,7 +20072,7 @@
         </w:trPr>
         <w:tc>
           <w:tcPr>
-            <w:tcW w:type="dxa" w:w="1807"/>
+            <w:tcW w:type="dxa" w:w="2174"/>
             <w:tcMar>
               <w:top w:type="dxa" w:w="60"/>
               <w:left w:type="dxa" w:w="90"/>
@@ -20096,7 +20096,7 @@
         </w:tc>
         <w:tc>
           <w:tcPr>
-            <w:tcW w:type="dxa" w:w="7075"/>
+            <w:tcW w:type="dxa" w:w="6748"/>
             <w:tcMar>
               <w:top w:type="dxa" w:w="60"/>
               <w:left w:type="dxa" w:w="90"/>
@@ -20120,7 +20120,7 @@
         </w:tc>
         <w:tc>
           <w:tcPr>
-            <w:tcW w:type="dxa" w:w="864"/>
+            <w:tcW w:type="dxa" w:w="824"/>
             <w:tcMar>
               <w:top w:type="dxa" w:w="60"/>
               <w:left w:type="dxa" w:w="90"/>
@@ -20151,7 +20151,7 @@
         </w:trPr>
         <w:tc>
           <w:tcPr>
-            <w:tcW w:type="dxa" w:w="1807"/>
+            <w:tcW w:type="dxa" w:w="2174"/>
             <w:tcMar>
               <w:top w:type="dxa" w:w="60"/>
               <w:left w:type="dxa" w:w="90"/>
@@ -20175,7 +20175,7 @@
         </w:tc>
         <w:tc>
           <w:tcPr>
-            <w:tcW w:type="dxa" w:w="7075"/>
+            <w:tcW w:type="dxa" w:w="6748"/>
             <w:tcMar>
               <w:top w:type="dxa" w:w="60"/>
               <w:left w:type="dxa" w:w="90"/>
@@ -20199,7 +20199,7 @@
         </w:tc>
         <w:tc>
           <w:tcPr>
-            <w:tcW w:type="dxa" w:w="864"/>
+            <w:tcW w:type="dxa" w:w="824"/>
             <w:tcMar>
               <w:top w:type="dxa" w:w="60"/>
               <w:left w:type="dxa" w:w="90"/>
@@ -20230,64 +20230,55 @@
         </w:trPr>
         <w:tc>
           <w:tcPr>
-            <w:tcW w:type="dxa" w:w="1807"/>
-            <w:tcMar>
-              <w:top w:type="dxa" w:w="60"/>
-              <w:left w:type="dxa" w:w="90"/>
-              <w:bottom w:type="dxa" w:w="60"/>
-              <w:right w:type="dxa" w:w="90"/>
-            </w:tcMar>
-          </w:tcPr>
-          <w:p>
-            <w:pPr>
-              <w:spacing w:after="0" w:before="0"/>
-              <w:jc w:val="left"/>
-            </w:pPr>
-            <w:r>
-              <w:rPr>
-                <w:sz w:val="17"/>
-                <w:szCs w:val="17"/>
-              </w:rPr>
-              <w:t xml:space="preserve">Node — web console</w:t>
-            </w:r>
-          </w:p>
-        </w:tc>
-        <w:tc>
-          <w:tcPr>
-            <w:tcW w:type="dxa" w:w="7075"/>
-            <w:tcMar>
-              <w:top w:type="dxa" w:w="60"/>
-              <w:left w:type="dxa" w:w="90"/>
-              <w:bottom w:type="dxa" w:w="60"/>
-              <w:right w:type="dxa" w:w="90"/>
-            </w:tcMar>
-          </w:tcPr>
-          <w:p>
-            <w:pPr>
-              <w:spacing w:after="0" w:before="0"/>
-              <w:jc w:val="left"/>
-            </w:pPr>
-            <w:r>
-              <w:rPr>
-                <w:sz w:val="17"/>
-                <w:szCs w:val="17"/>
-              </w:rPr>
-              <w:t xml:space="preserve">Framing, parser, validator, link health, bridge status, extracted from </w:t>
-            </w:r>
-            <w:r>
-              <w:rPr>
-                <w:rFonts w:ascii="Consolas" w:cs="Consolas" w:eastAsia="Consolas" w:hAnsi="Consolas"/>
-                <w:sz w:val="17"/>
-                <w:szCs w:val="17"/>
-                <w:shd w:fill="F4F6F8" w:val="clear"/>
-              </w:rPr>
-              <w:t xml:space="preserve">index.html</w:t>
-            </w:r>
-          </w:p>
-        </w:tc>
-        <w:tc>
-          <w:tcPr>
-            <w:tcW w:type="dxa" w:w="864"/>
+            <w:tcW w:type="dxa" w:w="2174"/>
+            <w:tcMar>
+              <w:top w:type="dxa" w:w="60"/>
+              <w:left w:type="dxa" w:w="90"/>
+              <w:bottom w:type="dxa" w:w="60"/>
+              <w:right w:type="dxa" w:w="90"/>
+            </w:tcMar>
+          </w:tcPr>
+          <w:p>
+            <w:pPr>
+              <w:spacing w:after="0" w:before="0"/>
+              <w:jc w:val="left"/>
+            </w:pPr>
+            <w:r>
+              <w:rPr>
+                <w:sz w:val="17"/>
+                <w:szCs w:val="17"/>
+              </w:rPr>
+              <w:t xml:space="preserve">Python — post-flight analysis</w:t>
+            </w:r>
+          </w:p>
+        </w:tc>
+        <w:tc>
+          <w:tcPr>
+            <w:tcW w:type="dxa" w:w="6748"/>
+            <w:tcMar>
+              <w:top w:type="dxa" w:w="60"/>
+              <w:left w:type="dxa" w:w="90"/>
+              <w:bottom w:type="dxa" w:w="60"/>
+              <w:right w:type="dxa" w:w="90"/>
+            </w:tcMar>
+          </w:tcPr>
+          <w:p>
+            <w:pPr>
+              <w:spacing w:after="0" w:before="0"/>
+              <w:jc w:val="left"/>
+            </w:pPr>
+            <w:r>
+              <w:rPr>
+                <w:sz w:val="17"/>
+                <w:szCs w:val="17"/>
+              </w:rPr>
+              <w:t xml:space="preserve">Recovers a synthetic flight's known descent rate, drag coefficient, spin, drift and lost packet; the notebook executed cell by cell</w:t>
+            </w:r>
+          </w:p>
+        </w:tc>
+        <w:tc>
+          <w:tcPr>
+            <w:tcW w:type="dxa" w:w="824"/>
             <w:tcMar>
               <w:top w:type="dxa" w:w="60"/>
               <w:left w:type="dxa" w:w="90"/>
@@ -20307,7 +20298,7 @@
                 <w:sz w:val="17"/>
                 <w:szCs w:val="17"/>
               </w:rPr>
-              <w:t xml:space="preserve">71 / 71</w:t>
+              <w:t xml:space="preserve">37 / 37</w:t>
             </w:r>
           </w:p>
         </w:tc>
@@ -20318,55 +20309,64 @@
         </w:trPr>
         <w:tc>
           <w:tcPr>
-            <w:tcW w:type="dxa" w:w="1807"/>
-            <w:tcMar>
-              <w:top w:type="dxa" w:w="60"/>
-              <w:left w:type="dxa" w:w="90"/>
-              <w:bottom w:type="dxa" w:w="60"/>
-              <w:right w:type="dxa" w:w="90"/>
-            </w:tcMar>
-          </w:tcPr>
-          <w:p>
-            <w:pPr>
-              <w:spacing w:after="0" w:before="0"/>
-              <w:jc w:val="left"/>
-            </w:pPr>
-            <w:r>
-              <w:rPr>
-                <w:sz w:val="17"/>
-                <w:szCs w:val="17"/>
-              </w:rPr>
-              <w:t xml:space="preserve">Documented claims</w:t>
-            </w:r>
-          </w:p>
-        </w:tc>
-        <w:tc>
-          <w:tcPr>
-            <w:tcW w:type="dxa" w:w="7075"/>
-            <w:tcMar>
-              <w:top w:type="dxa" w:w="60"/>
-              <w:left w:type="dxa" w:w="90"/>
-              <w:bottom w:type="dxa" w:w="60"/>
-              <w:right w:type="dxa" w:w="90"/>
-            </w:tcMar>
-          </w:tcPr>
-          <w:p>
-            <w:pPr>
-              <w:spacing w:after="0" w:before="0"/>
-              <w:jc w:val="left"/>
-            </w:pPr>
-            <w:r>
-              <w:rPr>
-                <w:sz w:val="17"/>
-                <w:szCs w:val="17"/>
-              </w:rPr>
-              <w:t xml:space="preserve">Numbers in the documentation checked against the source that defines them</w:t>
-            </w:r>
-          </w:p>
-        </w:tc>
-        <w:tc>
-          <w:tcPr>
-            <w:tcW w:type="dxa" w:w="864"/>
+            <w:tcW w:type="dxa" w:w="2174"/>
+            <w:tcMar>
+              <w:top w:type="dxa" w:w="60"/>
+              <w:left w:type="dxa" w:w="90"/>
+              <w:bottom w:type="dxa" w:w="60"/>
+              <w:right w:type="dxa" w:w="90"/>
+            </w:tcMar>
+          </w:tcPr>
+          <w:p>
+            <w:pPr>
+              <w:spacing w:after="0" w:before="0"/>
+              <w:jc w:val="left"/>
+            </w:pPr>
+            <w:r>
+              <w:rPr>
+                <w:sz w:val="17"/>
+                <w:szCs w:val="17"/>
+              </w:rPr>
+              <w:t xml:space="preserve">Node — web console</w:t>
+            </w:r>
+          </w:p>
+        </w:tc>
+        <w:tc>
+          <w:tcPr>
+            <w:tcW w:type="dxa" w:w="6748"/>
+            <w:tcMar>
+              <w:top w:type="dxa" w:w="60"/>
+              <w:left w:type="dxa" w:w="90"/>
+              <w:bottom w:type="dxa" w:w="60"/>
+              <w:right w:type="dxa" w:w="90"/>
+            </w:tcMar>
+          </w:tcPr>
+          <w:p>
+            <w:pPr>
+              <w:spacing w:after="0" w:before="0"/>
+              <w:jc w:val="left"/>
+            </w:pPr>
+            <w:r>
+              <w:rPr>
+                <w:sz w:val="17"/>
+                <w:szCs w:val="17"/>
+              </w:rPr>
+              <w:t xml:space="preserve">Framing, parser, validator, link health, bridge status, extracted from </w:t>
+            </w:r>
+            <w:r>
+              <w:rPr>
+                <w:rFonts w:ascii="Consolas" w:cs="Consolas" w:eastAsia="Consolas" w:hAnsi="Consolas"/>
+                <w:sz w:val="17"/>
+                <w:szCs w:val="17"/>
+                <w:shd w:fill="F4F6F8" w:val="clear"/>
+              </w:rPr>
+              <w:t xml:space="preserve">index.html</w:t>
+            </w:r>
+          </w:p>
+        </w:tc>
+        <w:tc>
+          <w:tcPr>
+            <w:tcW w:type="dxa" w:w="824"/>
             <w:tcMar>
               <w:top w:type="dxa" w:w="60"/>
               <w:left w:type="dxa" w:w="90"/>
@@ -20386,7 +20386,7 @@
                 <w:sz w:val="17"/>
                 <w:szCs w:val="17"/>
               </w:rPr>
-              <w:t xml:space="preserve">303 / 303</w:t>
+              <w:t xml:space="preserve">71 / 71</w:t>
             </w:r>
           </w:p>
         </w:tc>
@@ -20397,7 +20397,86 @@
         </w:trPr>
         <w:tc>
           <w:tcPr>
-            <w:tcW w:type="dxa" w:w="1807"/>
+            <w:tcW w:type="dxa" w:w="2174"/>
+            <w:tcMar>
+              <w:top w:type="dxa" w:w="60"/>
+              <w:left w:type="dxa" w:w="90"/>
+              <w:bottom w:type="dxa" w:w="60"/>
+              <w:right w:type="dxa" w:w="90"/>
+            </w:tcMar>
+          </w:tcPr>
+          <w:p>
+            <w:pPr>
+              <w:spacing w:after="0" w:before="0"/>
+              <w:jc w:val="left"/>
+            </w:pPr>
+            <w:r>
+              <w:rPr>
+                <w:sz w:val="17"/>
+                <w:szCs w:val="17"/>
+              </w:rPr>
+              <w:t xml:space="preserve">Documented claims</w:t>
+            </w:r>
+          </w:p>
+        </w:tc>
+        <w:tc>
+          <w:tcPr>
+            <w:tcW w:type="dxa" w:w="6748"/>
+            <w:tcMar>
+              <w:top w:type="dxa" w:w="60"/>
+              <w:left w:type="dxa" w:w="90"/>
+              <w:bottom w:type="dxa" w:w="60"/>
+              <w:right w:type="dxa" w:w="90"/>
+            </w:tcMar>
+          </w:tcPr>
+          <w:p>
+            <w:pPr>
+              <w:spacing w:after="0" w:before="0"/>
+              <w:jc w:val="left"/>
+            </w:pPr>
+            <w:r>
+              <w:rPr>
+                <w:sz w:val="17"/>
+                <w:szCs w:val="17"/>
+              </w:rPr>
+              <w:t xml:space="preserve">Numbers in the documentation checked against the source that defines them</w:t>
+            </w:r>
+          </w:p>
+        </w:tc>
+        <w:tc>
+          <w:tcPr>
+            <w:tcW w:type="dxa" w:w="824"/>
+            <w:tcMar>
+              <w:top w:type="dxa" w:w="60"/>
+              <w:left w:type="dxa" w:w="90"/>
+              <w:bottom w:type="dxa" w:w="60"/>
+              <w:right w:type="dxa" w:w="90"/>
+            </w:tcMar>
+          </w:tcPr>
+          <w:p>
+            <w:pPr>
+              <w:spacing w:after="0" w:before="0"/>
+              <w:jc w:val="left"/>
+            </w:pPr>
+            <w:r>
+              <w:rPr>
+                <w:b/>
+                <w:bCs/>
+                <w:sz w:val="17"/>
+                <w:szCs w:val="17"/>
+              </w:rPr>
+              <w:t xml:space="preserve">306 / 306</w:t>
+            </w:r>
+          </w:p>
+        </w:tc>
+      </w:tr>
+      <w:tr>
+        <w:trPr>
+          <w:tblHeader w:val="false"/>
+        </w:trPr>
+        <w:tc>
+          <w:tcPr>
+            <w:tcW w:type="dxa" w:w="2174"/>
             <w:tcMar>
               <w:top w:type="dxa" w:w="60"/>
               <w:left w:type="dxa" w:w="90"/>
@@ -20421,7 +20500,7 @@
         </w:tc>
         <w:tc>
           <w:tcPr>
-            <w:tcW w:type="dxa" w:w="7075"/>
+            <w:tcW w:type="dxa" w:w="6748"/>
             <w:tcMar>
               <w:top w:type="dxa" w:w="60"/>
               <w:left w:type="dxa" w:w="90"/>
@@ -20445,7 +20524,7 @@
         </w:tc>
         <w:tc>
           <w:tcPr>
-            <w:tcW w:type="dxa" w:w="864"/>
+            <w:tcW w:type="dxa" w:w="824"/>
             <w:tcMar>
               <w:top w:type="dxa" w:w="60"/>
               <w:left w:type="dxa" w:w="90"/>
@@ -20486,7 +20565,7 @@
           <w:b/>
           <w:bCs/>
         </w:rPr>
-        <w:t xml:space="preserve">Total: 6091 automated checks.</w:t>
+        <w:t xml:space="preserve">Total: 6131 automated checks.</w:t>
       </w:r>
     </w:p>
     <w:p>
@@ -22134,7 +22213,7 @@
         <w:spacing w:after="140" w:before="60" w:line="276"/>
       </w:pPr>
       <w:r>
-        <w:t xml:space="preserve">Twenty findings are recorded across receiving inspection and bring-up. The ones that changed the design:</w:t>
+        <w:t xml:space="preserve">Twenty-one findings are recorded across receiving inspection, bring-up and the post-flight analysis. The ones that changed the design:</w:t>
       </w:r>
     </w:p>
     <w:tbl>
@@ -23539,6 +23618,127 @@
           </w:p>
         </w:tc>
       </w:tr>
+      <w:tr>
+        <w:trPr>
+          <w:tblHeader w:val="false"/>
+        </w:trPr>
+        <w:tc>
+          <w:tcPr>
+            <w:tcW w:type="dxa" w:w="682"/>
+            <w:tcMar>
+              <w:top w:type="dxa" w:w="60"/>
+              <w:left w:type="dxa" w:w="90"/>
+              <w:bottom w:type="dxa" w:w="60"/>
+              <w:right w:type="dxa" w:w="90"/>
+            </w:tcMar>
+          </w:tcPr>
+          <w:p>
+            <w:pPr>
+              <w:spacing w:after="0" w:before="0"/>
+              <w:jc w:val="left"/>
+            </w:pPr>
+            <w:r>
+              <w:rPr>
+                <w:b/>
+                <w:bCs/>
+                <w:sz w:val="17"/>
+                <w:szCs w:val="17"/>
+              </w:rPr>
+              <w:t xml:space="preserve">F-21</w:t>
+            </w:r>
+          </w:p>
+        </w:tc>
+        <w:tc>
+          <w:tcPr>
+            <w:tcW w:type="dxa" w:w="2601"/>
+            <w:tcMar>
+              <w:top w:type="dxa" w:w="60"/>
+              <w:left w:type="dxa" w:w="90"/>
+              <w:bottom w:type="dxa" w:w="60"/>
+              <w:right w:type="dxa" w:w="90"/>
+            </w:tcMar>
+          </w:tcPr>
+          <w:p>
+            <w:pPr>
+              <w:spacing w:after="0" w:before="0"/>
+              <w:jc w:val="left"/>
+            </w:pPr>
+            <w:r>
+              <w:rPr>
+                <w:sz w:val="17"/>
+                <w:szCs w:val="17"/>
+              </w:rPr>
+              <w:t xml:space="preserve">The vehicle's altitude to be its height above the pad</w:t>
+            </w:r>
+          </w:p>
+        </w:tc>
+        <w:tc>
+          <w:tcPr>
+            <w:tcW w:type="dxa" w:w="2969"/>
+            <w:tcMar>
+              <w:top w:type="dxa" w:w="60"/>
+              <w:left w:type="dxa" w:w="90"/>
+              <w:bottom w:type="dxa" w:w="60"/>
+              <w:right w:type="dxa" w:w="90"/>
+            </w:tcMar>
+          </w:tcPr>
+          <w:p>
+            <w:pPr>
+              <w:spacing w:after="0" w:before="0"/>
+              <w:jc w:val="left"/>
+            </w:pPr>
+            <w:r>
+              <w:rPr>
+                <w:b/>
+                <w:bCs/>
+                <w:sz w:val="17"/>
+                <w:szCs w:val="17"/>
+              </w:rPr>
+              <w:t xml:space="preserve">About 5 % low on a hot day.</w:t>
+            </w:r>
+            <w:r>
+              <w:rPr>
+                <w:sz w:val="17"/>
+                <w:szCs w:val="17"/>
+              </w:rPr>
+              <w:t xml:space="preserve"> The firmware's ISA formula assumes 15 °C; real height per pascal scales with the real temperature</w:t>
+            </w:r>
+          </w:p>
+        </w:tc>
+        <w:tc>
+          <w:tcPr>
+            <w:tcW w:type="dxa" w:w="3494"/>
+            <w:tcMar>
+              <w:top w:type="dxa" w:w="60"/>
+              <w:left w:type="dxa" w:w="90"/>
+              <w:bottom w:type="dxa" w:w="60"/>
+              <w:right w:type="dxa" w:w="90"/>
+            </w:tcMar>
+          </w:tcPr>
+          <w:p>
+            <w:pPr>
+              <w:spacing w:after="0" w:before="0"/>
+              <w:jc w:val="left"/>
+            </w:pPr>
+            <w:r>
+              <w:rPr>
+                <w:b/>
+                <w:bCs/>
+                <w:sz w:val="17"/>
+                <w:szCs w:val="17"/>
+              </w:rPr>
+              <w:t xml:space="preserve">Corrected in the analysis</w:t>
+            </w:r>
+            <w:r>
+              <w:rPr>
+                <w:sz w:val="17"/>
+                <w:szCs w:val="17"/>
+              </w:rPr>
+              <w:t xml:space="preserve">, since the sealed image cannot change: the descent rate is taken from temperature-corrected height, which matters because the uncorrected rate reads ~5 % low — enough to make a 5.05 m/s descent look compliant</w:t>
+            </w:r>
+          </w:p>
+        </w:tc>
+      </w:tr>
     </w:tbl>
     <w:p>
       <w:pPr>
@@ -24564,14 +24764,27 @@
         <w:spacing w:after="40" w:before="40"/>
       </w:pPr>
       <w:r>
+        <w:t xml:space="preserve">~~</w:t>
+      </w:r>
+      <w:r>
         <w:rPr>
           <w:b/>
           <w:bCs/>
         </w:rPr>
-        <w:t xml:space="preserve">Write the analysis notebook now</w:t>
-      </w:r>
-      <w:r>
-        <w:t xml:space="preserve">, against </w:t>
+        <w:t xml:space="preserve">Write the analysis notebook.</w:t>
+      </w:r>
+      <w:r>
+        <w:t xml:space="preserve">~~ </w:t>
+      </w:r>
+      <w:r>
+        <w:rPr>
+          <w:b/>
+          <w:bCs/>
+        </w:rPr>
+        <w:t xml:space="preserve">Done</w:t>
+      </w:r>
+      <w:r>
+        <w:t xml:space="preserve"> — </w:t>
       </w:r>
       <w:r>
         <w:rPr>
@@ -24580,10 +24793,10 @@
           <w:szCs w:val="18"/>
           <w:shd w:fill="F4F6F8" w:val="clear"/>
         </w:rPr>
-        <w:t xml:space="preserve">test-data/sample-mission.txt</w:t>
-      </w:r>
-      <w:r>
-        <w:t xml:space="preserve">. Data analysis is worth 20 points and four hours is not long to build it from nothing.</w:t>
+        <w:t xml:space="preserve">analysis/</w:t>
+      </w:r>
+      <w:r>
+        <w:t xml:space="preserve">: a notebook and a one-command CLI that write the mandatory graphs, the descent rate and drag coefficient, and a summary, tested against a synthetic flight. Rehearse it once before the launch.</w:t>
       </w:r>
     </w:p>
     <w:p>
@@ -25810,7 +26023,7 @@
         <w:t xml:space="preserve">Code originality — 9 or 10 of 10.</w:t>
       </w:r>
       <w:r>
-        <w:t xml:space="preserve"> Self-written, no third-party libraries in the flight path, heavily commented, held by 6091 automated checks. This section rewards exactly what this repository is.</w:t>
+        <w:t xml:space="preserve"> Self-written, no third-party libraries in the flight path, heavily commented, held by 6131 automated checks. This section rewards exactly what this repository is.</w:t>
       </w:r>
     </w:p>
     <w:p>
@@ -25891,20 +26104,10 @@
           <w:b/>
           <w:bCs/>
         </w:rPr>
-        <w:t xml:space="preserve">Data analysis — 20 points, tooling ready and unused.</w:t>
-      </w:r>
-      <w:r>
-        <w:t xml:space="preserve"> The ground station exports CSV and the web console plots live. Four hours post-launch is not long to build graphs from scratch: </w:t>
-      </w:r>
-      <w:r>
-        <w:rPr>
-          <w:b/>
-          <w:bCs/>
-        </w:rPr>
-        <w:t xml:space="preserve">write the analysis notebook before launch day</w:t>
-      </w:r>
-      <w:r>
-        <w:t xml:space="preserve">, against </w:t>
+        <w:t xml:space="preserve">Data analysis — 20 points, ready before the flight.</w:t>
+      </w:r>
+      <w:r>
+        <w:t xml:space="preserve"> </w:t>
       </w:r>
       <w:r>
         <w:rPr>
@@ -25913,10 +26116,10 @@
           <w:szCs w:val="18"/>
           <w:shd w:fill="F4F6F8" w:val="clear"/>
         </w:rPr>
-        <w:t xml:space="preserve">test-data/sample-mission.txt</w:t>
-      </w:r>
-      <w:r>
-        <w:t xml:space="preserve">.</w:t>
+        <w:t xml:space="preserve">analysis/flight_analysis.py</w:t>
+      </w:r>
+      <w:r>
+        <w:t xml:space="preserve"> and its notebook read the SD log, the ground CSV or raw packets, and in one command write the three mandatory graphs, the descent rate by regression, the implied drag coefficient, acceleration, orientation, spin, pendulum frequency, GPS drift, acoustic level and SD-against-ground radio loss. It is tested against a synthetic flight whose answers are known — rate within 3 %, drag coefficient within 6 %, release within 0.15 s — and it corrects F-21's altitude bias.</w:t>
       </w:r>
     </w:p>
     <w:p>
@@ -29877,6 +30080,22 @@
           <w:szCs w:val="16"/>
         </w:rPr>
         <w:t xml:space="preserve">simulations/           descent model + tests</w:t>
+      </w:r>
+    </w:p>
+    <w:p>
+      <w:pPr>
+        <w:shd w:fill="F4F6F8" w:val="clear"/>
+        <w:spacing w:after="0" w:before="0" w:line="240"/>
+        <w:ind w:left="180" w:right="180"/>
+      </w:pPr>
+      <w:r>
+        <w:rPr>
+          <w:rFonts w:ascii="Consolas" w:cs="Consolas" w:eastAsia="Consolas" w:hAnsi="Consolas"/>
+          <w:color w:val="212121"/>
+          <w:sz w:val="16"/>
+          <w:szCs w:val="16"/>
+        </w:rPr>
+        <w:t xml:space="preserve">analysis/              post-flight analysis: notebook, one-command CLI, synthetic flight</w:t>
       </w:r>
     </w:p>
     <w:p>
